--- a/SAMR_CasosUso_Completos/Especificacion_Casos_de_Uso_SAMR_v3.docx
+++ b/SAMR_CasosUso_Completos/Especificacion_Casos_de_Uso_SAMR_v3.docx
@@ -258,7 +258,7 @@
         <w:rPr>
           <w:lang w:val="en-US"/>
         </w:rPr>
-        <w:t>3.0.0</w:t>
+        <w:t>[2.0.0]</w:t>
       </w:r>
       <w:bookmarkEnd w:id="0"/>
     </w:p>
@@ -2936,30 +2936,28 @@
                 <w:sz w:val="20"/>
                 <w:szCs w:val="20"/>
               </w:rPr>
+              <w:t>Consosrcio</w:t>
             </w:r>
             <w:r>
               <w:rPr>
                 <w:sz w:val="20"/>
                 <w:szCs w:val="20"/>
               </w:rPr>
+              <w:t>,</w:t>
             </w:r>
             <w:r>
               <w:rPr>
                 <w:sz w:val="20"/>
                 <w:szCs w:val="20"/>
               </w:rPr>
+              <w:t xml:space="preserve"> </w:t>
             </w:r>
             <w:r>
               <w:rPr>
                 <w:sz w:val="20"/>
                 <w:szCs w:val="20"/>
               </w:rPr>
-            </w:r>
-            <w:r>
-              <w:rPr>
-                <w:sz w:val="20"/>
-              </w:rPr>
-              <w:t>API IESS / Red Salud Pública, DPO (ST06)</w:t>
+              <w:t>IESS/MSP</w:t>
             </w:r>
           </w:p>
         </w:tc>
@@ -3430,11 +3428,6 @@
                 <w:b w:val="0"/>
                 <w:sz w:val="20"/>
               </w:rPr>
-            </w:r>
-            <w:r>
-              <w:rPr>
-                <w:sz w:val="20"/>
-              </w:rPr>
               <w:t>1</w:t>
             </w:r>
           </w:p>
@@ -3474,12 +3467,7 @@
                 <w:b w:val="0"/>
                 <w:sz w:val="20"/>
               </w:rPr>
-            </w:r>
-            <w:r>
-              <w:rPr>
-                <w:sz w:val="20"/>
-              </w:rPr>
-              <w:t>El Usuario ingresa sus datos y número de afiliación en el Formulario de Registro.</w:t>
+              <w:t>El Usuario ingresa sus datos credenciales y número de afiliación en el Formulario de Registro.</w:t>
             </w:r>
           </w:p>
         </w:tc>
@@ -3522,11 +3510,6 @@
                 <w:b w:val="0"/>
                 <w:sz w:val="20"/>
               </w:rPr>
-            </w:r>
-            <w:r>
-              <w:rPr>
-                <w:sz w:val="20"/>
-              </w:rPr>
               <w:t>2</w:t>
             </w:r>
           </w:p>
@@ -3566,12 +3549,7 @@
                 <w:b w:val="0"/>
                 <w:sz w:val="20"/>
               </w:rPr>
-            </w:r>
-            <w:r>
-              <w:rPr>
-                <w:sz w:val="20"/>
-              </w:rPr>
-              <w:t>El Formulario de Registro transmite la petición de elegibilidad a la API del IESS/MSP.</w:t>
+              <w:t>El Formulario de Registro transmite la petición de elegibilidad federada a la API del IESS/MSP.</w:t>
             </w:r>
           </w:p>
         </w:tc>
@@ -3614,11 +3592,6 @@
                 <w:b w:val="0"/>
                 <w:sz w:val="20"/>
               </w:rPr>
-            </w:r>
-            <w:r>
-              <w:rPr>
-                <w:sz w:val="20"/>
-              </w:rPr>
               <w:t>3</w:t>
             </w:r>
           </w:p>
@@ -3658,12 +3631,7 @@
                 <w:b w:val="0"/>
                 <w:sz w:val="20"/>
               </w:rPr>
-            </w:r>
-            <w:r>
-              <w:rPr>
-                <w:sz w:val="20"/>
-              </w:rPr>
-              <w:t>La API del IESS/MSP devuelve el estado de cobertura e historial clínico HL7/FHIR al Módulo de Acceso (M1). Si la API no responde, el módulo persiste los datos localmente y continúa sin bloquear el registro.</w:t>
+              <w:t>La API del IESS/MSP devuelve el estado de cobertura y el historial clínico HL7/FHIR al Módulo de Acceso (M1). Si la API no responde, el Módulo de Acceso activa el Modo Degradado Asíncrono: persiste los datos localmente en cola de mensajería hasta restablecer conexión.</w:t>
             </w:r>
           </w:p>
         </w:tc>
@@ -3706,11 +3674,6 @@
                 <w:b w:val="0"/>
                 <w:sz w:val="20"/>
               </w:rPr>
-            </w:r>
-            <w:r>
-              <w:rPr>
-                <w:sz w:val="20"/>
-              </w:rPr>
               <w:t>4</w:t>
             </w:r>
           </w:p>
@@ -3750,12 +3713,7 @@
                 <w:b w:val="0"/>
                 <w:sz w:val="20"/>
               </w:rPr>
-            </w:r>
-            <w:r>
-              <w:rPr>
-                <w:sz w:val="20"/>
-              </w:rPr>
-              <w:t>El Módulo de Acceso (M1) solicita la verificación del segundo factor de autenticación (MFA).</w:t>
+              <w:t>El Módulo de Acceso (M1) solicita la inicialización del segundo factor de autenticación al Servicio MFA.</w:t>
             </w:r>
           </w:p>
         </w:tc>
@@ -3798,11 +3756,6 @@
                 <w:b w:val="0"/>
                 <w:sz w:val="20"/>
               </w:rPr>
-            </w:r>
-            <w:r>
-              <w:rPr>
-                <w:sz w:val="20"/>
-              </w:rPr>
               <w:t>5</w:t>
             </w:r>
           </w:p>
@@ -3842,12 +3795,7 @@
                 <w:b w:val="0"/>
                 <w:sz w:val="20"/>
               </w:rPr>
-            </w:r>
-            <w:r>
-              <w:rPr>
-                <w:sz w:val="20"/>
-              </w:rPr>
-              <w:t>El Servicio MFA envía un código único al dispositivo móvil del Usuario.</w:t>
+              <w:t>El Servicio MFA despacha un código de verificación único al dispositivo móvil del Usuario.</w:t>
             </w:r>
           </w:p>
         </w:tc>
@@ -3890,11 +3838,6 @@
                 <w:b w:val="0"/>
                 <w:sz w:val="20"/>
               </w:rPr>
-            </w:r>
-            <w:r>
-              <w:rPr>
-                <w:sz w:val="20"/>
-              </w:rPr>
               <w:t>6</w:t>
             </w:r>
           </w:p>
@@ -3939,12 +3882,7 @@
                 <w:b w:val="0"/>
                 <w:sz w:val="20"/>
               </w:rPr>
-            </w:r>
-            <w:r>
-              <w:rPr>
-                <w:sz w:val="20"/>
-              </w:rPr>
-              <w:t>El Usuario ingresa el código de verificación recibido.</w:t>
+              <w:t>El Usuario digita el código de verificación recibido en la Interfaz de Acceso.</w:t>
             </w:r>
           </w:p>
         </w:tc>
@@ -3987,11 +3925,6 @@
                 <w:b w:val="0"/>
                 <w:sz w:val="20"/>
               </w:rPr>
-            </w:r>
-            <w:r>
-              <w:rPr>
-                <w:sz w:val="20"/>
-              </w:rPr>
               <w:t>7</w:t>
             </w:r>
           </w:p>
@@ -4031,12 +3964,7 @@
                 <w:b w:val="0"/>
                 <w:sz w:val="20"/>
               </w:rPr>
-            </w:r>
-            <w:r>
-              <w:rPr>
-                <w:sz w:val="20"/>
-              </w:rPr>
-              <w:t>El Módulo de Acceso valida el código MFA, genera el token de sesión OAuth 2.0 y registra el evento de autenticación en el log de auditoría (M5).</w:t>
+              <w:t>La Interfaz de Acceso envía la confirmación de identidad aprobada al JWT Service.</w:t>
             </w:r>
           </w:p>
         </w:tc>
@@ -4079,11 +4007,6 @@
                 <w:b w:val="0"/>
                 <w:sz w:val="20"/>
               </w:rPr>
-            </w:r>
-            <w:r>
-              <w:rPr>
-                <w:sz w:val="20"/>
-              </w:rPr>
               <w:t>8</w:t>
             </w:r>
           </w:p>
@@ -4123,12 +4046,7 @@
                 <w:b w:val="0"/>
                 <w:sz w:val="20"/>
               </w:rPr>
-            </w:r>
-            <w:r>
-              <w:rPr>
-                <w:sz w:val="20"/>
-              </w:rPr>
-              <w:t>El DPO supervisa que el consentimiento LOPDP haya sido registrado antes de activar el acceso al historial clínico.</w:t>
+              <w:t>El JWT Service registra la firma inmutable del evento de autenticación en el Log Engine (M5).</w:t>
             </w:r>
           </w:p>
         </w:tc>
@@ -4171,11 +4089,6 @@
                 <w:b w:val="0"/>
                 <w:sz w:val="20"/>
               </w:rPr>
-            </w:r>
-            <w:r>
-              <w:rPr>
-                <w:sz w:val="20"/>
-              </w:rPr>
               <w:t>9</w:t>
             </w:r>
           </w:p>
@@ -4215,12 +4128,7 @@
                 <w:b w:val="0"/>
                 <w:sz w:val="20"/>
               </w:rPr>
-            </w:r>
-            <w:r>
-              <w:rPr>
-                <w:sz w:val="20"/>
-              </w:rPr>
-              <w:t>El Módulo de Acceso habilita la pantalla de control correspondiente al rol del Usuario.</w:t>
+              <w:t>El Log Engine (M5) despliega la pantalla de control personalizada correspondiente al rol asignado del Usuario.</w:t>
             </w:r>
           </w:p>
         </w:tc>
@@ -4746,12 +4654,7 @@
                 <w:b w:val="0"/>
                 <w:sz w:val="20"/>
               </w:rPr>
-            </w:r>
-            <w:r>
-              <w:rPr>
-                <w:sz w:val="20"/>
-              </w:rPr>
-              <w:t>UC-02</w:t>
+              <w:t>Triaje Inteligente y Gestión de Solicitudes Multicanal</w:t>
             </w:r>
           </w:p>
         </w:tc>
@@ -4832,12 +4735,7 @@
                 <w:b w:val="0"/>
                 <w:sz w:val="20"/>
               </w:rPr>
-            </w:r>
-            <w:r>
-              <w:rPr>
-                <w:sz w:val="20"/>
-              </w:rPr>
-              <w:t>Triaje Inteligente y Gestión de Solicitudes</w:t>
+              <w:t>Paciente (ST01)</w:t>
             </w:r>
           </w:p>
         </w:tc>
@@ -4913,12 +4811,7 @@
                 <w:b w:val="0"/>
                 <w:sz w:val="20"/>
               </w:rPr>
-            </w:r>
-            <w:r>
-              <w:rPr>
-                <w:sz w:val="20"/>
-              </w:rPr>
-              <w:t>Paciente (ST01)</w:t>
+              <w:t>Interfaz Bot Conversacional, Formulario Autónomo, Dispositivo IoT, Med-Gemini, Motor de Matching, Personal Médico, Centro de Asistencia (ST04)</w:t>
             </w:r>
           </w:p>
           <w:p>
@@ -5017,12 +4910,7 @@
                 <w:b w:val="0"/>
                 <w:sz w:val="20"/>
               </w:rPr>
-            </w:r>
-            <w:r>
-              <w:rPr>
-                <w:sz w:val="20"/>
-              </w:rPr>
-              <w:t>Bot Conversacional, Dispositivo IoT, Med-Gemini, Personal Médico (ST02), Personal Administrativo (ST03), Centro de Asistencia (ST04)</w:t>
+              <w:t>Alta (Must)</w:t>
             </w:r>
           </w:p>
         </w:tc>
@@ -5096,11 +4984,6 @@
               <w:rPr>
                 <w:sz w:val="18"/>
                 <w:szCs w:val="18"/>
-              </w:rPr>
-            </w:r>
-            <w:r>
-              <w:rPr>
-                <w:sz w:val="20"/>
               </w:rPr>
               <w:t>Alta (Must)</w:t>
             </w:r>
@@ -5727,11 +5610,6 @@
                 <w:b w:val="0"/>
                 <w:sz w:val="20"/>
               </w:rPr>
-            </w:r>
-            <w:r>
-              <w:rPr>
-                <w:sz w:val="20"/>
-              </w:rPr>
               <w:t>1</w:t>
             </w:r>
           </w:p>
@@ -5819,12 +5697,7 @@
                 <w:b w:val="0"/>
                 <w:sz w:val="20"/>
               </w:rPr>
-            </w:r>
-            <w:r>
-              <w:rPr>
-                <w:sz w:val="20"/>
-              </w:rPr>
-              <w:t>El Paciente accede a la aplicación y selecciona la modalidad de reporte: formulario guiado por el Bot Conversacional, formulario autónomo o botón de alerta de emergencia IoT.</w:t>
+              <w:t>El Paciente selecciona la modalidad de ingreso: Bot Conversacional, Formulario Autónomo o Alerta IoT en la Interfaz del Paciente.</w:t>
             </w:r>
           </w:p>
         </w:tc>
@@ -5864,11 +5737,6 @@
                 <w:b w:val="0"/>
                 <w:sz w:val="20"/>
               </w:rPr>
-            </w:r>
-            <w:r>
-              <w:rPr>
-                <w:sz w:val="20"/>
-              </w:rPr>
               <w:t>2</w:t>
             </w:r>
           </w:p>
@@ -5938,12 +5806,7 @@
                 <w:b w:val="0"/>
                 <w:sz w:val="20"/>
               </w:rPr>
-            </w:r>
-            <w:r>
-              <w:rPr>
-                <w:sz w:val="20"/>
-              </w:rPr>
-              <w:t>El Bot Conversacional guía al Paciente con preguntas simples y en lenguaje natural para describir sus síntomas (máximo 5-7 pasos). Si el Paciente eligió el formulario autónomo, lo completa directamente.</w:t>
+              <w:t>La Interfaz del Bot Conversacional recopila las descripciones de malestar estructuradas del Paciente mediante preguntas guiadas (máximo 5-7 pasos). [Alternativa: el Paciente diligencia el Formulario Autónomo de forma independiente.]</w:t>
             </w:r>
           </w:p>
         </w:tc>
@@ -5981,11 +5844,6 @@
             <w:r>
               <w:rPr>
                 <w:b w:val="0"/>
-                <w:sz w:val="20"/>
-              </w:rPr>
-            </w:r>
-            <w:r>
-              <w:rPr>
                 <w:sz w:val="20"/>
               </w:rPr>
               <w:t>3</w:t>
@@ -6038,12 +5896,7 @@
                 <w:b w:val="0"/>
                 <w:sz w:val="20"/>
               </w:rPr>
-            </w:r>
-            <w:r>
-              <w:rPr>
-                <w:sz w:val="20"/>
-              </w:rPr>
-              <w:t>El Bot Conversacional o el formulario autónomo envía el paquete de síntomas estructurados al Módulo de Solicitudes (M2).</w:t>
+              <w:t>La Interfaz del Bot Conversacional (o el Formulario Autónomo) despacha el paquete de síntomas estructurados al Módulo de Solicitudes (M2).</w:t>
             </w:r>
           </w:p>
         </w:tc>
@@ -6083,11 +5936,6 @@
                 <w:b w:val="0"/>
                 <w:sz w:val="20"/>
               </w:rPr>
-            </w:r>
-            <w:r>
-              <w:rPr>
-                <w:sz w:val="20"/>
-              </w:rPr>
               <w:t>4</w:t>
             </w:r>
           </w:p>
@@ -6130,12 +5978,7 @@
                 <w:b w:val="0"/>
                 <w:sz w:val="20"/>
               </w:rPr>
-            </w:r>
-            <w:r>
-              <w:rPr>
-                <w:sz w:val="20"/>
-              </w:rPr>
-              <w:t>El Módulo de Solicitudes (M2) invoca a Med-Gemini con los datos recibidos. Si la modalidad fue alerta IoT, el Dispositivo IoT envía las lecturas biométricas del momento y el Módulo las incluye en la solicitud sin intervención del Paciente.</w:t>
+              <w:t>El Módulo de Solicitudes (M2) invoca el análisis predictivo clínico de Med-Gemini con el paquete de síntomas recibido. [Flujo IoT: el Dispositivo IoT del Paciente transmite lecturas biométricas al Módulo de Solicitudes, que las empaqueta y reenvía a Med-Gemini sin interacción del usuario.]</w:t>
             </w:r>
           </w:p>
         </w:tc>
@@ -6175,11 +6018,6 @@
                 <w:b w:val="0"/>
                 <w:sz w:val="20"/>
               </w:rPr>
-            </w:r>
-            <w:r>
-              <w:rPr>
-                <w:sz w:val="20"/>
-              </w:rPr>
               <w:t>5</w:t>
             </w:r>
           </w:p>
@@ -6285,12 +6123,7 @@
                 <w:b w:val="0"/>
                 <w:sz w:val="20"/>
               </w:rPr>
-            </w:r>
-            <w:r>
-              <w:rPr>
-                <w:sz w:val="20"/>
-              </w:rPr>
-              <w:t>Med-Gemini clasifica el nivel de prioridad médica (crítico, urgente, moderado o leve) y genera una explicación XAI comprensible para el Paciente y el Personal Médico.</w:t>
+              <w:t>Med-Gemini clasifica el nivel de prioridad médica (crítico, urgente, moderado, leve) y genera el objeto de Explicación XAI con justificación clínica comprensible.</w:t>
             </w:r>
           </w:p>
         </w:tc>
@@ -6330,11 +6163,6 @@
                 <w:b w:val="0"/>
                 <w:sz w:val="20"/>
               </w:rPr>
-            </w:r>
-            <w:r>
-              <w:rPr>
-                <w:sz w:val="20"/>
-              </w:rPr>
               <w:t>6</w:t>
             </w:r>
           </w:p>
@@ -6368,12 +6196,7 @@
                 <w:b w:val="0"/>
                 <w:sz w:val="20"/>
               </w:rPr>
-            </w:r>
-            <w:r>
-              <w:rPr>
-                <w:sz w:val="20"/>
-              </w:rPr>
-              <w:t>El Módulo de Solicitudes presenta al Paciente la clasificación de riesgo y la explicación en lenguaje simple.</w:t>
+              <w:t>La Explicación XAI proyecta el nivel de riesgo y la justificación clínica en lenguaje sencillo ante el Paciente.</w:t>
             </w:r>
           </w:p>
         </w:tc>
@@ -6413,11 +6236,6 @@
                 <w:b w:val="0"/>
                 <w:sz w:val="20"/>
               </w:rPr>
-            </w:r>
-            <w:r>
-              <w:rPr>
-                <w:sz w:val="20"/>
-              </w:rPr>
               <w:t>7</w:t>
             </w:r>
           </w:p>
@@ -6487,12 +6305,7 @@
                 <w:b w:val="0"/>
                 <w:sz w:val="20"/>
               </w:rPr>
-            </w:r>
-            <w:r>
-              <w:rPr>
-                <w:sz w:val="20"/>
-              </w:rPr>
-              <w:t>El Motor de Matching evalúa la disponibilidad, especialidad, distancia y carga de trabajo de los centros disponibles y asigna el caso al Personal Médico y Centro de Asistencia más idóneo.</w:t>
+              <w:t>La Explicación XAI inyecta el diagnóstico preliminar y las variables geográficas en el Motor de Matching.</w:t>
             </w:r>
           </w:p>
         </w:tc>
@@ -6532,11 +6345,6 @@
                 <w:b w:val="0"/>
                 <w:sz w:val="20"/>
               </w:rPr>
-            </w:r>
-            <w:r>
-              <w:rPr>
-                <w:sz w:val="20"/>
-              </w:rPr>
               <w:t>8</w:t>
             </w:r>
           </w:p>
@@ -6588,12 +6396,7 @@
                 <w:b w:val="0"/>
                 <w:sz w:val="20"/>
               </w:rPr>
-            </w:r>
-            <w:r>
-              <w:rPr>
-                <w:sz w:val="20"/>
-              </w:rPr>
-              <w:t>El Personal Médico recibe la notificación de asignación con el resumen del triaje y los datos del Paciente.</w:t>
+              <w:t>El Motor de Matching evalúa la disponibilidad de recursos médicos (especialidad, carga, distancia, tiempo) y asigna el caso al Personal Médico y Centro de Asistencia más idóneo.</w:t>
             </w:r>
           </w:p>
         </w:tc>
@@ -6633,11 +6436,6 @@
                 <w:b w:val="0"/>
                 <w:sz w:val="20"/>
               </w:rPr>
-            </w:r>
-            <w:r>
-              <w:rPr>
-                <w:sz w:val="20"/>
-              </w:rPr>
               <w:t>9</w:t>
             </w:r>
           </w:p>
@@ -6671,12 +6469,7 @@
                 <w:b w:val="0"/>
                 <w:sz w:val="20"/>
               </w:rPr>
-            </w:r>
-            <w:r>
-              <w:rPr>
-                <w:sz w:val="20"/>
-              </w:rPr>
-              <w:t>El Personal Médico o el Centro de Asistencia actualiza el estado de la solicitud.</w:t>
+              <w:t>El Personal Médico recibe la notificación de asignación con el resumen del triaje y los datos del Paciente.</w:t>
             </w:r>
           </w:p>
         </w:tc>
@@ -6719,11 +6512,6 @@
                 <w:b w:val="0"/>
                 <w:sz w:val="20"/>
               </w:rPr>
-            </w:r>
-            <w:r>
-              <w:rPr>
-                <w:sz w:val="20"/>
-              </w:rPr>
               <w:t>10</w:t>
             </w:r>
           </w:p>
@@ -6838,12 +6626,7 @@
                 <w:b w:val="0"/>
                 <w:sz w:val="20"/>
               </w:rPr>
-            </w:r>
-            <w:r>
-              <w:rPr>
-                <w:sz w:val="20"/>
-              </w:rPr>
-              <w:t>El Panel Dinámico de Estados notifica al Paciente la confirmación de asignación y el tiempo estimado de atención.</w:t>
+              <w:t>El Personal Médico (o Centro de Asistencia) actualiza el estado de la asignación en el Panel Dinámico de Estados.</w:t>
             </w:r>
           </w:p>
         </w:tc>
@@ -6886,11 +6669,6 @@
                 <w:b w:val="0"/>
                 <w:sz w:val="20"/>
               </w:rPr>
-            </w:r>
-            <w:r>
-              <w:rPr>
-                <w:sz w:val="20"/>
-              </w:rPr>
               <w:t>11</w:t>
             </w:r>
           </w:p>
@@ -6942,12 +6720,7 @@
                 <w:b w:val="0"/>
                 <w:sz w:val="20"/>
               </w:rPr>
-            </w:r>
-            <w:r>
-              <w:rPr>
-                <w:sz w:val="20"/>
-              </w:rPr>
-              <w:t>El log de auditoría registra el proceso completo de forma inmutable, incluyendo la versión de Med-Gemini y el nivel de confianza de la clasificación.</w:t>
+              <w:t>El Panel Dinámico de Estados notifica al Paciente la confirmación de asignación y el tiempo estimado de atención.</w:t>
             </w:r>
           </w:p>
         </w:tc>
@@ -7757,12 +7530,7 @@
                 <w:b w:val="0"/>
                 <w:sz w:val="20"/>
               </w:rPr>
-            </w:r>
-            <w:r>
-              <w:rPr>
-                <w:sz w:val="20"/>
-              </w:rPr>
-              <w:t>Dispositivo IoT (EKG/EEG/SpO2), Med-Gemini, Bot Conversacional, Personal Médico (ST02), Centro de Asistencia (ST04)</w:t>
+              <w:t>Dispositivo IoT (EKG/EEG/SpO2), Módulo de Captura (M3), Med-Gemini, Alerta Predictiva XAI, Bot Conversacional, Personal Médico, Centro de Asistencia (ST04)</w:t>
             </w:r>
           </w:p>
         </w:tc>
@@ -7839,12 +7607,7 @@
                 <w:b w:val="0"/>
                 <w:sz w:val="20"/>
               </w:rPr>
-            </w:r>
-            <w:r>
-              <w:rPr>
-                <w:sz w:val="20"/>
-              </w:rPr>
-              <w:t>Alta (Must)</w:t>
+              <w:t>Alta (Must — Crítico para la preservación de la vida)</w:t>
             </w:r>
           </w:p>
         </w:tc>
@@ -8168,11 +7931,6 @@
                 <w:b w:val="0"/>
                 <w:sz w:val="20"/>
               </w:rPr>
-            </w:r>
-            <w:r>
-              <w:rPr>
-                <w:sz w:val="20"/>
-              </w:rPr>
               <w:t>1</w:t>
             </w:r>
           </w:p>
@@ -8208,12 +7966,7 @@
                 <w:b w:val="0"/>
                 <w:sz w:val="20"/>
               </w:rPr>
-            </w:r>
-            <w:r>
-              <w:rPr>
-                <w:sz w:val="20"/>
-              </w:rPr>
-              <w:t>El Dispositivo IoT del Paciente transmite lecturas fisiológicas continuas (EKG, EEG, SpO2) al Módulo de Captura (M3).</w:t>
+              <w:t>El Dispositivo IoT transmite ráfagas de lecturas fisiológicas continuas (EKG, EEG, SpO2) al Módulo de Captura (M3).</w:t>
             </w:r>
           </w:p>
         </w:tc>
@@ -8250,11 +8003,6 @@
                 <w:b w:val="0"/>
                 <w:sz w:val="20"/>
               </w:rPr>
-            </w:r>
-            <w:r>
-              <w:rPr>
-                <w:sz w:val="20"/>
-              </w:rPr>
               <w:t>2</w:t>
             </w:r>
           </w:p>
@@ -8290,12 +8038,7 @@
                 <w:b w:val="0"/>
                 <w:sz w:val="20"/>
               </w:rPr>
-            </w:r>
-            <w:r>
-              <w:rPr>
-                <w:sz w:val="20"/>
-              </w:rPr>
-              <w:t>El Módulo de Captura (M3) procesa el flujo de datos con latencia máxima de 1 segundo y lo envía a Med-Gemini para análisis predictivo.</w:t>
+              <w:t>El Módulo de Captura (M3) procesa el flujo de datos masivos con latencia máxima de 1 segundo y los envía a Med-Gemini.</w:t>
             </w:r>
           </w:p>
         </w:tc>
@@ -8332,11 +8075,6 @@
                 <w:b w:val="0"/>
                 <w:sz w:val="20"/>
               </w:rPr>
-            </w:r>
-            <w:r>
-              <w:rPr>
-                <w:sz w:val="20"/>
-              </w:rPr>
               <w:t>3</w:t>
             </w:r>
           </w:p>
@@ -8372,12 +8110,7 @@
                 <w:b w:val="0"/>
                 <w:sz w:val="20"/>
               </w:rPr>
-            </w:r>
-            <w:r>
-              <w:rPr>
-                <w:sz w:val="20"/>
-              </w:rPr>
-              <w:t>Med-Gemini identifica un patrón precursor de evento crítico y genera una alerta proactiva con nivel de riesgo y explicación clínica (XAI).</w:t>
+              <w:t>Med-Gemini identifica un patrón precursor anómalo cardíaco o cerebral y genera una Alerta Predictiva Explicable (XAI) con nivel de riesgo y justificación clínica.</w:t>
             </w:r>
           </w:p>
         </w:tc>
@@ -8414,11 +8147,6 @@
                 <w:b w:val="0"/>
                 <w:sz w:val="20"/>
               </w:rPr>
-            </w:r>
-            <w:r>
-              <w:rPr>
-                <w:sz w:val="20"/>
-              </w:rPr>
               <w:t>4</w:t>
             </w:r>
           </w:p>
@@ -8454,12 +8182,7 @@
                 <w:b w:val="0"/>
                 <w:sz w:val="20"/>
               </w:rPr>
-            </w:r>
-            <w:r>
-              <w:rPr>
-                <w:sz w:val="20"/>
-              </w:rPr>
-              <w:t>La alerta activa el Bot Conversacional en el dispositivo del Paciente.</w:t>
+              <w:t>La Alerta Predictiva XAI activa de forma instantánea el despliegue del Bot Conversacional en el dispositivo del Paciente.</w:t>
             </w:r>
           </w:p>
         </w:tc>
@@ -8496,11 +8219,6 @@
                 <w:b w:val="0"/>
                 <w:sz w:val="20"/>
               </w:rPr>
-            </w:r>
-            <w:r>
-              <w:rPr>
-                <w:sz w:val="20"/>
-              </w:rPr>
               <w:t>5</w:t>
             </w:r>
           </w:p>
@@ -8536,12 +8254,7 @@
                 <w:b w:val="0"/>
                 <w:sz w:val="20"/>
               </w:rPr>
-            </w:r>
-            <w:r>
-              <w:rPr>
-                <w:sz w:val="20"/>
-              </w:rPr>
-              <w:t>El Bot Conversacional comunica la alerta al Paciente en lenguaje comprensible, sin tecnicismos médicos, y lo guía con los pasos a seguir mientras llega la ayuda.</w:t>
+              <w:t>El Bot Conversacional transmite las instrucciones de soporte vital y pasos guiados al Paciente en lenguaje comprensible, sin tecnicismos médicos.</w:t>
             </w:r>
           </w:p>
         </w:tc>
@@ -8578,11 +8291,6 @@
                 <w:b w:val="0"/>
                 <w:sz w:val="20"/>
               </w:rPr>
-            </w:r>
-            <w:r>
-              <w:rPr>
-                <w:sz w:val="20"/>
-              </w:rPr>
               <w:t>6</w:t>
             </w:r>
           </w:p>
@@ -8618,12 +8326,7 @@
                 <w:b w:val="0"/>
                 <w:sz w:val="20"/>
               </w:rPr>
-            </w:r>
-            <w:r>
-              <w:rPr>
-                <w:sz w:val="20"/>
-              </w:rPr>
-              <w:t>El Paciente confirma su estado o solicita auxilio inmediato a través del Bot Conversacional.</w:t>
+              <w:t>El Paciente confirma la estabilidad o solicita auxilio inmediato a través del Bot Conversacional.</w:t>
             </w:r>
           </w:p>
         </w:tc>
@@ -8660,11 +8363,6 @@
                 <w:b w:val="0"/>
                 <w:sz w:val="20"/>
               </w:rPr>
-            </w:r>
-            <w:r>
-              <w:rPr>
-                <w:sz w:val="20"/>
-              </w:rPr>
               <w:t>7</w:t>
             </w:r>
           </w:p>
@@ -8700,12 +8398,7 @@
                 <w:b w:val="0"/>
                 <w:sz w:val="20"/>
               </w:rPr>
-            </w:r>
-            <w:r>
-              <w:rPr>
-                <w:sz w:val="20"/>
-              </w:rPr>
-              <w:t>El Bot Conversacional envía el resumen biométrico y la explicación de Med-Gemini al Personal Médico responsable.</w:t>
+              <w:t>El Bot Conversacional redirige el paquete telemétrico de emergencia crítica al Personal Médico con el resumen biométrico y la explicación de Med-Gemini.</w:t>
             </w:r>
           </w:p>
         </w:tc>
@@ -8742,11 +8435,6 @@
                 <w:b w:val="0"/>
                 <w:sz w:val="20"/>
               </w:rPr>
-            </w:r>
-            <w:r>
-              <w:rPr>
-                <w:sz w:val="20"/>
-              </w:rPr>
               <w:t>8</w:t>
             </w:r>
           </w:p>
@@ -8782,12 +8470,7 @@
                 <w:b w:val="0"/>
                 <w:sz w:val="20"/>
               </w:rPr>
-            </w:r>
-            <w:r>
-              <w:rPr>
-                <w:sz w:val="20"/>
-              </w:rPr>
-              <w:t>El Personal Médico evalúa el caso y decide la acción: iniciar teleconsulta (UC-04) o solicitar despacho de emergencia al Centro de Asistencia.</w:t>
+              <w:t>El Personal Médico evalúa el caso y autoriza el despacho inmediato de soporte móvil avanzado al Centro de Asistencia.</w:t>
             </w:r>
           </w:p>
         </w:tc>
@@ -8824,11 +8507,6 @@
                 <w:b w:val="0"/>
                 <w:sz w:val="20"/>
               </w:rPr>
-            </w:r>
-            <w:r>
-              <w:rPr>
-                <w:sz w:val="20"/>
-              </w:rPr>
               <w:t>9</w:t>
             </w:r>
           </w:p>
@@ -8864,12 +8542,7 @@
                 <w:b w:val="0"/>
                 <w:sz w:val="20"/>
               </w:rPr>
-            </w:r>
-            <w:r>
-              <w:rPr>
-                <w:sz w:val="20"/>
-              </w:rPr>
-              <w:t>El Centro de Asistencia confirma la recepción de la alerta y moviliza los recursos necesarios para atender al Paciente.</w:t>
+              <w:t>El Centro de Asistencia moviliza la unidad de rescate y actualiza las coordenadas de ruta para el Paciente.</w:t>
             </w:r>
           </w:p>
         </w:tc>
@@ -9444,12 +9117,7 @@
                 <w:b w:val="0"/>
                 <w:sz w:val="20"/>
               </w:rPr>
-            </w:r>
-            <w:r>
-              <w:rPr>
-                <w:sz w:val="20"/>
-              </w:rPr>
-              <w:t>Paciente (ST01), Med-Gemini, Módulo de Monitoreo (M3), Módulo de Recetas Digitales, Centro de Asistencia (ST04), Sistema de Emergencias</w:t>
+              <w:t>Panel de Teleconsulta (M4), Paciente (ST01), Med-Gemini, Módulo de Monitoreo (M3), Módulo de Recetas Digitales, Centro de Asistencia (ST04)</w:t>
             </w:r>
           </w:p>
         </w:tc>
@@ -9523,11 +9191,6 @@
               <w:rPr>
                 <w:sz w:val="18"/>
                 <w:szCs w:val="18"/>
-              </w:rPr>
-            </w:r>
-            <w:r>
-              <w:rPr>
-                <w:sz w:val="20"/>
               </w:rPr>
               <w:t>Alta (Must)</w:t>
             </w:r>
@@ -10210,11 +9873,6 @@
                 <w:b w:val="0"/>
                 <w:sz w:val="20"/>
               </w:rPr>
-            </w:r>
-            <w:r>
-              <w:rPr>
-                <w:sz w:val="20"/>
-              </w:rPr>
               <w:t>1</w:t>
             </w:r>
           </w:p>
@@ -10284,12 +9942,7 @@
                 <w:b w:val="0"/>
                 <w:sz w:val="20"/>
               </w:rPr>
-            </w:r>
-            <w:r>
-              <w:rPr>
-                <w:sz w:val="20"/>
-              </w:rPr>
-              <w:t>El Personal Médico inicia el canal de videollamada con el Paciente desde el Panel de Teleconsulta (M4).</w:t>
+              <w:t>El Personal Médico inicializa el canal multimedia interactivo en el Panel de Teleconsulta (M4).</w:t>
             </w:r>
           </w:p>
         </w:tc>
@@ -10329,11 +9982,6 @@
                 <w:b w:val="0"/>
                 <w:sz w:val="20"/>
               </w:rPr>
-            </w:r>
-            <w:r>
-              <w:rPr>
-                <w:sz w:val="20"/>
-              </w:rPr>
               <w:t>2</w:t>
             </w:r>
           </w:p>
@@ -10403,12 +10051,7 @@
                 <w:b w:val="0"/>
                 <w:sz w:val="20"/>
               </w:rPr>
-            </w:r>
-            <w:r>
-              <w:rPr>
-                <w:sz w:val="20"/>
-              </w:rPr>
-              <w:t>El Panel de Teleconsulta establece la transmisión de audio y video con el Paciente con latencia menor o igual a 200ms.</w:t>
+              <w:t>El Panel de Teleconsulta (M4) establece la transmisión bidireccional WebRTC de audio y video con el Paciente.</w:t>
             </w:r>
           </w:p>
         </w:tc>
@@ -10448,11 +10091,6 @@
                 <w:b w:val="0"/>
                 <w:sz w:val="20"/>
               </w:rPr>
-            </w:r>
-            <w:r>
-              <w:rPr>
-                <w:sz w:val="20"/>
-              </w:rPr>
               <w:t>3</w:t>
             </w:r>
           </w:p>
@@ -10540,12 +10178,7 @@
                 <w:b w:val="0"/>
                 <w:sz w:val="20"/>
               </w:rPr>
-            </w:r>
-            <w:r>
-              <w:rPr>
-                <w:sz w:val="20"/>
-              </w:rPr>
-              <w:t>El Panel de Teleconsulta extrae el historial clínico completo del Paciente, incluyendo las señales biométricas del Módulo de Monitoreo (M3).</w:t>
+              <w:t>El Panel de Teleconsulta (M4) extrae el flujo histórico biométrico consolidado desde el Módulo de Monitoreo (M3).</w:t>
             </w:r>
           </w:p>
         </w:tc>
@@ -10585,11 +10218,6 @@
                 <w:b w:val="0"/>
                 <w:sz w:val="20"/>
               </w:rPr>
-            </w:r>
-            <w:r>
-              <w:rPr>
-                <w:sz w:val="20"/>
-              </w:rPr>
               <w:t>4</w:t>
             </w:r>
           </w:p>
@@ -10731,11 +10359,6 @@
             <w:r>
               <w:rPr>
                 <w:b w:val="0"/>
-                <w:sz w:val="20"/>
-              </w:rPr>
-            </w:r>
-            <w:r>
-              <w:rPr>
                 <w:sz w:val="20"/>
               </w:rPr>
               <w:t>El Módulo de Monitoreo (M3) proyecta las gráficas de EKG, EEG y SpO2 en la pantalla del Personal Médico.</w:t>
@@ -10778,11 +10401,6 @@
                 <w:b w:val="0"/>
                 <w:sz w:val="20"/>
               </w:rPr>
-            </w:r>
-            <w:r>
-              <w:rPr>
-                <w:sz w:val="20"/>
-              </w:rPr>
               <w:t>5</w:t>
             </w:r>
           </w:p>
@@ -10951,12 +10569,7 @@
                 <w:b w:val="0"/>
                 <w:sz w:val="20"/>
               </w:rPr>
-            </w:r>
-            <w:r>
-              <w:rPr>
-                <w:sz w:val="20"/>
-              </w:rPr>
-              <w:t>El Personal Médico solicita sugerencias diagnósticas a Med-Gemini.</w:t>
+              <w:t>El Personal Médico solicita sugerencias de diagnóstico diferencial automatizadas a Med-Gemini.</w:t>
             </w:r>
           </w:p>
         </w:tc>
@@ -10996,11 +10609,6 @@
                 <w:b w:val="0"/>
                 <w:sz w:val="20"/>
               </w:rPr>
-            </w:r>
-            <w:r>
-              <w:rPr>
-                <w:sz w:val="20"/>
-              </w:rPr>
               <w:t>6</w:t>
             </w:r>
           </w:p>
@@ -11050,12 +10658,7 @@
                 <w:b w:val="0"/>
                 <w:sz w:val="20"/>
               </w:rPr>
-            </w:r>
-            <w:r>
-              <w:rPr>
-                <w:sz w:val="20"/>
-              </w:rPr>
-              <w:t>Med-Gemini evalúa el contexto clínico completo (historial, biometría, síntomas) y devuelve el diagnóstico sugerido con justificación XAI visible para el Personal Médico en tiempo real.</w:t>
+              <w:t>Med-Gemini evalúa el contexto clínico completo (historial, biometría, síntomas) y envía el diagnóstico sugerido con justificación XAI al Módulo de Recetas Digitales.</w:t>
             </w:r>
           </w:p>
         </w:tc>
@@ -11095,11 +10698,6 @@
                 <w:b w:val="0"/>
                 <w:sz w:val="20"/>
               </w:rPr>
-            </w:r>
-            <w:r>
-              <w:rPr>
-                <w:sz w:val="20"/>
-              </w:rPr>
               <w:t>7</w:t>
             </w:r>
           </w:p>
@@ -11167,11 +10765,6 @@
             <w:r>
               <w:rPr>
                 <w:b w:val="0"/>
-                <w:sz w:val="20"/>
-              </w:rPr>
-            </w:r>
-            <w:r>
-              <w:rPr>
                 <w:sz w:val="20"/>
               </w:rPr>
               <w:t>El Módulo de Recetas Digitales genera la orden de medicamentos y requiere la firma electrónica del Personal Médico.</w:t>
@@ -11214,11 +10807,6 @@
                 <w:b w:val="0"/>
                 <w:sz w:val="20"/>
               </w:rPr>
-            </w:r>
-            <w:r>
-              <w:rPr>
-                <w:sz w:val="20"/>
-              </w:rPr>
               <w:t>8</w:t>
             </w:r>
           </w:p>
@@ -11270,12 +10858,7 @@
                 <w:b w:val="0"/>
                 <w:sz w:val="20"/>
               </w:rPr>
-            </w:r>
-            <w:r>
-              <w:rPr>
-                <w:sz w:val="20"/>
-              </w:rPr>
-              <w:t>El Personal Médico evalúa la sugerencia de Med-Gemini, acepta, modifica o rechaza, y emite la receta digital firmada electrónicamente al Paciente.</w:t>
+              <w:t>El Personal Médico evalúa la sugerencia de Med-Gemini, acepta/modifica/rechaza, estampa su firma electrónica y transfiere la receta digital validada al Paciente.</w:t>
             </w:r>
           </w:p>
         </w:tc>
@@ -11315,11 +10898,6 @@
                 <w:b w:val="0"/>
                 <w:sz w:val="20"/>
               </w:rPr>
-            </w:r>
-            <w:r>
-              <w:rPr>
-                <w:sz w:val="20"/>
-              </w:rPr>
               <w:t>9</w:t>
             </w:r>
           </w:p>
@@ -11430,11 +11008,6 @@
             <w:r>
               <w:rPr>
                 <w:b w:val="0"/>
-                <w:sz w:val="20"/>
-              </w:rPr>
-            </w:r>
-            <w:r>
-              <w:rPr>
                 <w:sz w:val="20"/>
               </w:rPr>
               <w:t>Si el Personal Médico determina que el caso es crítico, activa la derivación de emergencia presencial. El Panel de Teleconsulta notifica al Centro de Asistencia con los datos clínicos urgentes del Paciente.</w:t>
@@ -11480,11 +11053,6 @@
                 <w:b w:val="0"/>
                 <w:sz w:val="20"/>
               </w:rPr>
-            </w:r>
-            <w:r>
-              <w:rPr>
-                <w:sz w:val="20"/>
-              </w:rPr>
               <w:t>10</w:t>
             </w:r>
           </w:p>
@@ -11536,12 +11104,7 @@
                 <w:b w:val="0"/>
                 <w:sz w:val="20"/>
               </w:rPr>
-            </w:r>
-            <w:r>
-              <w:rPr>
-                <w:sz w:val="20"/>
-              </w:rPr>
-              <w:t>Si el Personal Médico no puede atender la solicitud, selecciona un motivo obligatorio de rechazo. El sistema reasigna automáticamente el caso al médico o centro más idóneo en menos de 5 minutos.</w:t>
+              <w:t>Si el Personal Médico no puede atender la solicitud (sobrecarga, falta de especialidad o indisponibilidad), el Motor de Reasignación reubica automáticamente el caso al recurso más idóneo en menos de 5 minutos.</w:t>
             </w:r>
           </w:p>
         </w:tc>
@@ -11584,11 +11147,6 @@
                 <w:b w:val="0"/>
                 <w:sz w:val="20"/>
               </w:rPr>
-            </w:r>
-            <w:r>
-              <w:rPr>
-                <w:sz w:val="20"/>
-              </w:rPr>
               <w:t>11</w:t>
             </w:r>
           </w:p>
@@ -11640,12 +11198,7 @@
                 <w:b w:val="0"/>
                 <w:sz w:val="20"/>
               </w:rPr>
-            </w:r>
-            <w:r>
-              <w:rPr>
-                <w:sz w:val="20"/>
-              </w:rPr>
-              <w:t>El log de auditoría registra la sesión completa de forma inmutable: decisión médica, versión de Med-Gemini, nivel de confianza y firma del Personal Médico.</w:t>
+              <w:t>El Log Engine (M5) registra de forma inmutable la sesión completa: decisión médica, versión de Med-Gemini utilizada, nivel de confianza y firma del profesional.</w:t>
             </w:r>
           </w:p>
         </w:tc>
@@ -13465,12 +13018,7 @@
                 <w:szCs w:val="18"/>
                 <w:lang w:val="en-US"/>
               </w:rPr>
-            </w:r>
-            <w:r>
-              <w:rPr>
-                <w:sz w:val="20"/>
-              </w:rPr>
-              <w:t>Auditor MSP (ST05)</w:t>
+              <w:t>MSP (ST05 - Ministerio de Salud Pública / Auditor)</w:t>
             </w:r>
           </w:p>
         </w:tc>
@@ -13551,12 +13099,7 @@
                 <w:b w:val="0"/>
                 <w:sz w:val="20"/>
               </w:rPr>
-            </w:r>
-            <w:r>
-              <w:rPr>
-                <w:sz w:val="20"/>
-              </w:rPr>
-              <w:t>DPO (ST06), Módulo de Cumplimiento (M5), MLOps / Med-Gemini (ST07)</w:t>
+              <w:t>Módulo de Cumplimiento (M5), JWT Service, Log Engine, Repositorio Centralizado GCP, Med-Gemini, DPO (ST06)</w:t>
             </w:r>
           </w:p>
         </w:tc>
@@ -13630,11 +13173,6 @@
               <w:rPr>
                 <w:sz w:val="18"/>
                 <w:szCs w:val="18"/>
-              </w:rPr>
-            </w:r>
-            <w:r>
-              <w:rPr>
-                <w:sz w:val="20"/>
               </w:rPr>
               <w:t>Alta (Must)</w:t>
             </w:r>
@@ -14494,11 +14032,6 @@
                 <w:b w:val="0"/>
                 <w:sz w:val="20"/>
               </w:rPr>
-            </w:r>
-            <w:r>
-              <w:rPr>
-                <w:sz w:val="20"/>
-              </w:rPr>
               <w:t>1</w:t>
             </w:r>
           </w:p>
@@ -14532,12 +14065,7 @@
                 <w:b w:val="0"/>
                 <w:sz w:val="20"/>
               </w:rPr>
-            </w:r>
-            <w:r>
-              <w:rPr>
-                <w:sz w:val="20"/>
-              </w:rPr>
-              <w:t>El Auditor del MSP se autentica con sus credenciales en el Módulo de Cumplimiento (M5).</w:t>
+              <w:t>El Auditor del MSP solicita el acceso administrativo autenticándose ante el Módulo de Cumplimiento (M5).</w:t>
             </w:r>
           </w:p>
         </w:tc>
@@ -14577,11 +14105,6 @@
                 <w:b w:val="0"/>
                 <w:sz w:val="20"/>
               </w:rPr>
-            </w:r>
-            <w:r>
-              <w:rPr>
-                <w:sz w:val="20"/>
-              </w:rPr>
               <w:t>2</w:t>
             </w:r>
           </w:p>
@@ -14635,12 +14158,7 @@
                 <w:b w:val="0"/>
                 <w:sz w:val="20"/>
               </w:rPr>
-            </w:r>
-            <w:r>
-              <w:rPr>
-                <w:sz w:val="20"/>
-              </w:rPr>
-              <w:t>El Módulo de Cumplimiento verifica el token de acceso y habilita los permisos del rol de auditoría.</w:t>
+              <w:t>El Módulo de Cumplimiento (M5) reenvía el token de identidad para su verificación al JWT Service.</w:t>
             </w:r>
           </w:p>
         </w:tc>
@@ -14680,11 +14198,6 @@
                 <w:b w:val="0"/>
                 <w:sz w:val="20"/>
               </w:rPr>
-            </w:r>
-            <w:r>
-              <w:rPr>
-                <w:sz w:val="20"/>
-              </w:rPr>
               <w:t>3</w:t>
             </w:r>
           </w:p>
@@ -14749,12 +14262,7 @@
                 <w:b w:val="0"/>
                 <w:sz w:val="20"/>
               </w:rPr>
-            </w:r>
-            <w:r>
-              <w:rPr>
-                <w:sz w:val="20"/>
-              </w:rPr>
-              <w:t>El Auditor del MSP consulta los logs de auditoría inmutables generados por el sistema SAMR.</w:t>
+              <w:t>El JWT Service verifica la vigencia del token, autoriza los permisos del rol de auditoría y concede acceso al componente Log Engine.</w:t>
             </w:r>
           </w:p>
         </w:tc>
@@ -14794,11 +14302,6 @@
                 <w:b w:val="0"/>
                 <w:sz w:val="20"/>
               </w:rPr>
-            </w:r>
-            <w:r>
-              <w:rPr>
-                <w:sz w:val="20"/>
-              </w:rPr>
               <w:t>4</w:t>
             </w:r>
           </w:p>
@@ -14832,12 +14335,7 @@
                 <w:b w:val="0"/>
                 <w:sz w:val="20"/>
               </w:rPr>
-            </w:r>
-            <w:r>
-              <w:rPr>
-                <w:sz w:val="20"/>
-              </w:rPr>
-              <w:t>El Módulo de Cumplimiento descifra los registros solicitados con las llaves criptográficas AES-256 y los expone al Auditor.</w:t>
+              <w:t>El Log Engine ejecuta consultas paralelas descifrando bloques de datos dentro del Repositorio Centralizado GCP.</w:t>
             </w:r>
           </w:p>
         </w:tc>
@@ -14877,11 +14375,6 @@
                 <w:b w:val="0"/>
                 <w:sz w:val="20"/>
               </w:rPr>
-            </w:r>
-            <w:r>
-              <w:rPr>
-                <w:sz w:val="20"/>
-              </w:rPr>
               <w:t>5</w:t>
             </w:r>
           </w:p>
@@ -14915,12 +14408,7 @@
                 <w:b w:val="0"/>
                 <w:sz w:val="20"/>
               </w:rPr>
-            </w:r>
-            <w:r>
-              <w:rPr>
-                <w:sz w:val="20"/>
-              </w:rPr>
-              <w:t>El Auditor del MSP revisa las decisiones de Med-Gemini, los consentimientos LOPDP registrados y las métricas de equidad del modelo.</w:t>
+              <w:t>El Repositorio Centralizado GCP aplica las llaves criptográficas AES-256 exponiendo las trazas de IA al Auditor del MSP.</w:t>
             </w:r>
           </w:p>
         </w:tc>
@@ -14960,11 +14448,6 @@
                 <w:b w:val="0"/>
                 <w:sz w:val="20"/>
               </w:rPr>
-            </w:r>
-            <w:r>
-              <w:rPr>
-                <w:sz w:val="20"/>
-              </w:rPr>
               <w:t>6</w:t>
             </w:r>
           </w:p>
@@ -15005,12 +14488,7 @@
                 <w:b w:val="0"/>
                 <w:sz w:val="20"/>
               </w:rPr>
-            </w:r>
-            <w:r>
-              <w:rPr>
-                <w:sz w:val="20"/>
-              </w:rPr>
-              <w:t>El Auditor del MSP valida que los logs son suficientes para la certificación regulatoria y notifica su conformidad al DPO (ST06).</w:t>
+              <w:t>El Auditor del MSP valida las métricas de equidad de Med-Gemini y notifica la conformidad al Oficial de Protección de Datos (DPO).</w:t>
             </w:r>
           </w:p>
         </w:tc>
@@ -15050,11 +14528,6 @@
                 <w:b w:val="0"/>
                 <w:sz w:val="20"/>
               </w:rPr>
-            </w:r>
-            <w:r>
-              <w:rPr>
-                <w:sz w:val="20"/>
-              </w:rPr>
               <w:t>7</w:t>
             </w:r>
           </w:p>
@@ -15130,12 +14603,7 @@
                 <w:b w:val="0"/>
                 <w:sz w:val="20"/>
               </w:rPr>
-            </w:r>
-            <w:r>
-              <w:rPr>
-                <w:sz w:val="20"/>
-              </w:rPr>
-              <w:t>El DPO firma digitalmente el informe de auditoría. El Módulo de Cumplimiento registra el evento de cierre con hash SHA-256 inmutable.</w:t>
+              <w:t>El DPO firma digitalmente el informe de auditoría y el Log Engine registra el evento de cierre con hash SHA-256 inmutable para mantener la trazabilidad completa.</w:t>
             </w:r>
           </w:p>
         </w:tc>

--- a/SAMR_CasosUso_Completos/Especificacion_Casos_de_Uso_SAMR_v3.docx
+++ b/SAMR_CasosUso_Completos/Especificacion_Casos_de_Uso_SAMR_v3.docx
@@ -1,6 +1,6 @@
 
 <file path=word/document.xml><?xml version="1.0" encoding="utf-8"?>
-<w:document xmlns:wpc="http://schemas.microsoft.com/office/word/2010/wordprocessingCanvas" xmlns:cx="http://schemas.microsoft.com/office/drawing/2014/chartex" xmlns:cx1="http://schemas.microsoft.com/office/drawing/2015/9/8/chartex" xmlns:cx2="http://schemas.microsoft.com/office/drawing/2015/10/21/chartex" xmlns:cx3="http://schemas.microsoft.com/office/drawing/2016/5/9/chartex" xmlns:cx4="http://schemas.microsoft.com/office/drawing/2016/5/10/chartex" xmlns:cx5="http://schemas.microsoft.com/office/drawing/2016/5/11/chartex" xmlns:cx6="http://schemas.microsoft.com/office/drawing/2016/5/12/chartex" xmlns:cx7="http://schemas.microsoft.com/office/drawing/2016/5/13/chartex" xmlns:cx8="http://schemas.microsoft.com/office/drawing/2016/5/14/chartex" xmlns:mc="http://schemas.openxmlformats.org/markup-compatibility/2006" xmlns:aink="http://schemas.microsoft.com/office/drawing/2016/ink" xmlns:am3d="http://schemas.microsoft.com/office/drawing/2017/model3d" xmlns:o="urn:schemas-microsoft-com:office:office" xmlns:oel="http://schemas.microsoft.com/office/2019/extlst" xmlns:r="http://schemas.openxmlformats.org/officeDocument/2006/relationships" xmlns:m="http://schemas.openxmlformats.org/officeDocument/2006/math" xmlns:v="urn:schemas-microsoft-com:vml" xmlns:wp14="http://schemas.microsoft.com/office/word/2010/wordprocessingDrawing" xmlns:wp="http://schemas.openxmlformats.org/drawingml/2006/wordprocessingDrawing" xmlns:w10="urn:schemas-microsoft-com:office:word" xmlns:w="http://schemas.openxmlformats.org/wordprocessingml/2006/main" xmlns:w14="http://schemas.microsoft.com/office/word/2010/wordml" xmlns:w15="http://schemas.microsoft.com/office/word/2012/wordml" xmlns:w16cex="http://schemas.microsoft.com/office/word/2018/wordml/cex" xmlns:w16cid="http://schemas.microsoft.com/office/word/2016/wordml/cid" xmlns:w16="http://schemas.microsoft.com/office/word/2018/wordml" xmlns:w16du="http://schemas.microsoft.com/office/word/2023/wordml/word16du" xmlns:w16sdtdh="http://schemas.microsoft.com/office/word/2020/wordml/sdtdatahash" xmlns:w16sdtfl="http://schemas.microsoft.com/office/word/2024/wordml/sdtformatlock" xmlns:w16se="http://schemas.microsoft.com/office/word/2015/wordml/symex" xmlns:wpg="http://schemas.microsoft.com/office/word/2010/wordprocessingGroup" xmlns:wpi="http://schemas.microsoft.com/office/word/2010/wordprocessingInk" xmlns:wne="http://schemas.microsoft.com/office/word/2006/wordml" xmlns:wps="http://schemas.microsoft.com/office/word/2010/wordprocessingShape" mc:Ignorable="w14 w15 w16se w16cid w16 w16cex w16sdtdh w16sdtfl w16du wp14">
+<w:document xmlns:wpc="http://schemas.microsoft.com/office/word/2010/wordprocessingCanvas" xmlns:cx="http://schemas.microsoft.com/office/drawing/2014/chartex" xmlns:cx1="http://schemas.microsoft.com/office/drawing/2015/9/8/chartex" xmlns:cx2="http://schemas.microsoft.com/office/drawing/2015/10/21/chartex" xmlns:cx3="http://schemas.microsoft.com/office/drawing/2016/5/9/chartex" xmlns:cx4="http://schemas.microsoft.com/office/drawing/2016/5/10/chartex" xmlns:cx5="http://schemas.microsoft.com/office/drawing/2016/5/11/chartex" xmlns:cx6="http://schemas.microsoft.com/office/drawing/2016/5/12/chartex" xmlns:cx7="http://schemas.microsoft.com/office/drawing/2016/5/13/chartex" xmlns:cx8="http://schemas.microsoft.com/office/drawing/2016/5/14/chartex" xmlns:mc="http://schemas.openxmlformats.org/markup-compatibility/2006" xmlns:aink="http://schemas.microsoft.com/office/drawing/2016/ink" xmlns:am3d="http://schemas.microsoft.com/office/drawing/2017/model3d" xmlns:o="urn:schemas-microsoft-com:office:office" xmlns:r="http://schemas.openxmlformats.org/officeDocument/2006/relationships" xmlns:m="http://schemas.openxmlformats.org/officeDocument/2006/math" xmlns:v="urn:schemas-microsoft-com:vml" xmlns:wp14="http://schemas.microsoft.com/office/word/2010/wordprocessingDrawing" xmlns:wp="http://schemas.openxmlformats.org/drawingml/2006/wordprocessingDrawing" xmlns:w10="urn:schemas-microsoft-com:office:word" xmlns:w="http://schemas.openxmlformats.org/wordprocessingml/2006/main" xmlns:w14="http://schemas.microsoft.com/office/word/2010/wordml" xmlns:w15="http://schemas.microsoft.com/office/word/2012/wordml" xmlns:w16cex="http://schemas.microsoft.com/office/word/2018/wordml/cex" xmlns:w16cid="http://schemas.microsoft.com/office/word/2016/wordml/cid" xmlns:w16="http://schemas.microsoft.com/office/word/2018/wordml" xmlns:w16sdtdh="http://schemas.microsoft.com/office/word/2020/wordml/sdtdatahash" xmlns:w16se="http://schemas.microsoft.com/office/word/2015/wordml/symex" xmlns:wpg="http://schemas.microsoft.com/office/word/2010/wordprocessingGroup" xmlns:wpi="http://schemas.microsoft.com/office/word/2010/wordprocessingInk" xmlns:wne="http://schemas.microsoft.com/office/word/2006/wordml" xmlns:wps="http://schemas.microsoft.com/office/word/2010/wordprocessingShape" mc:Ignorable="w14 w15 w16se w16cid w16 w16cex w16sdtdh wp14">
   <w:body>
     <w:p>
       <w:pPr>
@@ -273,7 +273,7 @@
         <w:rPr>
           <w:lang w:val="en-US"/>
         </w:rPr>
-        <w:t>[2.0.0]</w:t>
+        <w:t>3.0.0</w:t>
       </w:r>
       <w:bookmarkEnd w:id="0"/>
     </w:p>
@@ -622,8 +622,13 @@
             </w:r>
             <w:proofErr w:type="spellEnd"/>
             <w:r>
-              <w:t xml:space="preserve"> Condoy</w:t>
-            </w:r>
+              <w:t xml:space="preserve"> </w:t>
+            </w:r>
+            <w:proofErr w:type="spellStart"/>
+            <w:r>
+              <w:t>Condoy</w:t>
+            </w:r>
+            <w:proofErr w:type="spellEnd"/>
           </w:p>
           <w:p>
             <w:r>
@@ -631,8 +636,13 @@
             </w:r>
           </w:p>
           <w:p>
-            <w:r>
-              <w:t>Antonela Parra</w:t>
+            <w:proofErr w:type="spellStart"/>
+            <w:r>
+              <w:t>Antonela</w:t>
+            </w:r>
+            <w:proofErr w:type="spellEnd"/>
+            <w:r>
+              <w:t xml:space="preserve"> Parra</w:t>
             </w:r>
           </w:p>
         </w:tc>
@@ -793,8 +803,13 @@
             </w:r>
             <w:proofErr w:type="spellEnd"/>
             <w:r>
-              <w:t xml:space="preserve"> Condoy</w:t>
-            </w:r>
+              <w:t xml:space="preserve"> </w:t>
+            </w:r>
+            <w:proofErr w:type="spellStart"/>
+            <w:r>
+              <w:t>Condoy</w:t>
+            </w:r>
+            <w:proofErr w:type="spellEnd"/>
           </w:p>
           <w:p>
             <w:r>
@@ -802,8 +817,13 @@
             </w:r>
           </w:p>
           <w:p>
-            <w:r>
-              <w:t>Antonela Parra</w:t>
+            <w:proofErr w:type="spellStart"/>
+            <w:r>
+              <w:t>Antonela</w:t>
+            </w:r>
+            <w:proofErr w:type="spellEnd"/>
+            <w:r>
+              <w:t xml:space="preserve"> Parra</w:t>
             </w:r>
           </w:p>
           <w:p/>
@@ -2520,7 +2540,21 @@
         <w:rPr>
           <w:lang w:val="es-EC"/>
         </w:rPr>
-        <w:t xml:space="preserve"> mediante Med-Gemini y el cumplimiento normativo LOPDP. Esta estructura asegura la coherencia técnica entre la lógica del </w:t>
+        <w:t xml:space="preserve"> mediante </w:t>
+      </w:r>
+      <w:proofErr w:type="spellStart"/>
+      <w:r>
+        <w:rPr>
+          <w:lang w:val="es-EC"/>
+        </w:rPr>
+        <w:t>Med</w:t>
+      </w:r>
+      <w:proofErr w:type="spellEnd"/>
+      <w:r>
+        <w:rPr>
+          <w:lang w:val="es-EC"/>
+        </w:rPr>
+        <w:t xml:space="preserve">-Gemini y el cumplimiento normativo LOPDP. Esta estructura asegura la coherencia técnica entre la lógica del </w:t>
       </w:r>
       <w:proofErr w:type="spellStart"/>
       <w:r>
@@ -2561,19 +2595,12 @@
       </w:r>
     </w:p>
     <w:p>
-      <w:pPr>
-        <w:pStyle w:val="Ttulo1"/>
-        <w:spacing w:after="100"/>
-      </w:pPr>
-      <w:r>
-        <w:rPr>
-          <w:noProof/>
-        </w:rPr>
+      <w:r>
         <w:drawing>
-          <wp:inline distT="0" distB="0" distL="0" distR="0" wp14:anchorId="4A919A25" wp14:editId="6D3EDDF8">
-            <wp:extent cx="5724525" cy="4133850"/>
-            <wp:effectExtent l="0" t="0" r="0" b="0"/>
-            <wp:docPr id="267527909" name="drawing"/>
+          <wp:inline distT="0" distB="0" distL="0" distR="0" wp14:anchorId="4CB4B66B" wp14:editId="66B161FA">
+            <wp:extent cx="5728335" cy="3875405"/>
+            <wp:effectExtent l="0" t="0" r="5715" b="0"/>
+            <wp:docPr id="1" name="Imagen 1"/>
             <wp:cNvGraphicFramePr>
               <a:graphicFrameLocks xmlns:a="http://schemas.openxmlformats.org/drawingml/2006/main" noChangeAspect="1"/>
             </wp:cNvGraphicFramePr>
@@ -2581,17 +2608,11 @@
               <a:graphicData uri="http://schemas.openxmlformats.org/drawingml/2006/picture">
                 <pic:pic xmlns:pic="http://schemas.openxmlformats.org/drawingml/2006/picture">
                   <pic:nvPicPr>
-                    <pic:cNvPr id="267527909" name="Picture 267527909"/>
+                    <pic:cNvPr id="1" name=""/>
                     <pic:cNvPicPr/>
                   </pic:nvPicPr>
                   <pic:blipFill>
-                    <a:blip r:embed="rId11">
-                      <a:extLst>
-                        <a:ext uri="{28A0092B-C50C-407E-A947-70E740481C1C}">
-                          <a14:useLocalDpi xmlns:a14="http://schemas.microsoft.com/office/drawing/2010/main"/>
-                        </a:ext>
-                      </a:extLst>
-                    </a:blip>
+                    <a:blip r:embed="rId11"/>
                     <a:stretch>
                       <a:fillRect/>
                     </a:stretch>
@@ -2599,7 +2620,7 @@
                   <pic:spPr>
                     <a:xfrm>
                       <a:off x="0" y="0"/>
-                      <a:ext cx="5724525" cy="4133850"/>
+                      <a:ext cx="5728335" cy="3875405"/>
                     </a:xfrm>
                     <a:prstGeom prst="rect">
                       <a:avLst/>
@@ -3055,35 +3076,11 @@
                 <w:szCs w:val="20"/>
               </w:rPr>
             </w:pPr>
-            <w:proofErr w:type="spellStart"/>
-            <w:r>
-              <w:rPr>
-                <w:sz w:val="20"/>
-                <w:szCs w:val="20"/>
-              </w:rPr>
-              <w:t>Consosrcio</w:t>
-            </w:r>
-            <w:proofErr w:type="spellEnd"/>
-            <w:r>
-              <w:rPr>
-                <w:sz w:val="20"/>
-                <w:szCs w:val="20"/>
-              </w:rPr>
-              <w:t>,</w:t>
-            </w:r>
-            <w:r>
-              <w:rPr>
-                <w:sz w:val="20"/>
-                <w:szCs w:val="20"/>
-              </w:rPr>
-              <w:t xml:space="preserve"> </w:t>
-            </w:r>
-            <w:r>
-              <w:rPr>
-                <w:sz w:val="20"/>
-                <w:szCs w:val="20"/>
-              </w:rPr>
-              <w:t>IESS/MSP</w:t>
+            <w:r>
+              <w:rPr>
+                <w:sz w:val="20"/>
+              </w:rPr>
+              <w:t>API IESS / Red Salud Pública, DPO (ST06)</w:t>
             </w:r>
           </w:p>
         </w:tc>
@@ -3156,7 +3153,23 @@
                 <w:sz w:val="20"/>
                 <w:szCs w:val="20"/>
               </w:rPr>
-              <w:t>Alta (Must)</w:t>
+              <w:t>Alta (</w:t>
+            </w:r>
+            <w:proofErr w:type="spellStart"/>
+            <w:r>
+              <w:rPr>
+                <w:sz w:val="20"/>
+                <w:szCs w:val="20"/>
+              </w:rPr>
+              <w:t>Must</w:t>
+            </w:r>
+            <w:proofErr w:type="spellEnd"/>
+            <w:r>
+              <w:rPr>
+                <w:sz w:val="20"/>
+                <w:szCs w:val="20"/>
+              </w:rPr>
+              <w:t>)</w:t>
             </w:r>
           </w:p>
         </w:tc>
@@ -3256,7 +3269,6 @@
           <w:sz w:val="22"/>
           <w:szCs w:val="22"/>
         </w:rPr>
-        <w:lastRenderedPageBreak/>
         <w:t>2.1 Descripción</w:t>
       </w:r>
       <w:bookmarkEnd w:id="3"/>
@@ -3269,6 +3281,7 @@
         <w:rPr>
           <w:szCs w:val="22"/>
         </w:rPr>
+        <w:lastRenderedPageBreak/>
         <w:t xml:space="preserve">El usuario se registra en el sistema proporcionando sus datos, vincula sus dispositivos </w:t>
       </w:r>
       <w:proofErr w:type="spellStart"/>
@@ -3585,7 +3598,7 @@
               <w:rPr>
                 <w:sz w:val="20"/>
               </w:rPr>
-              <w:t>El Usuario ingresa sus datos credenciales y número de afiliación en el Formulario de Registro.</w:t>
+              <w:t>El Usuario ingresa sus datos y número de afiliación en el Formulario de Registro.</w:t>
             </w:r>
           </w:p>
         </w:tc>
@@ -3645,7 +3658,7 @@
               <w:rPr>
                 <w:sz w:val="20"/>
               </w:rPr>
-              <w:t>El Formulario de Registro transmite la petición de elegibilidad federada a la API del IESS/MSP.</w:t>
+              <w:t>El Formulario de Registro transmite la petición de elegibilidad a la API del IESS/MSP.</w:t>
             </w:r>
           </w:p>
         </w:tc>
@@ -3705,7 +3718,7 @@
               <w:rPr>
                 <w:sz w:val="20"/>
               </w:rPr>
-              <w:t>La API del IESS/MSP devuelve el estado de cobertura y el historial clínico HL7/FHIR al Módulo de Acceso (M1). Si la API no responde, el Módulo de Acceso activa el Modo Degradado Asíncrono: persiste los datos localmente en cola de mensajería hasta restablecer conexión.</w:t>
+              <w:t>La API del IESS/MSP devuelve el estado de cobertura e historial clínico HL7/FHIR al Módulo de Acceso (M1). Si la API no responde, el módulo persiste los datos localmente y continúa sin bloquear el registro.</w:t>
             </w:r>
           </w:p>
         </w:tc>
@@ -3765,7 +3778,7 @@
               <w:rPr>
                 <w:sz w:val="20"/>
               </w:rPr>
-              <w:t>El Módulo de Acceso (M1) solicita la inicialización del segundo factor de autenticación al Servicio MFA.</w:t>
+              <w:t>El Módulo de Acceso (M1) solicita la verificación del segundo factor de autenticación (MFA).</w:t>
             </w:r>
           </w:p>
         </w:tc>
@@ -3825,7 +3838,7 @@
               <w:rPr>
                 <w:sz w:val="20"/>
               </w:rPr>
-              <w:t>El Servicio MFA despacha un código de verificación único al dispositivo móvil del Usuario.</w:t>
+              <w:t>El Servicio MFA envía un código único al dispositivo móvil del Usuario.</w:t>
             </w:r>
           </w:p>
         </w:tc>
@@ -3892,7 +3905,7 @@
               <w:rPr>
                 <w:sz w:val="20"/>
               </w:rPr>
-              <w:t>El Usuario digita el código de verificación recibido en la Interfaz de Acceso.</w:t>
+              <w:t>El Usuario ingresa el código de verificación recibido.</w:t>
             </w:r>
           </w:p>
         </w:tc>
@@ -3952,7 +3965,7 @@
               <w:rPr>
                 <w:sz w:val="20"/>
               </w:rPr>
-              <w:t>La Interfaz de Acceso envía la confirmación de identidad aprobada al JWT Service.</w:t>
+              <w:t>El Módulo de Acceso valida el código MFA, genera el token de sesión OAuth 2.0 y registra el evento de autenticación en el log de auditoría (M5).</w:t>
             </w:r>
           </w:p>
         </w:tc>
@@ -4012,21 +4025,7 @@
               <w:rPr>
                 <w:sz w:val="20"/>
               </w:rPr>
-              <w:t xml:space="preserve">El JWT Service registra la firma inmutable del evento de autenticación en el Log </w:t>
-            </w:r>
-            <w:proofErr w:type="spellStart"/>
-            <w:r>
-              <w:rPr>
-                <w:sz w:val="20"/>
-              </w:rPr>
-              <w:t>Engine</w:t>
-            </w:r>
-            <w:proofErr w:type="spellEnd"/>
-            <w:r>
-              <w:rPr>
-                <w:sz w:val="20"/>
-              </w:rPr>
-              <w:t xml:space="preserve"> (M5).</w:t>
+              <w:t>El DPO supervisa que el consentimiento LOPDP haya sido registrado antes de activar el acceso al historial clínico.</w:t>
             </w:r>
           </w:p>
         </w:tc>
@@ -4086,36 +4085,13 @@
               <w:rPr>
                 <w:sz w:val="20"/>
               </w:rPr>
-              <w:t xml:space="preserve">El Log </w:t>
-            </w:r>
-            <w:proofErr w:type="spellStart"/>
-            <w:r>
-              <w:rPr>
-                <w:sz w:val="20"/>
-              </w:rPr>
-              <w:t>Engine</w:t>
-            </w:r>
-            <w:proofErr w:type="spellEnd"/>
-            <w:r>
-              <w:rPr>
-                <w:sz w:val="20"/>
-              </w:rPr>
-              <w:t xml:space="preserve"> (M5) despliega la pantalla de control personalizada correspondiente al rol asignado del Usuario.</w:t>
+              <w:t>El Módulo de Acceso habilita la pantalla de control correspondiente al rol del Usuario.</w:t>
             </w:r>
           </w:p>
         </w:tc>
       </w:tr>
     </w:tbl>
-    <w:p>
-      <w:pPr>
-        <w:pStyle w:val="Ttulo2"/>
-        <w:spacing w:before="150"/>
-        <w:rPr>
-          <w:sz w:val="22"/>
-          <w:szCs w:val="22"/>
-        </w:rPr>
-      </w:pPr>
-    </w:p>
+    <w:p/>
     <w:p>
       <w:pPr>
         <w:pStyle w:val="Ttulo2"/>
@@ -4315,6 +4291,33 @@
     </w:p>
     <w:p>
       <w:pPr>
+        <w:spacing w:after="100"/>
+        <w:rPr>
+          <w:szCs w:val="22"/>
+          <w:lang w:val="es-EC"/>
+        </w:rPr>
+      </w:pPr>
+    </w:p>
+    <w:p>
+      <w:pPr>
+        <w:spacing w:after="100"/>
+        <w:rPr>
+          <w:szCs w:val="22"/>
+          <w:lang w:val="es-EC"/>
+        </w:rPr>
+      </w:pPr>
+    </w:p>
+    <w:p>
+      <w:pPr>
+        <w:spacing w:after="100"/>
+        <w:rPr>
+          <w:szCs w:val="22"/>
+          <w:lang w:val="es-EC"/>
+        </w:rPr>
+      </w:pPr>
+    </w:p>
+    <w:p>
+      <w:pPr>
         <w:pStyle w:val="Ttulo1"/>
         <w:spacing w:before="200"/>
         <w:rPr>
@@ -4325,6 +4328,7 @@
         <w:rPr>
           <w:lang w:val="es-ES"/>
         </w:rPr>
+        <w:lastRenderedPageBreak/>
         <w:t xml:space="preserve">3. Caso de Uso UC-02: </w:t>
       </w:r>
       <w:proofErr w:type="spellStart"/>
@@ -4340,6 +4344,48 @@
           <w:lang w:val="es-ES"/>
         </w:rPr>
         <w:t xml:space="preserve"> inteligente y gestión de solicitudes</w:t>
+      </w:r>
+    </w:p>
+    <w:p>
+      <w:r>
+        <w:rPr>
+          <w:lang w:val="es-ES"/>
+        </w:rPr>
+        <w:drawing>
+          <wp:inline distT="0" distB="0" distL="0" distR="0" wp14:anchorId="630A9EB2" wp14:editId="65E3D829">
+            <wp:extent cx="5728335" cy="4435475"/>
+            <wp:effectExtent l="0" t="0" r="5715" b="3175"/>
+            <wp:docPr id="2" name="Imagen 2"/>
+            <wp:cNvGraphicFramePr>
+              <a:graphicFrameLocks xmlns:a="http://schemas.openxmlformats.org/drawingml/2006/main" noChangeAspect="1"/>
+            </wp:cNvGraphicFramePr>
+            <a:graphic xmlns:a="http://schemas.openxmlformats.org/drawingml/2006/main">
+              <a:graphicData uri="http://schemas.openxmlformats.org/drawingml/2006/picture">
+                <pic:pic xmlns:pic="http://schemas.openxmlformats.org/drawingml/2006/picture">
+                  <pic:nvPicPr>
+                    <pic:cNvPr id="1" name=""/>
+                    <pic:cNvPicPr/>
+                  </pic:nvPicPr>
+                  <pic:blipFill>
+                    <a:blip r:embed="rId12"/>
+                    <a:stretch>
+                      <a:fillRect/>
+                    </a:stretch>
+                  </pic:blipFill>
+                  <pic:spPr>
+                    <a:xfrm>
+                      <a:off x="0" y="0"/>
+                      <a:ext cx="5728335" cy="4435475"/>
+                    </a:xfrm>
+                    <a:prstGeom prst="rect">
+                      <a:avLst/>
+                    </a:prstGeom>
+                  </pic:spPr>
+                </pic:pic>
+              </a:graphicData>
+            </a:graphic>
+          </wp:inline>
+        </w:drawing>
       </w:r>
     </w:p>
     <w:tbl>
@@ -4399,7 +4445,6 @@
                 <w:sz w:val="18"/>
                 <w:szCs w:val="18"/>
               </w:rPr>
-              <w:lastRenderedPageBreak/>
               <w:t>Campo</w:t>
             </w:r>
           </w:p>
@@ -4590,22 +4635,14 @@
               <w:rPr>
                 <w:sz w:val="18"/>
                 <w:szCs w:val="18"/>
-                <w:lang w:val="es-EC"/>
-              </w:rPr>
-            </w:pPr>
-            <w:proofErr w:type="spellStart"/>
-            <w:r>
-              <w:rPr>
-                <w:sz w:val="20"/>
-              </w:rPr>
-              <w:t>Triaje</w:t>
-            </w:r>
-            <w:proofErr w:type="spellEnd"/>
-            <w:r>
-              <w:rPr>
-                <w:sz w:val="20"/>
-              </w:rPr>
-              <w:t xml:space="preserve"> Inteligente y Gestión de Solicitudes Multicanal</w:t>
+                <w:lang w:val="en-US"/>
+              </w:rPr>
+            </w:pPr>
+            <w:r>
+              <w:rPr>
+                <w:sz w:val="20"/>
+              </w:rPr>
+              <w:t>UC-02</w:t>
             </w:r>
           </w:p>
         </w:tc>
@@ -4671,14 +4708,22 @@
               <w:rPr>
                 <w:sz w:val="18"/>
                 <w:szCs w:val="18"/>
-                <w:lang w:val="en-US"/>
-              </w:rPr>
-            </w:pPr>
-            <w:r>
-              <w:rPr>
-                <w:sz w:val="20"/>
-              </w:rPr>
-              <w:t>Paciente (ST01)</w:t>
+                <w:lang w:val="es-EC"/>
+              </w:rPr>
+            </w:pPr>
+            <w:proofErr w:type="spellStart"/>
+            <w:r>
+              <w:rPr>
+                <w:sz w:val="20"/>
+              </w:rPr>
+              <w:t>Triaje</w:t>
+            </w:r>
+            <w:proofErr w:type="spellEnd"/>
+            <w:r>
+              <w:rPr>
+                <w:sz w:val="20"/>
+              </w:rPr>
+              <w:t xml:space="preserve"> Inteligente y Gestión de Solicitudes</w:t>
             </w:r>
           </w:p>
         </w:tc>
@@ -4765,35 +4810,7 @@
               <w:rPr>
                 <w:sz w:val="20"/>
               </w:rPr>
-              <w:t xml:space="preserve">Interfaz Bot Conversacional, Formulario Autónomo, Dispositivo </w:t>
-            </w:r>
-            <w:proofErr w:type="spellStart"/>
-            <w:r>
-              <w:rPr>
-                <w:sz w:val="20"/>
-              </w:rPr>
-              <w:t>IoT</w:t>
-            </w:r>
-            <w:proofErr w:type="spellEnd"/>
-            <w:r>
-              <w:rPr>
-                <w:sz w:val="20"/>
-              </w:rPr>
-              <w:t xml:space="preserve">, Med-Gemini, Motor de </w:t>
-            </w:r>
-            <w:proofErr w:type="spellStart"/>
-            <w:r>
-              <w:rPr>
-                <w:sz w:val="20"/>
-              </w:rPr>
-              <w:t>Matching</w:t>
-            </w:r>
-            <w:proofErr w:type="spellEnd"/>
-            <w:r>
-              <w:rPr>
-                <w:sz w:val="20"/>
-              </w:rPr>
-              <w:t>, Personal Médico, Centro de Asistencia (ST04)</w:t>
+              <w:t>Paciente (ST01)</w:t>
             </w:r>
           </w:p>
           <w:p/>
@@ -4864,7 +4881,35 @@
               <w:rPr>
                 <w:sz w:val="20"/>
               </w:rPr>
-              <w:t>Alta (Must)</w:t>
+              <w:t xml:space="preserve">Bot Conversacional, Dispositivo </w:t>
+            </w:r>
+            <w:proofErr w:type="spellStart"/>
+            <w:r>
+              <w:rPr>
+                <w:sz w:val="20"/>
+              </w:rPr>
+              <w:t>IoT</w:t>
+            </w:r>
+            <w:proofErr w:type="spellEnd"/>
+            <w:r>
+              <w:rPr>
+                <w:sz w:val="20"/>
+              </w:rPr>
+              <w:t xml:space="preserve">, </w:t>
+            </w:r>
+            <w:proofErr w:type="spellStart"/>
+            <w:r>
+              <w:rPr>
+                <w:sz w:val="20"/>
+              </w:rPr>
+              <w:t>Med</w:t>
+            </w:r>
+            <w:proofErr w:type="spellEnd"/>
+            <w:r>
+              <w:rPr>
+                <w:sz w:val="20"/>
+              </w:rPr>
+              <w:t>-Gemini, Personal Médico (ST02), Personal Administrativo (ST03), Centro de Asistencia (ST04)</w:t>
             </w:r>
           </w:p>
         </w:tc>
@@ -4938,24 +4983,29 @@
             </w:pPr>
             <w:r>
               <w:rPr>
-                <w:sz w:val="18"/>
-                <w:szCs w:val="18"/>
-              </w:rPr>
-              <w:t>Alta (Must)</w:t>
+                <w:sz w:val="20"/>
+              </w:rPr>
+              <w:t>Alta (</w:t>
+            </w:r>
+            <w:proofErr w:type="spellStart"/>
+            <w:r>
+              <w:rPr>
+                <w:sz w:val="20"/>
+              </w:rPr>
+              <w:t>Must</w:t>
+            </w:r>
+            <w:proofErr w:type="spellEnd"/>
+            <w:r>
+              <w:rPr>
+                <w:sz w:val="20"/>
+              </w:rPr>
+              <w:t>)</w:t>
             </w:r>
           </w:p>
         </w:tc>
       </w:tr>
     </w:tbl>
-    <w:p>
-      <w:pPr>
-        <w:pStyle w:val="Ttulo1"/>
-        <w:spacing w:before="200"/>
-        <w:rPr>
-          <w:lang w:val="es-ES"/>
-        </w:rPr>
-      </w:pPr>
-    </w:p>
+    <w:p/>
     <w:p>
       <w:pPr>
         <w:pStyle w:val="Ttulo2"/>
@@ -5024,7 +5074,23 @@
           <w:szCs w:val="22"/>
           <w:lang w:val="es-ES"/>
         </w:rPr>
-        <w:t>SAMR envía la información clínica a Med-Gemini para clasificar el nivel de riesgo, generar una explicación comprensible (XAI) y asignar automáticamente el caso al personal médico y al centro de asistencia más adecuado según disponibilidad, especialidad y ubicación.</w:t>
+        <w:t xml:space="preserve">SAMR envía la información clínica a </w:t>
+      </w:r>
+      <w:proofErr w:type="spellStart"/>
+      <w:r>
+        <w:rPr>
+          <w:szCs w:val="22"/>
+          <w:lang w:val="es-ES"/>
+        </w:rPr>
+        <w:t>Med</w:t>
+      </w:r>
+      <w:proofErr w:type="spellEnd"/>
+      <w:r>
+        <w:rPr>
+          <w:szCs w:val="22"/>
+          <w:lang w:val="es-ES"/>
+        </w:rPr>
+        <w:t>-Gemini para clasificar el nivel de riesgo, generar una explicación comprensible (XAI) y asignar automáticamente el caso al personal médico y al centro de asistencia más adecuado según disponibilidad, especialidad y ubicación.</w:t>
       </w:r>
     </w:p>
     <w:p>
@@ -5131,13 +5197,23 @@
           <w:lang w:val="es-EC"/>
         </w:rPr>
       </w:pPr>
-      <w:r>
-        <w:rPr>
-          <w:sz w:val="22"/>
-          <w:szCs w:val="22"/>
-          <w:lang w:val="es-EC"/>
-        </w:rPr>
-        <w:t xml:space="preserve">Med-Gemini se encuentra operativo. </w:t>
+      <w:proofErr w:type="spellStart"/>
+      <w:r>
+        <w:rPr>
+          <w:sz w:val="22"/>
+          <w:szCs w:val="22"/>
+          <w:lang w:val="es-EC"/>
+        </w:rPr>
+        <w:t>Med</w:t>
+      </w:r>
+      <w:proofErr w:type="spellEnd"/>
+      <w:r>
+        <w:rPr>
+          <w:sz w:val="22"/>
+          <w:szCs w:val="22"/>
+          <w:lang w:val="es-EC"/>
+        </w:rPr>
+        <w:t xml:space="preserve">-Gemini se encuentra operativo. </w:t>
       </w:r>
     </w:p>
     <w:p>
@@ -5160,6 +5236,7 @@
           <w:szCs w:val="22"/>
           <w:lang w:val="en-US"/>
         </w:rPr>
+        <w:lastRenderedPageBreak/>
         <w:t>Existe</w:t>
       </w:r>
       <w:proofErr w:type="spellEnd"/>
@@ -5254,26 +5331,8 @@
           <w:szCs w:val="22"/>
           <w:lang w:val="es-EC"/>
         </w:rPr>
-        <w:t xml:space="preserve">3.3 Flujo Principal (Escenario de </w:t>
-      </w:r>
-      <w:proofErr w:type="gramStart"/>
-      <w:r>
-        <w:rPr>
-          <w:sz w:val="22"/>
-          <w:szCs w:val="22"/>
-          <w:lang w:val="es-EC"/>
-        </w:rPr>
-        <w:t>Éxito)</w:t>
-      </w:r>
-      <w:r>
-        <w:rPr>
-          <w:sz w:val="22"/>
-          <w:szCs w:val="22"/>
-          <w:lang w:val="es-EC"/>
-        </w:rPr>
-        <w:t>ç</w:t>
-      </w:r>
-      <w:proofErr w:type="gramEnd"/>
+        <w:t>3.3 Flujo Principal (Escenario de Éxito)</w:t>
+      </w:r>
     </w:p>
     <w:tbl>
       <w:tblPr>
@@ -5435,7 +5494,7 @@
               <w:rPr>
                 <w:sz w:val="20"/>
               </w:rPr>
-              <w:t xml:space="preserve">El Paciente selecciona la modalidad de ingreso: Bot Conversacional, Formulario Autónomo o Alerta </w:t>
+              <w:t xml:space="preserve">El Paciente accede a la aplicación y selecciona la modalidad de reporte: formulario guiado por el Bot Conversacional, formulario autónomo o botón de alerta de emergencia </w:t>
             </w:r>
             <w:proofErr w:type="spellStart"/>
             <w:r>
@@ -5449,7 +5508,7 @@
               <w:rPr>
                 <w:sz w:val="20"/>
               </w:rPr>
-              <w:t xml:space="preserve"> en la Interfaz del Paciente.</w:t>
+              <w:t>.</w:t>
             </w:r>
           </w:p>
         </w:tc>
@@ -5500,7 +5559,7 @@
               <w:rPr>
                 <w:sz w:val="20"/>
               </w:rPr>
-              <w:t>La Interfaz del Bot Conversacional recopila las descripciones de malestar estructuradas del Paciente mediante preguntas guiadas (máximo 5-7 pasos). [Alternativa: el Paciente diligencia el Formulario Autónomo de forma independiente.]</w:t>
+              <w:t>El Bot Conversacional guía al Paciente con preguntas simples y en lenguaje natural para describir sus síntomas (máximo 5-7 pasos). Si el Paciente eligió el formulario autónomo, lo completa directamente.</w:t>
             </w:r>
           </w:p>
         </w:tc>
@@ -5554,7 +5613,7 @@
               <w:rPr>
                 <w:sz w:val="20"/>
               </w:rPr>
-              <w:t>La Interfaz del Bot Conversacional (o el Formulario Autónomo) despacha el paquete de síntomas estructurados al Módulo de Solicitudes (M2).</w:t>
+              <w:t>El Bot Conversacional o el formulario autónomo envía el paquete de síntomas estructurados al Módulo de Solicitudes (M2).</w:t>
             </w:r>
           </w:p>
         </w:tc>
@@ -5605,7 +5664,21 @@
               <w:rPr>
                 <w:sz w:val="20"/>
               </w:rPr>
-              <w:t xml:space="preserve">El Módulo de Solicitudes (M2) invoca el análisis predictivo clínico de Med-Gemini con el paquete de síntomas recibido. [Flujo </w:t>
+              <w:t xml:space="preserve">El Módulo de Solicitudes (M2) invoca a </w:t>
+            </w:r>
+            <w:proofErr w:type="spellStart"/>
+            <w:r>
+              <w:rPr>
+                <w:sz w:val="20"/>
+              </w:rPr>
+              <w:t>Med</w:t>
+            </w:r>
+            <w:proofErr w:type="spellEnd"/>
+            <w:r>
+              <w:rPr>
+                <w:sz w:val="20"/>
+              </w:rPr>
+              <w:t xml:space="preserve">-Gemini con los datos recibidos. Si la modalidad fue alerta </w:t>
             </w:r>
             <w:proofErr w:type="spellStart"/>
             <w:r>
@@ -5619,7 +5692,7 @@
               <w:rPr>
                 <w:sz w:val="20"/>
               </w:rPr>
-              <w:t xml:space="preserve">: el Dispositivo </w:t>
+              <w:t xml:space="preserve">, el Dispositivo </w:t>
             </w:r>
             <w:proofErr w:type="spellStart"/>
             <w:r>
@@ -5633,7 +5706,7 @@
               <w:rPr>
                 <w:sz w:val="20"/>
               </w:rPr>
-              <w:t xml:space="preserve"> del Paciente transmite lecturas biométricas al Módulo de Solicitudes, que las empaqueta y reenvía a Med-Gemini sin interacción del usuario.]</w:t>
+              <w:t xml:space="preserve"> envía las lecturas biométricas del momento y el Módulo las incluye en la solicitud sin intervención del Paciente.</w:t>
             </w:r>
           </w:p>
         </w:tc>
@@ -5680,11 +5753,19 @@
             </w:tcMar>
           </w:tcPr>
           <w:p>
-            <w:r>
-              <w:rPr>
-                <w:sz w:val="20"/>
-              </w:rPr>
-              <w:t>Med-Gemini clasifica el nivel de prioridad médica (crítico, urgente, moderado, leve) y genera el objeto de Explicación XAI con justificación clínica comprensible.</w:t>
+            <w:proofErr w:type="spellStart"/>
+            <w:r>
+              <w:rPr>
+                <w:sz w:val="20"/>
+              </w:rPr>
+              <w:t>Med</w:t>
+            </w:r>
+            <w:proofErr w:type="spellEnd"/>
+            <w:r>
+              <w:rPr>
+                <w:sz w:val="20"/>
+              </w:rPr>
+              <w:t>-Gemini clasifica el nivel de prioridad médica (crítico, urgente, moderado o leve) y genera una explicación XAI comprensible para el Paciente y el Personal Médico.</w:t>
             </w:r>
           </w:p>
         </w:tc>
@@ -5735,7 +5816,7 @@
               <w:rPr>
                 <w:sz w:val="20"/>
               </w:rPr>
-              <w:t>La Explicación XAI proyecta el nivel de riesgo y la justificación clínica en lenguaje sencillo ante el Paciente.</w:t>
+              <w:t>El Módulo de Solicitudes presenta al Paciente la clasificación de riesgo y la explicación en lenguaje simple.</w:t>
             </w:r>
           </w:p>
         </w:tc>
@@ -5786,7 +5867,7 @@
               <w:rPr>
                 <w:sz w:val="20"/>
               </w:rPr>
-              <w:t xml:space="preserve">La Explicación XAI inyecta el diagnóstico preliminar y las variables geográficas en el Motor de </w:t>
+              <w:t xml:space="preserve">El Motor de </w:t>
             </w:r>
             <w:proofErr w:type="spellStart"/>
             <w:r>
@@ -5800,7 +5881,7 @@
               <w:rPr>
                 <w:sz w:val="20"/>
               </w:rPr>
-              <w:t>.</w:t>
+              <w:t xml:space="preserve"> evalúa la disponibilidad, especialidad, distancia y carga de trabajo de los centros disponibles y asigna el caso al Personal Médico y Centro de Asistencia más idóneo.</w:t>
             </w:r>
           </w:p>
         </w:tc>
@@ -5851,21 +5932,21 @@
               <w:rPr>
                 <w:sz w:val="20"/>
               </w:rPr>
-              <w:t xml:space="preserve">El Motor de </w:t>
-            </w:r>
-            <w:proofErr w:type="spellStart"/>
-            <w:r>
-              <w:rPr>
-                <w:sz w:val="20"/>
-              </w:rPr>
-              <w:t>Matching</w:t>
-            </w:r>
-            <w:proofErr w:type="spellEnd"/>
-            <w:r>
-              <w:rPr>
-                <w:sz w:val="20"/>
-              </w:rPr>
-              <w:t xml:space="preserve"> evalúa la disponibilidad de recursos médicos (especialidad, carga, distancia, tiempo) y asigna el caso al Personal Médico y Centro de Asistencia más idóneo.</w:t>
+              <w:t xml:space="preserve">El Personal Médico recibe la notificación de asignación con el resumen del </w:t>
+            </w:r>
+            <w:proofErr w:type="spellStart"/>
+            <w:r>
+              <w:rPr>
+                <w:sz w:val="20"/>
+              </w:rPr>
+              <w:t>triaje</w:t>
+            </w:r>
+            <w:proofErr w:type="spellEnd"/>
+            <w:r>
+              <w:rPr>
+                <w:sz w:val="20"/>
+              </w:rPr>
+              <w:t xml:space="preserve"> y los datos del Paciente.</w:t>
             </w:r>
           </w:p>
         </w:tc>
@@ -5896,7 +5977,6 @@
               <w:rPr>
                 <w:sz w:val="20"/>
               </w:rPr>
-              <w:lastRenderedPageBreak/>
               <w:t>9</w:t>
             </w:r>
           </w:p>
@@ -5917,21 +5997,7 @@
               <w:rPr>
                 <w:sz w:val="20"/>
               </w:rPr>
-              <w:t xml:space="preserve">El Personal Médico recibe la notificación de asignación con el resumen del </w:t>
-            </w:r>
-            <w:proofErr w:type="spellStart"/>
-            <w:r>
-              <w:rPr>
-                <w:sz w:val="20"/>
-              </w:rPr>
-              <w:t>triaje</w:t>
-            </w:r>
-            <w:proofErr w:type="spellEnd"/>
-            <w:r>
-              <w:rPr>
-                <w:sz w:val="20"/>
-              </w:rPr>
-              <w:t xml:space="preserve"> y los datos del Paciente.</w:t>
+              <w:t>El Personal Médico o el Centro de Asistencia actualiza el estado de la solicitud.</w:t>
             </w:r>
           </w:p>
         </w:tc>
@@ -5984,7 +6050,7 @@
               <w:rPr>
                 <w:sz w:val="20"/>
               </w:rPr>
-              <w:t>El Personal Médico (o Centro de Asistencia) actualiza el estado de la asignación en el Panel Dinámico de Estados.</w:t>
+              <w:t>El Panel Dinámico de Estados notifica al Paciente la confirmación de asignación y el tiempo estimado de atención.</w:t>
             </w:r>
           </w:p>
         </w:tc>
@@ -6037,7 +6103,21 @@
               <w:rPr>
                 <w:sz w:val="20"/>
               </w:rPr>
-              <w:t>El Panel Dinámico de Estados notifica al Paciente la confirmación de asignación y el tiempo estimado de atención.</w:t>
+              <w:t xml:space="preserve">El log de auditoría registra el proceso completo de forma inmutable, incluyendo la versión de </w:t>
+            </w:r>
+            <w:proofErr w:type="spellStart"/>
+            <w:r>
+              <w:rPr>
+                <w:sz w:val="20"/>
+              </w:rPr>
+              <w:t>Med</w:t>
+            </w:r>
+            <w:proofErr w:type="spellEnd"/>
+            <w:r>
+              <w:rPr>
+                <w:sz w:val="20"/>
+              </w:rPr>
+              <w:t>-Gemini y el nivel de confianza de la clasificación.</w:t>
             </w:r>
           </w:p>
         </w:tc>
@@ -6206,9 +6286,11 @@
     </w:p>
     <w:p>
       <w:pPr>
+        <w:pStyle w:val="Prrafodelista"/>
         <w:spacing w:after="100"/>
         <w:ind w:left="360"/>
         <w:rPr>
+          <w:sz w:val="22"/>
           <w:szCs w:val="22"/>
           <w:lang w:val="es-EC"/>
         </w:rPr>
@@ -6216,6 +6298,76 @@
     </w:p>
     <w:p>
       <w:pPr>
+        <w:pStyle w:val="Prrafodelista"/>
+        <w:spacing w:after="100"/>
+        <w:ind w:left="360"/>
+        <w:rPr>
+          <w:sz w:val="22"/>
+          <w:szCs w:val="22"/>
+          <w:lang w:val="es-EC"/>
+        </w:rPr>
+      </w:pPr>
+    </w:p>
+    <w:p>
+      <w:pPr>
+        <w:pStyle w:val="Prrafodelista"/>
+        <w:spacing w:after="100"/>
+        <w:ind w:left="360"/>
+        <w:rPr>
+          <w:sz w:val="22"/>
+          <w:szCs w:val="22"/>
+          <w:lang w:val="es-EC"/>
+        </w:rPr>
+      </w:pPr>
+    </w:p>
+    <w:p>
+      <w:pPr>
+        <w:pStyle w:val="Prrafodelista"/>
+        <w:spacing w:after="100"/>
+        <w:ind w:left="360"/>
+        <w:rPr>
+          <w:sz w:val="22"/>
+          <w:szCs w:val="22"/>
+          <w:lang w:val="es-EC"/>
+        </w:rPr>
+      </w:pPr>
+    </w:p>
+    <w:p>
+      <w:pPr>
+        <w:pStyle w:val="Prrafodelista"/>
+        <w:spacing w:after="100"/>
+        <w:ind w:left="360"/>
+        <w:rPr>
+          <w:sz w:val="22"/>
+          <w:szCs w:val="22"/>
+          <w:lang w:val="es-EC"/>
+        </w:rPr>
+      </w:pPr>
+    </w:p>
+    <w:p>
+      <w:pPr>
+        <w:pStyle w:val="Prrafodelista"/>
+        <w:spacing w:after="100"/>
+        <w:ind w:left="360"/>
+        <w:rPr>
+          <w:sz w:val="22"/>
+          <w:szCs w:val="22"/>
+          <w:lang w:val="es-EC"/>
+        </w:rPr>
+      </w:pPr>
+    </w:p>
+    <w:p>
+      <w:pPr>
+        <w:spacing w:after="100"/>
+        <w:ind w:left="360"/>
+        <w:rPr>
+          <w:szCs w:val="22"/>
+          <w:lang w:val="es-EC"/>
+        </w:rPr>
+      </w:pPr>
+    </w:p>
+    <w:p>
+      <w:pPr>
         <w:pStyle w:val="Ttulo1"/>
         <w:spacing w:before="200"/>
         <w:rPr>
@@ -6275,6 +6427,47 @@
       </w:r>
       <w:bookmarkEnd w:id="8"/>
     </w:p>
+    <w:p>
+      <w:r>
+        <w:lastRenderedPageBreak/>
+        <w:drawing>
+          <wp:inline distT="0" distB="0" distL="0" distR="0" wp14:anchorId="694E1DC0" wp14:editId="49A23980">
+            <wp:extent cx="5728335" cy="4264025"/>
+            <wp:effectExtent l="0" t="0" r="5715" b="3175"/>
+            <wp:docPr id="3" name="Imagen 3"/>
+            <wp:cNvGraphicFramePr>
+              <a:graphicFrameLocks xmlns:a="http://schemas.openxmlformats.org/drawingml/2006/main" noChangeAspect="1"/>
+            </wp:cNvGraphicFramePr>
+            <a:graphic xmlns:a="http://schemas.openxmlformats.org/drawingml/2006/main">
+              <a:graphicData uri="http://schemas.openxmlformats.org/drawingml/2006/picture">
+                <pic:pic xmlns:pic="http://schemas.openxmlformats.org/drawingml/2006/picture">
+                  <pic:nvPicPr>
+                    <pic:cNvPr id="1" name=""/>
+                    <pic:cNvPicPr/>
+                  </pic:nvPicPr>
+                  <pic:blipFill>
+                    <a:blip r:embed="rId13"/>
+                    <a:stretch>
+                      <a:fillRect/>
+                    </a:stretch>
+                  </pic:blipFill>
+                  <pic:spPr>
+                    <a:xfrm>
+                      <a:off x="0" y="0"/>
+                      <a:ext cx="5728335" cy="4264025"/>
+                    </a:xfrm>
+                    <a:prstGeom prst="rect">
+                      <a:avLst/>
+                    </a:prstGeom>
+                  </pic:spPr>
+                </pic:pic>
+              </a:graphicData>
+            </a:graphic>
+          </wp:inline>
+        </w:drawing>
+      </w:r>
+    </w:p>
+    <w:p/>
     <w:tbl>
       <w:tblPr>
         <w:tblW w:w="9360" w:type="dxa"/>
@@ -6293,8 +6486,8 @@
         <w:tblLook w:val="0000" w:firstRow="0" w:lastRow="0" w:firstColumn="0" w:lastColumn="0" w:noHBand="0" w:noVBand="0"/>
       </w:tblPr>
       <w:tblGrid>
-        <w:gridCol w:w="1414"/>
-        <w:gridCol w:w="7946"/>
+        <w:gridCol w:w="1527"/>
+        <w:gridCol w:w="7833"/>
       </w:tblGrid>
       <w:tr>
         <w:trPr>
@@ -6691,7 +6884,21 @@
               <w:rPr>
                 <w:sz w:val="20"/>
               </w:rPr>
-              <w:t xml:space="preserve"> (EKG/EEG/SpO2), Módulo de Captura (M3), Med-Gemini, Alerta Predictiva XAI, Bot Conversacional, Personal Médico, Centro de Asistencia (ST04)</w:t>
+              <w:t xml:space="preserve"> (EKG/EEG/SpO2), </w:t>
+            </w:r>
+            <w:proofErr w:type="spellStart"/>
+            <w:r>
+              <w:rPr>
+                <w:sz w:val="20"/>
+              </w:rPr>
+              <w:t>Med</w:t>
+            </w:r>
+            <w:proofErr w:type="spellEnd"/>
+            <w:r>
+              <w:rPr>
+                <w:sz w:val="20"/>
+              </w:rPr>
+              <w:t>-Gemini, Bot Conversacional, Personal Médico (ST02), Centro de Asistencia (ST04)</w:t>
             </w:r>
           </w:p>
         </w:tc>
@@ -6763,7 +6970,21 @@
               <w:rPr>
                 <w:sz w:val="20"/>
               </w:rPr>
-              <w:t>Alta (Must — Crítico para la preservación de la vida)</w:t>
+              <w:t>Alta (</w:t>
+            </w:r>
+            <w:proofErr w:type="spellStart"/>
+            <w:r>
+              <w:rPr>
+                <w:sz w:val="20"/>
+              </w:rPr>
+              <w:t>Must</w:t>
+            </w:r>
+            <w:proofErr w:type="spellEnd"/>
+            <w:r>
+              <w:rPr>
+                <w:sz w:val="20"/>
+              </w:rPr>
+              <w:t>)</w:t>
             </w:r>
           </w:p>
         </w:tc>
@@ -6776,7 +6997,7 @@
         <w:rPr>
           <w:sz w:val="22"/>
           <w:szCs w:val="22"/>
-          <w:lang w:val="es-EC"/>
+          <w:lang w:val="en-US"/>
         </w:rPr>
       </w:pPr>
       <w:bookmarkStart w:id="9" w:name="_Toc233616312"/>
@@ -6784,7 +7005,7 @@
         <w:rPr>
           <w:sz w:val="22"/>
           <w:szCs w:val="22"/>
-          <w:lang w:val="es-EC"/>
+          <w:lang w:val="en-US"/>
         </w:rPr>
         <w:t>4</w:t>
       </w:r>
@@ -6792,11 +7013,21 @@
         <w:rPr>
           <w:sz w:val="22"/>
           <w:szCs w:val="22"/>
-          <w:lang w:val="es-EC"/>
-        </w:rPr>
-        <w:t>.1 Descripción</w:t>
+          <w:lang w:val="en-US"/>
+        </w:rPr>
+        <w:t xml:space="preserve">.1 </w:t>
+      </w:r>
+      <w:proofErr w:type="spellStart"/>
+      <w:r>
+        <w:rPr>
+          <w:sz w:val="22"/>
+          <w:szCs w:val="22"/>
+          <w:lang w:val="en-US"/>
+        </w:rPr>
+        <w:t>Descripción</w:t>
       </w:r>
       <w:bookmarkEnd w:id="9"/>
+      <w:proofErr w:type="spellEnd"/>
     </w:p>
     <w:p>
       <w:pPr>
@@ -7052,6 +7283,7 @@
               <w:rPr>
                 <w:sz w:val="20"/>
               </w:rPr>
+              <w:lastRenderedPageBreak/>
               <w:t>1</w:t>
             </w:r>
           </w:p>
@@ -7093,7 +7325,7 @@
               <w:rPr>
                 <w:sz w:val="20"/>
               </w:rPr>
-              <w:t xml:space="preserve"> transmite ráfagas de lecturas fisiológicas continuas (EKG, EEG, SpO2) al Módulo de Captura (M3).</w:t>
+              <w:t xml:space="preserve"> del Paciente transmite lecturas fisiológicas continuas (EKG, EEG, SpO2) al Módulo de Captura (M3).</w:t>
             </w:r>
           </w:p>
         </w:tc>
@@ -7148,7 +7380,21 @@
               <w:rPr>
                 <w:sz w:val="20"/>
               </w:rPr>
-              <w:t>El Módulo de Captura (M3) procesa el flujo de datos masivos con latencia máxima de 1 segundo y los envía a Med-Gemini.</w:t>
+              <w:t xml:space="preserve">El Módulo de Captura (M3) procesa el flujo de datos con latencia máxima de 1 segundo y lo envía a </w:t>
+            </w:r>
+            <w:proofErr w:type="spellStart"/>
+            <w:r>
+              <w:rPr>
+                <w:sz w:val="20"/>
+              </w:rPr>
+              <w:t>Med</w:t>
+            </w:r>
+            <w:proofErr w:type="spellEnd"/>
+            <w:r>
+              <w:rPr>
+                <w:sz w:val="20"/>
+              </w:rPr>
+              <w:t>-Gemini para análisis predictivo.</w:t>
             </w:r>
           </w:p>
         </w:tc>
@@ -7199,11 +7445,19 @@
                 <w:lang w:val="es-EC"/>
               </w:rPr>
             </w:pPr>
-            <w:r>
-              <w:rPr>
-                <w:sz w:val="20"/>
-              </w:rPr>
-              <w:t>Med-Gemini identifica un patrón precursor anómalo cardíaco o cerebral y genera una Alerta Predictiva Explicable (XAI) con nivel de riesgo y justificación clínica.</w:t>
+            <w:proofErr w:type="spellStart"/>
+            <w:r>
+              <w:rPr>
+                <w:sz w:val="20"/>
+              </w:rPr>
+              <w:t>Med</w:t>
+            </w:r>
+            <w:proofErr w:type="spellEnd"/>
+            <w:r>
+              <w:rPr>
+                <w:sz w:val="20"/>
+              </w:rPr>
+              <w:t>-Gemini identifica un patrón precursor de evento crítico y genera una alerta proactiva con nivel de riesgo y explicación clínica (XAI).</w:t>
             </w:r>
           </w:p>
         </w:tc>
@@ -7231,7 +7485,6 @@
               <w:rPr>
                 <w:sz w:val="20"/>
               </w:rPr>
-              <w:lastRenderedPageBreak/>
               <w:t>4</w:t>
             </w:r>
           </w:p>
@@ -7259,7 +7512,7 @@
               <w:rPr>
                 <w:sz w:val="20"/>
               </w:rPr>
-              <w:t>La Alerta Predictiva XAI activa de forma instantánea el despliegue del Bot Conversacional en el dispositivo del Paciente.</w:t>
+              <w:t>La alerta activa el Bot Conversacional en el dispositivo del Paciente.</w:t>
             </w:r>
           </w:p>
         </w:tc>
@@ -7314,7 +7567,7 @@
               <w:rPr>
                 <w:sz w:val="20"/>
               </w:rPr>
-              <w:t>El Bot Conversacional transmite las instrucciones de soporte vital y pasos guiados al Paciente en lenguaje comprensible, sin tecnicismos médicos.</w:t>
+              <w:t>El Bot Conversacional comunica la alerta al Paciente en lenguaje comprensible, sin tecnicismos médicos, y lo guía con los pasos a seguir mientras llega la ayuda.</w:t>
             </w:r>
           </w:p>
         </w:tc>
@@ -7369,7 +7622,7 @@
               <w:rPr>
                 <w:sz w:val="20"/>
               </w:rPr>
-              <w:t>El Paciente confirma la estabilidad o solicita auxilio inmediato a través del Bot Conversacional.</w:t>
+              <w:t>El Paciente confirma su estado o solicita auxilio inmediato a través del Bot Conversacional.</w:t>
             </w:r>
           </w:p>
         </w:tc>
@@ -7424,7 +7677,21 @@
               <w:rPr>
                 <w:sz w:val="20"/>
               </w:rPr>
-              <w:t>El Bot Conversacional redirige el paquete telemétrico de emergencia crítica al Personal Médico con el resumen biométrico y la explicación de Med-Gemini.</w:t>
+              <w:t xml:space="preserve">El Bot Conversacional envía el resumen biométrico y la explicación de </w:t>
+            </w:r>
+            <w:proofErr w:type="spellStart"/>
+            <w:r>
+              <w:rPr>
+                <w:sz w:val="20"/>
+              </w:rPr>
+              <w:t>Med</w:t>
+            </w:r>
+            <w:proofErr w:type="spellEnd"/>
+            <w:r>
+              <w:rPr>
+                <w:sz w:val="20"/>
+              </w:rPr>
+              <w:t>-Gemini al Personal Médico responsable.</w:t>
             </w:r>
           </w:p>
         </w:tc>
@@ -7479,7 +7746,21 @@
               <w:rPr>
                 <w:sz w:val="20"/>
               </w:rPr>
-              <w:t>El Personal Médico evalúa el caso y autoriza el despacho inmediato de soporte móvil avanzado al Centro de Asistencia.</w:t>
+              <w:t xml:space="preserve">El Personal Médico evalúa el caso y decide la acción: iniciar </w:t>
+            </w:r>
+            <w:proofErr w:type="spellStart"/>
+            <w:r>
+              <w:rPr>
+                <w:sz w:val="20"/>
+              </w:rPr>
+              <w:t>teleconsulta</w:t>
+            </w:r>
+            <w:proofErr w:type="spellEnd"/>
+            <w:r>
+              <w:rPr>
+                <w:sz w:val="20"/>
+              </w:rPr>
+              <w:t xml:space="preserve"> (UC-04) o solicitar despacho de emergencia al Centro de Asistencia.</w:t>
             </w:r>
           </w:p>
         </w:tc>
@@ -7534,7 +7815,7 @@
               <w:rPr>
                 <w:sz w:val="20"/>
               </w:rPr>
-              <w:t>El Centro de Asistencia moviliza la unidad de rescate y actualiza las coordenadas de ruta para el Paciente.</w:t>
+              <w:t>El Centro de Asistencia confirma la recepción de la alerta y moviliza los recursos necesarios para atender al Paciente.</w:t>
             </w:r>
           </w:p>
         </w:tc>
@@ -7668,6 +7949,186 @@
     </w:p>
     <w:p>
       <w:pPr>
+        <w:spacing w:after="100"/>
+        <w:ind w:left="360"/>
+        <w:rPr>
+          <w:szCs w:val="22"/>
+          <w:lang w:val="es-EC"/>
+        </w:rPr>
+      </w:pPr>
+    </w:p>
+    <w:p>
+      <w:pPr>
+        <w:spacing w:after="100"/>
+        <w:ind w:left="360"/>
+        <w:rPr>
+          <w:szCs w:val="22"/>
+          <w:lang w:val="es-EC"/>
+        </w:rPr>
+      </w:pPr>
+    </w:p>
+    <w:p>
+      <w:pPr>
+        <w:spacing w:after="100"/>
+        <w:ind w:left="360"/>
+        <w:rPr>
+          <w:szCs w:val="22"/>
+          <w:lang w:val="es-EC"/>
+        </w:rPr>
+      </w:pPr>
+    </w:p>
+    <w:p>
+      <w:pPr>
+        <w:spacing w:after="100"/>
+        <w:ind w:left="360"/>
+        <w:rPr>
+          <w:szCs w:val="22"/>
+          <w:lang w:val="es-EC"/>
+        </w:rPr>
+      </w:pPr>
+    </w:p>
+    <w:p>
+      <w:pPr>
+        <w:spacing w:after="100"/>
+        <w:ind w:left="360"/>
+        <w:rPr>
+          <w:szCs w:val="22"/>
+          <w:lang w:val="es-EC"/>
+        </w:rPr>
+      </w:pPr>
+    </w:p>
+    <w:p>
+      <w:pPr>
+        <w:spacing w:after="100"/>
+        <w:ind w:left="360"/>
+        <w:rPr>
+          <w:szCs w:val="22"/>
+          <w:lang w:val="es-EC"/>
+        </w:rPr>
+      </w:pPr>
+    </w:p>
+    <w:p>
+      <w:pPr>
+        <w:spacing w:after="100"/>
+        <w:ind w:left="360"/>
+        <w:rPr>
+          <w:szCs w:val="22"/>
+          <w:lang w:val="es-EC"/>
+        </w:rPr>
+      </w:pPr>
+    </w:p>
+    <w:p>
+      <w:pPr>
+        <w:spacing w:after="100"/>
+        <w:ind w:left="360"/>
+        <w:rPr>
+          <w:szCs w:val="22"/>
+          <w:lang w:val="es-EC"/>
+        </w:rPr>
+      </w:pPr>
+    </w:p>
+    <w:p>
+      <w:pPr>
+        <w:spacing w:after="100"/>
+        <w:ind w:left="360"/>
+        <w:rPr>
+          <w:szCs w:val="22"/>
+          <w:lang w:val="es-EC"/>
+        </w:rPr>
+      </w:pPr>
+    </w:p>
+    <w:p>
+      <w:pPr>
+        <w:spacing w:after="100"/>
+        <w:ind w:left="360"/>
+        <w:rPr>
+          <w:szCs w:val="22"/>
+          <w:lang w:val="es-EC"/>
+        </w:rPr>
+      </w:pPr>
+    </w:p>
+    <w:p>
+      <w:pPr>
+        <w:spacing w:after="100"/>
+        <w:ind w:left="360"/>
+        <w:rPr>
+          <w:szCs w:val="22"/>
+          <w:lang w:val="es-EC"/>
+        </w:rPr>
+      </w:pPr>
+    </w:p>
+    <w:p>
+      <w:pPr>
+        <w:spacing w:after="100"/>
+        <w:ind w:left="360"/>
+        <w:rPr>
+          <w:szCs w:val="22"/>
+          <w:lang w:val="es-EC"/>
+        </w:rPr>
+      </w:pPr>
+    </w:p>
+    <w:p>
+      <w:pPr>
+        <w:spacing w:after="100"/>
+        <w:ind w:left="360"/>
+        <w:rPr>
+          <w:szCs w:val="22"/>
+          <w:lang w:val="es-EC"/>
+        </w:rPr>
+      </w:pPr>
+    </w:p>
+    <w:p>
+      <w:pPr>
+        <w:spacing w:after="100"/>
+        <w:ind w:left="360"/>
+        <w:rPr>
+          <w:szCs w:val="22"/>
+          <w:lang w:val="es-EC"/>
+        </w:rPr>
+      </w:pPr>
+    </w:p>
+    <w:p>
+      <w:pPr>
+        <w:spacing w:after="100"/>
+        <w:ind w:left="360"/>
+        <w:rPr>
+          <w:szCs w:val="22"/>
+          <w:lang w:val="es-EC"/>
+        </w:rPr>
+      </w:pPr>
+    </w:p>
+    <w:p>
+      <w:pPr>
+        <w:spacing w:after="100"/>
+        <w:ind w:left="360"/>
+        <w:rPr>
+          <w:szCs w:val="22"/>
+          <w:lang w:val="es-EC"/>
+        </w:rPr>
+      </w:pPr>
+    </w:p>
+    <w:p>
+      <w:pPr>
+        <w:spacing w:after="100"/>
+        <w:ind w:left="360"/>
+        <w:rPr>
+          <w:szCs w:val="22"/>
+          <w:lang w:val="es-EC"/>
+        </w:rPr>
+      </w:pPr>
+    </w:p>
+    <w:p>
+      <w:pPr>
+        <w:spacing w:after="100"/>
+        <w:ind w:left="360"/>
+        <w:rPr>
+          <w:szCs w:val="22"/>
+          <w:lang w:val="es-EC"/>
+        </w:rPr>
+      </w:pPr>
+    </w:p>
+    <w:p>
+      <w:pPr>
         <w:pStyle w:val="Ttulo1"/>
         <w:spacing w:before="200"/>
         <w:rPr>
@@ -7711,6 +8172,46 @@
           <w:lang w:val="es-ES"/>
         </w:rPr>
         <w:t xml:space="preserve"> y atención médica</w:t>
+      </w:r>
+    </w:p>
+    <w:p>
+      <w:r>
+        <w:lastRenderedPageBreak/>
+        <w:drawing>
+          <wp:inline distT="0" distB="0" distL="0" distR="0" wp14:anchorId="2C744967" wp14:editId="46462CD3">
+            <wp:extent cx="5728335" cy="4656455"/>
+            <wp:effectExtent l="0" t="0" r="5715" b="0"/>
+            <wp:docPr id="4" name="Imagen 4"/>
+            <wp:cNvGraphicFramePr>
+              <a:graphicFrameLocks xmlns:a="http://schemas.openxmlformats.org/drawingml/2006/main" noChangeAspect="1"/>
+            </wp:cNvGraphicFramePr>
+            <a:graphic xmlns:a="http://schemas.openxmlformats.org/drawingml/2006/main">
+              <a:graphicData uri="http://schemas.openxmlformats.org/drawingml/2006/picture">
+                <pic:pic xmlns:pic="http://schemas.openxmlformats.org/drawingml/2006/picture">
+                  <pic:nvPicPr>
+                    <pic:cNvPr id="1" name=""/>
+                    <pic:cNvPicPr/>
+                  </pic:nvPicPr>
+                  <pic:blipFill>
+                    <a:blip r:embed="rId14"/>
+                    <a:stretch>
+                      <a:fillRect/>
+                    </a:stretch>
+                  </pic:blipFill>
+                  <pic:spPr>
+                    <a:xfrm>
+                      <a:off x="0" y="0"/>
+                      <a:ext cx="5728335" cy="4656455"/>
+                    </a:xfrm>
+                    <a:prstGeom prst="rect">
+                      <a:avLst/>
+                    </a:prstGeom>
+                  </pic:spPr>
+                </pic:pic>
+              </a:graphicData>
+            </a:graphic>
+          </wp:inline>
+        </w:drawing>
       </w:r>
     </w:p>
     <w:tbl>
@@ -8146,21 +8647,21 @@
               <w:rPr>
                 <w:sz w:val="20"/>
               </w:rPr>
-              <w:t xml:space="preserve">Panel de </w:t>
-            </w:r>
-            <w:proofErr w:type="spellStart"/>
-            <w:r>
-              <w:rPr>
-                <w:sz w:val="20"/>
-              </w:rPr>
-              <w:t>Teleconsulta</w:t>
-            </w:r>
-            <w:proofErr w:type="spellEnd"/>
-            <w:r>
-              <w:rPr>
-                <w:sz w:val="20"/>
-              </w:rPr>
-              <w:t xml:space="preserve"> (M4), Paciente (ST01), Med-Gemini, Módulo de Monitoreo (M3), Módulo de Recetas Digitales, Centro de Asistencia (ST04)</w:t>
+              <w:t xml:space="preserve">Paciente (ST01), </w:t>
+            </w:r>
+            <w:proofErr w:type="spellStart"/>
+            <w:r>
+              <w:rPr>
+                <w:sz w:val="20"/>
+              </w:rPr>
+              <w:t>Med</w:t>
+            </w:r>
+            <w:proofErr w:type="spellEnd"/>
+            <w:r>
+              <w:rPr>
+                <w:sz w:val="20"/>
+              </w:rPr>
+              <w:t>-Gemini, Módulo de Monitoreo (M3), Módulo de Recetas Digitales, Centro de Asistencia (ST04), Sistema de Emergencias</w:t>
             </w:r>
           </w:p>
         </w:tc>
@@ -8234,10 +8735,23 @@
             </w:pPr>
             <w:r>
               <w:rPr>
-                <w:sz w:val="18"/>
-                <w:szCs w:val="18"/>
-              </w:rPr>
-              <w:t>Alta (Must)</w:t>
+                <w:sz w:val="20"/>
+              </w:rPr>
+              <w:t>Alta (</w:t>
+            </w:r>
+            <w:proofErr w:type="spellStart"/>
+            <w:r>
+              <w:rPr>
+                <w:sz w:val="20"/>
+              </w:rPr>
+              <w:t>Must</w:t>
+            </w:r>
+            <w:proofErr w:type="spellEnd"/>
+            <w:r>
+              <w:rPr>
+                <w:sz w:val="20"/>
+              </w:rPr>
+              <w:t>)</w:t>
             </w:r>
           </w:p>
         </w:tc>
@@ -8343,7 +8857,23 @@
           <w:szCs w:val="22"/>
           <w:lang w:val="es-ES"/>
         </w:rPr>
-        <w:t xml:space="preserve">muestra el historial clínico, las lecturas biométricas y las sugerencias diagnósticas generadas por Med-Gemini con su explicación (XAI). El médico evalúa la información, toma la decisión clínica, emite una receta digital y, si el caso lo requiere, activa una derivación de emergencia al </w:t>
+        <w:t xml:space="preserve">muestra el historial clínico, las lecturas biométricas y las sugerencias diagnósticas generadas por </w:t>
+      </w:r>
+      <w:proofErr w:type="spellStart"/>
+      <w:r>
+        <w:rPr>
+          <w:szCs w:val="22"/>
+          <w:lang w:val="es-ES"/>
+        </w:rPr>
+        <w:t>Med</w:t>
+      </w:r>
+      <w:proofErr w:type="spellEnd"/>
+      <w:r>
+        <w:rPr>
+          <w:szCs w:val="22"/>
+          <w:lang w:val="es-ES"/>
+        </w:rPr>
+        <w:t xml:space="preserve">-Gemini con su explicación (XAI). El médico evalúa la información, toma la decisión clínica, emite una receta digital y, si el caso lo requiere, activa una derivación de emergencia al </w:t>
       </w:r>
       <w:r>
         <w:rPr>
@@ -8605,6 +9135,7 @@
           <w:szCs w:val="22"/>
           <w:lang w:val="es-EC"/>
         </w:rPr>
+        <w:lastRenderedPageBreak/>
         <w:t>5</w:t>
       </w:r>
       <w:r>
@@ -8756,7 +9287,6 @@
               <w:rPr>
                 <w:sz w:val="20"/>
               </w:rPr>
-              <w:lastRenderedPageBreak/>
               <w:t>1</w:t>
             </w:r>
           </w:p>
@@ -8777,7 +9307,7 @@
               <w:rPr>
                 <w:sz w:val="20"/>
               </w:rPr>
-              <w:t xml:space="preserve">El Personal Médico inicializa el canal multimedia interactivo en el Panel de </w:t>
+              <w:t xml:space="preserve">El Personal Médico inicia el canal de videollamada con el Paciente desde el Panel de </w:t>
             </w:r>
             <w:proofErr w:type="spellStart"/>
             <w:r>
@@ -8856,21 +9386,7 @@
               <w:rPr>
                 <w:sz w:val="20"/>
               </w:rPr>
-              <w:t xml:space="preserve"> (M4) establece la transmisión bidireccional </w:t>
-            </w:r>
-            <w:proofErr w:type="spellStart"/>
-            <w:r>
-              <w:rPr>
-                <w:sz w:val="20"/>
-              </w:rPr>
-              <w:t>WebRTC</w:t>
-            </w:r>
-            <w:proofErr w:type="spellEnd"/>
-            <w:r>
-              <w:rPr>
-                <w:sz w:val="20"/>
-              </w:rPr>
-              <w:t xml:space="preserve"> de audio y video con el Paciente.</w:t>
+              <w:t xml:space="preserve"> establece la transmisión de audio y video con el Paciente con latencia menor o igual a 200ms.</w:t>
             </w:r>
           </w:p>
         </w:tc>
@@ -8935,7 +9451,7 @@
               <w:rPr>
                 <w:sz w:val="20"/>
               </w:rPr>
-              <w:t xml:space="preserve"> (M4) extrae el flujo histórico biométrico consolidado desde el Módulo de Monitoreo (M3).</w:t>
+              <w:t xml:space="preserve"> extrae el historial clínico completo del Paciente, incluyendo las señales biométricas del Módulo de Monitoreo (M3).</w:t>
             </w:r>
           </w:p>
         </w:tc>
@@ -9044,7 +9560,21 @@
               <w:rPr>
                 <w:sz w:val="20"/>
               </w:rPr>
-              <w:t>El Personal Médico solicita sugerencias de diagnóstico diferencial automatizadas a Med-Gemini.</w:t>
+              <w:t xml:space="preserve">El Personal Médico solicita sugerencias diagnósticas a </w:t>
+            </w:r>
+            <w:proofErr w:type="spellStart"/>
+            <w:r>
+              <w:rPr>
+                <w:sz w:val="20"/>
+              </w:rPr>
+              <w:t>Med</w:t>
+            </w:r>
+            <w:proofErr w:type="spellEnd"/>
+            <w:r>
+              <w:rPr>
+                <w:sz w:val="20"/>
+              </w:rPr>
+              <w:t>-Gemini.</w:t>
             </w:r>
           </w:p>
         </w:tc>
@@ -9098,11 +9628,19 @@
                 <w:lang w:val="es-ES"/>
               </w:rPr>
             </w:pPr>
-            <w:r>
-              <w:rPr>
-                <w:sz w:val="20"/>
-              </w:rPr>
-              <w:t>Med-Gemini evalúa el contexto clínico completo (historial, biometría, síntomas) y envía el diagnóstico sugerido con justificación XAI al Módulo de Recetas Digitales.</w:t>
+            <w:proofErr w:type="spellStart"/>
+            <w:r>
+              <w:rPr>
+                <w:sz w:val="20"/>
+              </w:rPr>
+              <w:t>Med</w:t>
+            </w:r>
+            <w:proofErr w:type="spellEnd"/>
+            <w:r>
+              <w:rPr>
+                <w:sz w:val="20"/>
+              </w:rPr>
+              <w:t>-Gemini evalúa el contexto clínico completo (historial, biometría, síntomas) y devuelve el diagnóstico sugerido con justificación XAI visible para el Personal Médico en tiempo real.</w:t>
             </w:r>
           </w:p>
         </w:tc>
@@ -9204,7 +9742,21 @@
               <w:rPr>
                 <w:sz w:val="20"/>
               </w:rPr>
-              <w:t>El Personal Médico evalúa la sugerencia de Med-Gemini, acepta/modifica/rechaza, estampa su firma electrónica y transfiere la receta digital validada al Paciente.</w:t>
+              <w:t xml:space="preserve">El Personal Médico evalúa la sugerencia de </w:t>
+            </w:r>
+            <w:proofErr w:type="spellStart"/>
+            <w:r>
+              <w:rPr>
+                <w:sz w:val="20"/>
+              </w:rPr>
+              <w:t>Med</w:t>
+            </w:r>
+            <w:proofErr w:type="spellEnd"/>
+            <w:r>
+              <w:rPr>
+                <w:sz w:val="20"/>
+              </w:rPr>
+              <w:t>-Gemini, acepta, modifica o rechaza, y emite la receta digital firmada electrónicamente al Paciente.</w:t>
             </w:r>
           </w:p>
         </w:tc>
@@ -9329,7 +9881,7 @@
               <w:rPr>
                 <w:sz w:val="20"/>
               </w:rPr>
-              <w:t>Si el Personal Médico no puede atender la solicitud (sobrecarga, falta de especialidad o indisponibilidad), el Motor de Reasignación reubica automáticamente el caso al recurso más idóneo en menos de 5 minutos.</w:t>
+              <w:t>Si el Personal Médico no puede atender la solicitud, selecciona un motivo obligatorio de rechazo. El sistema reasigna automáticamente el caso al médico o centro más idóneo en menos de 5 minutos.</w:t>
             </w:r>
           </w:p>
         </w:tc>
@@ -9382,21 +9934,21 @@
               <w:rPr>
                 <w:sz w:val="20"/>
               </w:rPr>
-              <w:t xml:space="preserve">El Log </w:t>
-            </w:r>
-            <w:proofErr w:type="spellStart"/>
-            <w:r>
-              <w:rPr>
-                <w:sz w:val="20"/>
-              </w:rPr>
-              <w:t>Engine</w:t>
-            </w:r>
-            <w:proofErr w:type="spellEnd"/>
-            <w:r>
-              <w:rPr>
-                <w:sz w:val="20"/>
-              </w:rPr>
-              <w:t xml:space="preserve"> (M5) registra de forma inmutable la sesión completa: decisión médica, versión de Med-Gemini utilizada, nivel de confianza y firma del profesional.</w:t>
+              <w:t xml:space="preserve">El log de auditoría registra la sesión completa de forma inmutable: decisión médica, versión de </w:t>
+            </w:r>
+            <w:proofErr w:type="spellStart"/>
+            <w:r>
+              <w:rPr>
+                <w:sz w:val="20"/>
+              </w:rPr>
+              <w:t>Med</w:t>
+            </w:r>
+            <w:proofErr w:type="spellEnd"/>
+            <w:r>
+              <w:rPr>
+                <w:sz w:val="20"/>
+              </w:rPr>
+              <w:t>-Gemini, nivel de confianza y firma del Personal Médico.</w:t>
             </w:r>
           </w:p>
         </w:tc>
@@ -9447,7 +9999,23 @@
           <w:color w:val="auto"/>
           <w:lang w:val="es-EC"/>
         </w:rPr>
-        <w:t>6a. Med-Gemini no responde</w:t>
+        <w:t xml:space="preserve">6a. </w:t>
+      </w:r>
+      <w:proofErr w:type="spellStart"/>
+      <w:r>
+        <w:rPr>
+          <w:color w:val="auto"/>
+          <w:lang w:val="es-EC"/>
+        </w:rPr>
+        <w:t>Med</w:t>
+      </w:r>
+      <w:proofErr w:type="spellEnd"/>
+      <w:r>
+        <w:rPr>
+          <w:color w:val="auto"/>
+          <w:lang w:val="es-EC"/>
+        </w:rPr>
+        <w:t>-Gemini no responde</w:t>
       </w:r>
     </w:p>
     <w:p>
@@ -9659,17 +10227,7 @@
         <w:t>istema registra el incidente y mantiene la receta en estado pendiente hasta completar el proceso.</w:t>
       </w:r>
     </w:p>
-    <w:p>
-      <w:pPr>
-        <w:pStyle w:val="Ttulo2"/>
-        <w:spacing w:before="150" w:line="259" w:lineRule="auto"/>
-        <w:rPr>
-          <w:sz w:val="22"/>
-          <w:szCs w:val="22"/>
-          <w:lang w:val="es-EC"/>
-        </w:rPr>
-      </w:pPr>
-    </w:p>
+    <w:p/>
     <w:p>
       <w:pPr>
         <w:pStyle w:val="Ttulo2"/>
@@ -9812,6 +10370,7 @@
           <w:szCs w:val="22"/>
           <w:lang w:val="es-EC"/>
         </w:rPr>
+        <w:lastRenderedPageBreak/>
         <w:t xml:space="preserve">Los eventos de la </w:t>
       </w:r>
       <w:proofErr w:type="spellStart"/>
@@ -9853,7 +10412,6 @@
           <w:szCs w:val="22"/>
           <w:lang w:val="es-EC"/>
         </w:rPr>
-        <w:lastRenderedPageBreak/>
         <w:t>Si existió emergencia, el centro de asistencia recibe la notificación correspondiente.</w:t>
       </w:r>
     </w:p>
@@ -9890,7 +10448,52 @@
         <w:rPr>
           <w:lang w:val="es-EC"/>
         </w:rPr>
-        <w:t>5. Caso de Uso UC-05: Acceder a módulo de auditoría</w:t>
+        <w:t>6</w:t>
+      </w:r>
+      <w:r>
+        <w:rPr>
+          <w:lang w:val="es-EC"/>
+        </w:rPr>
+        <w:t>. Caso de Uso UC-05: Acceder a módulo de auditoría</w:t>
+      </w:r>
+    </w:p>
+    <w:p>
+      <w:r>
+        <w:drawing>
+          <wp:inline distT="0" distB="0" distL="0" distR="0" wp14:anchorId="629ED503" wp14:editId="16646B82">
+            <wp:extent cx="5728335" cy="4140200"/>
+            <wp:effectExtent l="0" t="0" r="5715" b="0"/>
+            <wp:docPr id="5" name="Imagen 5"/>
+            <wp:cNvGraphicFramePr>
+              <a:graphicFrameLocks xmlns:a="http://schemas.openxmlformats.org/drawingml/2006/main" noChangeAspect="1"/>
+            </wp:cNvGraphicFramePr>
+            <a:graphic xmlns:a="http://schemas.openxmlformats.org/drawingml/2006/main">
+              <a:graphicData uri="http://schemas.openxmlformats.org/drawingml/2006/picture">
+                <pic:pic xmlns:pic="http://schemas.openxmlformats.org/drawingml/2006/picture">
+                  <pic:nvPicPr>
+                    <pic:cNvPr id="1" name=""/>
+                    <pic:cNvPicPr/>
+                  </pic:nvPicPr>
+                  <pic:blipFill>
+                    <a:blip r:embed="rId15"/>
+                    <a:stretch>
+                      <a:fillRect/>
+                    </a:stretch>
+                  </pic:blipFill>
+                  <pic:spPr>
+                    <a:xfrm>
+                      <a:off x="0" y="0"/>
+                      <a:ext cx="5728335" cy="4140200"/>
+                    </a:xfrm>
+                    <a:prstGeom prst="rect">
+                      <a:avLst/>
+                    </a:prstGeom>
+                  </pic:spPr>
+                </pic:pic>
+              </a:graphicData>
+            </a:graphic>
+          </wp:inline>
+        </w:drawing>
       </w:r>
     </w:p>
     <w:tbl>
@@ -10193,11 +10796,9 @@
           <w:p>
             <w:r>
               <w:rPr>
-                <w:sz w:val="18"/>
-                <w:szCs w:val="18"/>
-                <w:lang w:val="es-EC"/>
-              </w:rPr>
-              <w:t>MSP (ST05 - Ministerio de Salud Pública / Auditor)</w:t>
+                <w:sz w:val="20"/>
+              </w:rPr>
+              <w:t>Auditor MSP (ST05)</w:t>
             </w:r>
           </w:p>
         </w:tc>
@@ -10277,21 +10878,35 @@
               <w:rPr>
                 <w:sz w:val="20"/>
               </w:rPr>
-              <w:t xml:space="preserve">Módulo de Cumplimiento (M5), JWT Service, Log </w:t>
-            </w:r>
-            <w:proofErr w:type="spellStart"/>
-            <w:r>
-              <w:rPr>
-                <w:sz w:val="20"/>
-              </w:rPr>
-              <w:t>Engine</w:t>
-            </w:r>
-            <w:proofErr w:type="spellEnd"/>
-            <w:r>
-              <w:rPr>
-                <w:sz w:val="20"/>
-              </w:rPr>
-              <w:t>, Repositorio Centralizado GCP, Med-Gemini, DPO (ST06)</w:t>
+              <w:t xml:space="preserve">DPO (ST06), Módulo de Cumplimiento (M5), </w:t>
+            </w:r>
+            <w:proofErr w:type="spellStart"/>
+            <w:r>
+              <w:rPr>
+                <w:sz w:val="20"/>
+              </w:rPr>
+              <w:t>MLOps</w:t>
+            </w:r>
+            <w:proofErr w:type="spellEnd"/>
+            <w:r>
+              <w:rPr>
+                <w:sz w:val="20"/>
+              </w:rPr>
+              <w:t xml:space="preserve"> / </w:t>
+            </w:r>
+            <w:proofErr w:type="spellStart"/>
+            <w:r>
+              <w:rPr>
+                <w:sz w:val="20"/>
+              </w:rPr>
+              <w:t>Med</w:t>
+            </w:r>
+            <w:proofErr w:type="spellEnd"/>
+            <w:r>
+              <w:rPr>
+                <w:sz w:val="20"/>
+              </w:rPr>
+              <w:t>-Gemini (ST07)</w:t>
             </w:r>
           </w:p>
         </w:tc>
@@ -10365,10 +10980,23 @@
             </w:pPr>
             <w:r>
               <w:rPr>
-                <w:sz w:val="18"/>
-                <w:szCs w:val="18"/>
-              </w:rPr>
-              <w:t>Alta (Must)</w:t>
+                <w:sz w:val="20"/>
+              </w:rPr>
+              <w:t>Alta (</w:t>
+            </w:r>
+            <w:proofErr w:type="spellStart"/>
+            <w:r>
+              <w:rPr>
+                <w:sz w:val="20"/>
+              </w:rPr>
+              <w:t>Must</w:t>
+            </w:r>
+            <w:proofErr w:type="spellEnd"/>
+            <w:r>
+              <w:rPr>
+                <w:sz w:val="20"/>
+              </w:rPr>
+              <w:t>)</w:t>
             </w:r>
           </w:p>
         </w:tc>
@@ -10526,6 +11154,7 @@
           <w:szCs w:val="22"/>
           <w:lang w:val="es-EC"/>
         </w:rPr>
+        <w:lastRenderedPageBreak/>
         <w:t xml:space="preserve">Existen logs de auditoría generados y almacenados de forma inmutable en el repositorio persistente. </w:t>
       </w:r>
     </w:p>
@@ -10572,7 +11201,25 @@
           <w:szCs w:val="22"/>
           <w:lang w:val="es-EC"/>
         </w:rPr>
-        <w:t xml:space="preserve">Las métricas de equidad y los logs de rendimiento de Med-Gemini / </w:t>
+        <w:t xml:space="preserve">Las métricas de equidad y los logs de rendimiento de </w:t>
+      </w:r>
+      <w:proofErr w:type="spellStart"/>
+      <w:r>
+        <w:rPr>
+          <w:sz w:val="22"/>
+          <w:szCs w:val="22"/>
+          <w:lang w:val="es-EC"/>
+        </w:rPr>
+        <w:t>Med</w:t>
+      </w:r>
+      <w:proofErr w:type="spellEnd"/>
+      <w:r>
+        <w:rPr>
+          <w:sz w:val="22"/>
+          <w:szCs w:val="22"/>
+          <w:lang w:val="es-EC"/>
+        </w:rPr>
+        <w:t xml:space="preserve">-Gemini / </w:t>
       </w:r>
       <w:proofErr w:type="spellStart"/>
       <w:r>
@@ -10811,7 +11458,7 @@
               <w:rPr>
                 <w:sz w:val="20"/>
               </w:rPr>
-              <w:t>El Auditor del MSP solicita el acceso administrativo autenticándose ante el Módulo de Cumplimiento (M5).</w:t>
+              <w:t>El Auditor del MSP se autentica con sus credenciales en el Módulo de Cumplimiento (M5).</w:t>
             </w:r>
           </w:p>
         </w:tc>
@@ -10862,7 +11509,7 @@
               <w:rPr>
                 <w:sz w:val="20"/>
               </w:rPr>
-              <w:t>El Módulo de Cumplimiento (M5) reenvía el token de identidad para su verificación al JWT Service.</w:t>
+              <w:t>El Módulo de Cumplimiento verifica el token de acceso y habilita los permisos del rol de auditoría.</w:t>
             </w:r>
           </w:p>
         </w:tc>
@@ -10913,21 +11560,7 @@
               <w:rPr>
                 <w:sz w:val="20"/>
               </w:rPr>
-              <w:t xml:space="preserve">El JWT Service verifica la vigencia del token, autoriza los permisos del rol de auditoría y concede acceso al componente Log </w:t>
-            </w:r>
-            <w:proofErr w:type="spellStart"/>
-            <w:r>
-              <w:rPr>
-                <w:sz w:val="20"/>
-              </w:rPr>
-              <w:t>Engine</w:t>
-            </w:r>
-            <w:proofErr w:type="spellEnd"/>
-            <w:r>
-              <w:rPr>
-                <w:sz w:val="20"/>
-              </w:rPr>
-              <w:t>.</w:t>
+              <w:t>El Auditor del MSP consulta los logs de auditoría inmutables generados por el sistema SAMR.</w:t>
             </w:r>
           </w:p>
         </w:tc>
@@ -10978,21 +11611,7 @@
               <w:rPr>
                 <w:sz w:val="20"/>
               </w:rPr>
-              <w:t xml:space="preserve">El Log </w:t>
-            </w:r>
-            <w:proofErr w:type="spellStart"/>
-            <w:r>
-              <w:rPr>
-                <w:sz w:val="20"/>
-              </w:rPr>
-              <w:t>Engine</w:t>
-            </w:r>
-            <w:proofErr w:type="spellEnd"/>
-            <w:r>
-              <w:rPr>
-                <w:sz w:val="20"/>
-              </w:rPr>
-              <w:t xml:space="preserve"> ejecuta consultas paralelas descifrando bloques de datos dentro del Repositorio Centralizado GCP.</w:t>
+              <w:t>El Módulo de Cumplimiento descifra los registros solicitados con las llaves criptográficas AES-256 y los expone al Auditor.</w:t>
             </w:r>
           </w:p>
         </w:tc>
@@ -11043,7 +11662,21 @@
               <w:rPr>
                 <w:sz w:val="20"/>
               </w:rPr>
-              <w:t>El Repositorio Centralizado GCP aplica las llaves criptográficas AES-256 exponiendo las trazas de IA al Auditor del MSP.</w:t>
+              <w:t xml:space="preserve">El Auditor del MSP revisa las decisiones de </w:t>
+            </w:r>
+            <w:proofErr w:type="spellStart"/>
+            <w:r>
+              <w:rPr>
+                <w:sz w:val="20"/>
+              </w:rPr>
+              <w:t>Med</w:t>
+            </w:r>
+            <w:proofErr w:type="spellEnd"/>
+            <w:r>
+              <w:rPr>
+                <w:sz w:val="20"/>
+              </w:rPr>
+              <w:t>-Gemini, los consentimientos LOPDP registrados y las métricas de equidad del modelo.</w:t>
             </w:r>
           </w:p>
         </w:tc>
@@ -11101,7 +11734,7 @@
               <w:rPr>
                 <w:sz w:val="20"/>
               </w:rPr>
-              <w:t>El Auditor del MSP valida las métricas de equidad de Med-Gemini y notifica la conformidad al Oficial de Protección de Datos (DPO).</w:t>
+              <w:t>El Auditor del MSP valida que los logs son suficientes para la certificación regulatoria y notifica su conformidad al DPO (ST06).</w:t>
             </w:r>
           </w:p>
         </w:tc>
@@ -11132,7 +11765,6 @@
               <w:rPr>
                 <w:sz w:val="20"/>
               </w:rPr>
-              <w:lastRenderedPageBreak/>
               <w:t>7</w:t>
             </w:r>
           </w:p>
@@ -11153,21 +11785,7 @@
               <w:rPr>
                 <w:sz w:val="20"/>
               </w:rPr>
-              <w:t xml:space="preserve">El DPO firma digitalmente el informe de auditoría y el Log </w:t>
-            </w:r>
-            <w:proofErr w:type="spellStart"/>
-            <w:r>
-              <w:rPr>
-                <w:sz w:val="20"/>
-              </w:rPr>
-              <w:t>Engine</w:t>
-            </w:r>
-            <w:proofErr w:type="spellEnd"/>
-            <w:r>
-              <w:rPr>
-                <w:sz w:val="20"/>
-              </w:rPr>
-              <w:t xml:space="preserve"> registra el evento de cierre con hash SHA-256 inmutable para mantener la trazabilidad completa.</w:t>
+              <w:t>El DPO firma digitalmente el informe de auditoría. El Módulo de Cumplimiento registra el evento de cierre con hash SHA-256 inmutable.</w:t>
             </w:r>
           </w:p>
         </w:tc>
@@ -11207,17 +11825,7 @@
       </w:r>
       <w:proofErr w:type="spellEnd"/>
     </w:p>
-    <w:p>
-      <w:pPr>
-        <w:pStyle w:val="Ttulo2"/>
-        <w:spacing w:before="150" w:after="100"/>
-        <w:rPr>
-          <w:sz w:val="22"/>
-          <w:szCs w:val="22"/>
-          <w:lang w:val="en-US"/>
-        </w:rPr>
-      </w:pPr>
-    </w:p>
+    <w:p/>
     <w:p>
       <w:pPr>
         <w:pStyle w:val="Prrafodelista"/>
@@ -11284,7 +11892,25 @@
           <w:szCs w:val="22"/>
           <w:lang w:val="es-EC"/>
         </w:rPr>
-        <w:t xml:space="preserve">Los datos de verificación de equidad de Med-Gemini y el token del auditor quedan desasociados de la sesión activa al finalizar el proceso. </w:t>
+        <w:t xml:space="preserve">Los datos de verificación de equidad de </w:t>
+      </w:r>
+      <w:proofErr w:type="spellStart"/>
+      <w:r>
+        <w:rPr>
+          <w:sz w:val="22"/>
+          <w:szCs w:val="22"/>
+          <w:lang w:val="es-EC"/>
+        </w:rPr>
+        <w:t>Med</w:t>
+      </w:r>
+      <w:proofErr w:type="spellEnd"/>
+      <w:r>
+        <w:rPr>
+          <w:sz w:val="22"/>
+          <w:szCs w:val="22"/>
+          <w:lang w:val="es-EC"/>
+        </w:rPr>
+        <w:t xml:space="preserve">-Gemini y el token del auditor quedan desasociados de la sesión activa al finalizar el proceso. </w:t>
       </w:r>
     </w:p>
     <w:p>
@@ -11598,6 +12224,7 @@
                 <w:lang w:val="en-US"/>
               </w:rPr>
             </w:pPr>
+            <w:proofErr w:type="spellStart"/>
             <w:r>
               <w:rPr>
                 <w:b/>
@@ -11605,7 +12232,37 @@
                 <w:szCs w:val="18"/>
                 <w:lang w:val="en-US"/>
               </w:rPr>
-              <w:t xml:space="preserve">Clase / Atributo </w:t>
+              <w:t>Clase</w:t>
+            </w:r>
+            <w:proofErr w:type="spellEnd"/>
+            <w:r>
+              <w:rPr>
+                <w:b/>
+                <w:sz w:val="18"/>
+                <w:szCs w:val="18"/>
+                <w:lang w:val="en-US"/>
+              </w:rPr>
+              <w:t xml:space="preserve"> / </w:t>
+            </w:r>
+            <w:proofErr w:type="spellStart"/>
+            <w:r>
+              <w:rPr>
+                <w:b/>
+                <w:sz w:val="18"/>
+                <w:szCs w:val="18"/>
+                <w:lang w:val="en-US"/>
+              </w:rPr>
+              <w:t>Atributo</w:t>
+            </w:r>
+            <w:proofErr w:type="spellEnd"/>
+            <w:r>
+              <w:rPr>
+                <w:b/>
+                <w:sz w:val="18"/>
+                <w:szCs w:val="18"/>
+                <w:lang w:val="en-US"/>
+              </w:rPr>
+              <w:t xml:space="preserve"> </w:t>
             </w:r>
             <w:proofErr w:type="spellStart"/>
             <w:r>
@@ -11822,6 +12479,7 @@
               <w:rPr>
                 <w:sz w:val="20"/>
               </w:rPr>
+              <w:lastRenderedPageBreak/>
               <w:t>FormularioRegistro</w:t>
             </w:r>
             <w:proofErr w:type="spellEnd"/>
@@ -13055,25 +13713,7 @@
           <w:szCs w:val="22"/>
           <w:lang w:val="es-EC"/>
         </w:rPr>
-        <w:t xml:space="preserve">ntidades (por </w:t>
-      </w:r>
-      <w:proofErr w:type="gramStart"/>
-      <w:r>
-        <w:rPr>
-          <w:sz w:val="22"/>
-          <w:szCs w:val="22"/>
-          <w:lang w:val="es-EC"/>
-        </w:rPr>
-        <w:t>línea</w:t>
-      </w:r>
-      <w:proofErr w:type="gramEnd"/>
-      <w:r>
-        <w:rPr>
-          <w:sz w:val="22"/>
-          <w:szCs w:val="22"/>
-          <w:lang w:val="es-EC"/>
-        </w:rPr>
-        <w:t xml:space="preserve"> de la especificación)</w:t>
+        <w:t>ntidades (por línea de la especificación)</w:t>
       </w:r>
       <w:bookmarkEnd w:id="15"/>
     </w:p>
@@ -13099,35 +13739,7 @@
         <w:rPr>
           <w:lang w:val="es-EC"/>
         </w:rPr>
-        <w:t xml:space="preserve"> se presenta el </w:t>
-      </w:r>
-      <w:proofErr w:type="gramStart"/>
-      <w:r>
-        <w:rPr>
-          <w:lang w:val="es-EC"/>
-        </w:rPr>
-        <w:t>análisis línea</w:t>
-      </w:r>
-      <w:proofErr w:type="gramEnd"/>
-      <w:r>
-        <w:rPr>
-          <w:lang w:val="es-EC"/>
-        </w:rPr>
-        <w:t xml:space="preserve"> por </w:t>
-      </w:r>
-      <w:proofErr w:type="gramStart"/>
-      <w:r>
-        <w:rPr>
-          <w:lang w:val="es-EC"/>
-        </w:rPr>
-        <w:t>línea</w:t>
-      </w:r>
-      <w:proofErr w:type="gramEnd"/>
-      <w:r>
-        <w:rPr>
-          <w:lang w:val="es-EC"/>
-        </w:rPr>
-        <w:t xml:space="preserve"> del flujo proporcionado:</w:t>
+        <w:t xml:space="preserve"> se presenta el análisis línea por línea del flujo proporcionado:</w:t>
       </w:r>
     </w:p>
     <w:tbl>
@@ -13932,7 +14544,6 @@
               <w:rPr>
                 <w:sz w:val="20"/>
               </w:rPr>
-              <w:lastRenderedPageBreak/>
               <w:t>4</w:t>
             </w:r>
           </w:p>
@@ -14957,7 +15568,25 @@
           <w:szCs w:val="22"/>
           <w:lang w:val="en-US"/>
         </w:rPr>
-        <w:t xml:space="preserve">4.2 Verbos </w:t>
+        <w:t xml:space="preserve">4.2 </w:t>
+      </w:r>
+      <w:proofErr w:type="spellStart"/>
+      <w:r>
+        <w:rPr>
+          <w:sz w:val="22"/>
+          <w:szCs w:val="22"/>
+          <w:lang w:val="en-US"/>
+        </w:rPr>
+        <w:t>Verbos</w:t>
+      </w:r>
+      <w:proofErr w:type="spellEnd"/>
+      <w:r>
+        <w:rPr>
+          <w:sz w:val="22"/>
+          <w:szCs w:val="22"/>
+          <w:lang w:val="en-US"/>
+        </w:rPr>
+        <w:t xml:space="preserve"> </w:t>
       </w:r>
       <w:proofErr w:type="spellStart"/>
       <w:r>
@@ -16323,25 +16952,7 @@
           <w:szCs w:val="22"/>
           <w:lang w:val="es-EC"/>
         </w:rPr>
-        <w:t xml:space="preserve">ntidades (por </w:t>
-      </w:r>
-      <w:proofErr w:type="gramStart"/>
-      <w:r>
-        <w:rPr>
-          <w:sz w:val="22"/>
-          <w:szCs w:val="22"/>
-          <w:lang w:val="es-EC"/>
-        </w:rPr>
-        <w:t>línea</w:t>
-      </w:r>
-      <w:proofErr w:type="gramEnd"/>
-      <w:r>
-        <w:rPr>
-          <w:sz w:val="22"/>
-          <w:szCs w:val="22"/>
-          <w:lang w:val="es-EC"/>
-        </w:rPr>
-        <w:t xml:space="preserve"> de la especificación)</w:t>
+        <w:t>ntidades (por línea de la especificación)</w:t>
       </w:r>
       <w:bookmarkEnd w:id="17"/>
     </w:p>
@@ -16353,6 +16964,7 @@
         <w:rPr>
           <w:lang w:val="es-EC"/>
         </w:rPr>
+        <w:lastRenderedPageBreak/>
         <w:t xml:space="preserve">Las relaciones se identifican analizando los sustantivos (entidades) que </w:t>
       </w:r>
       <w:proofErr w:type="spellStart"/>
@@ -16381,35 +16993,7 @@
         <w:rPr>
           <w:lang w:val="es-EC"/>
         </w:rPr>
-        <w:t xml:space="preserve"> se presenta el </w:t>
-      </w:r>
-      <w:proofErr w:type="gramStart"/>
-      <w:r>
-        <w:rPr>
-          <w:lang w:val="es-EC"/>
-        </w:rPr>
-        <w:t>análisis línea</w:t>
-      </w:r>
-      <w:proofErr w:type="gramEnd"/>
-      <w:r>
-        <w:rPr>
-          <w:lang w:val="es-EC"/>
-        </w:rPr>
-        <w:t xml:space="preserve"> por </w:t>
-      </w:r>
-      <w:proofErr w:type="gramStart"/>
-      <w:r>
-        <w:rPr>
-          <w:lang w:val="es-EC"/>
-        </w:rPr>
-        <w:t>línea</w:t>
-      </w:r>
-      <w:proofErr w:type="gramEnd"/>
-      <w:r>
-        <w:rPr>
-          <w:lang w:val="es-EC"/>
-        </w:rPr>
-        <w:t xml:space="preserve"> del flujo proporcionado:</w:t>
+        <w:t xml:space="preserve"> se presenta el análisis línea por línea del flujo proporcionado:</w:t>
       </w:r>
     </w:p>
     <w:tbl>
@@ -17004,7 +17588,6 @@
               <w:t xml:space="preserve">) → API_IESS → </w:t>
             </w:r>
             <w:proofErr w:type="spellStart"/>
-            <w:proofErr w:type="gramStart"/>
             <w:r>
               <w:rPr>
                 <w:sz w:val="20"/>
@@ -17016,14 +17599,7 @@
               <w:rPr>
                 <w:sz w:val="20"/>
               </w:rPr>
-              <w:t>(</w:t>
-            </w:r>
-            <w:proofErr w:type="gramEnd"/>
-            <w:r>
-              <w:rPr>
-                <w:sz w:val="20"/>
-              </w:rPr>
-              <w:t xml:space="preserve">) → </w:t>
+              <w:t xml:space="preserve">() → </w:t>
             </w:r>
             <w:proofErr w:type="spellStart"/>
             <w:r>
@@ -17297,7 +17873,21 @@
               <w:rPr>
                 <w:sz w:val="20"/>
               </w:rPr>
-              <w:t xml:space="preserve">El Módulo de Solicitudes invoca Med-Gemini y recibe la </w:t>
+              <w:t xml:space="preserve">El Módulo de Solicitudes invoca </w:t>
+            </w:r>
+            <w:proofErr w:type="spellStart"/>
+            <w:r>
+              <w:rPr>
+                <w:sz w:val="20"/>
+              </w:rPr>
+              <w:t>Med</w:t>
+            </w:r>
+            <w:proofErr w:type="spellEnd"/>
+            <w:r>
+              <w:rPr>
+                <w:sz w:val="20"/>
+              </w:rPr>
+              <w:t xml:space="preserve">-Gemini y recibe la </w:t>
             </w:r>
             <w:proofErr w:type="spellStart"/>
             <w:r>
@@ -17448,7 +18038,6 @@
               <w:t xml:space="preserve"> → </w:t>
             </w:r>
             <w:proofErr w:type="spellStart"/>
-            <w:proofErr w:type="gramStart"/>
             <w:r>
               <w:rPr>
                 <w:sz w:val="20"/>
@@ -17460,14 +18049,7 @@
               <w:rPr>
                 <w:sz w:val="20"/>
               </w:rPr>
-              <w:t>(</w:t>
-            </w:r>
-            <w:proofErr w:type="gramEnd"/>
-            <w:r>
-              <w:rPr>
-                <w:sz w:val="20"/>
-              </w:rPr>
-              <w:t xml:space="preserve">) → </w:t>
+              <w:t xml:space="preserve">() → </w:t>
             </w:r>
             <w:proofErr w:type="spellStart"/>
             <w:r>
@@ -17556,7 +18138,21 @@
               <w:rPr>
                 <w:sz w:val="20"/>
               </w:rPr>
-              <w:t xml:space="preserve"> transmite lecturas al Módulo de Captura y Med-Gemini detecta anomalía</w:t>
+              <w:t xml:space="preserve"> transmite lecturas al Módulo de Captura y </w:t>
+            </w:r>
+            <w:proofErr w:type="spellStart"/>
+            <w:r>
+              <w:rPr>
+                <w:sz w:val="20"/>
+              </w:rPr>
+              <w:t>Med</w:t>
+            </w:r>
+            <w:proofErr w:type="spellEnd"/>
+            <w:r>
+              <w:rPr>
+                <w:sz w:val="20"/>
+              </w:rPr>
+              <w:t>-Gemini detecta anomalía</w:t>
             </w:r>
           </w:p>
         </w:tc>
@@ -17713,7 +18309,6 @@
               <w:t xml:space="preserve"> → </w:t>
             </w:r>
             <w:proofErr w:type="spellStart"/>
-            <w:proofErr w:type="gramStart"/>
             <w:r>
               <w:rPr>
                 <w:sz w:val="20"/>
@@ -17725,14 +18320,7 @@
               <w:rPr>
                 <w:sz w:val="20"/>
               </w:rPr>
-              <w:t>(</w:t>
-            </w:r>
-            <w:proofErr w:type="gramEnd"/>
-            <w:r>
-              <w:rPr>
-                <w:sz w:val="20"/>
-              </w:rPr>
-              <w:t xml:space="preserve">) → </w:t>
+              <w:t xml:space="preserve">() → </w:t>
             </w:r>
             <w:proofErr w:type="spellStart"/>
             <w:r>
@@ -17749,7 +18337,6 @@
               <w:t xml:space="preserve"> → </w:t>
             </w:r>
             <w:proofErr w:type="spellStart"/>
-            <w:proofErr w:type="gramStart"/>
             <w:r>
               <w:rPr>
                 <w:sz w:val="20"/>
@@ -17761,14 +18348,7 @@
               <w:rPr>
                 <w:sz w:val="20"/>
               </w:rPr>
-              <w:t>(</w:t>
-            </w:r>
-            <w:proofErr w:type="gramEnd"/>
-            <w:r>
-              <w:rPr>
-                <w:sz w:val="20"/>
-              </w:rPr>
-              <w:t xml:space="preserve">) → </w:t>
+              <w:t xml:space="preserve">() → </w:t>
             </w:r>
             <w:proofErr w:type="spellStart"/>
             <w:r>
@@ -17978,7 +18558,6 @@
               <w:t xml:space="preserve"> → </w:t>
             </w:r>
             <w:proofErr w:type="spellStart"/>
-            <w:proofErr w:type="gramStart"/>
             <w:r>
               <w:rPr>
                 <w:sz w:val="20"/>
@@ -17990,14 +18569,7 @@
               <w:rPr>
                 <w:sz w:val="20"/>
               </w:rPr>
-              <w:t>(</w:t>
-            </w:r>
-            <w:proofErr w:type="gramEnd"/>
-            <w:r>
-              <w:rPr>
-                <w:sz w:val="20"/>
-              </w:rPr>
-              <w:t>) → Paciente</w:t>
+              <w:t>() → Paciente</w:t>
             </w:r>
           </w:p>
         </w:tc>
@@ -18031,7 +18603,6 @@
               <w:rPr>
                 <w:sz w:val="20"/>
               </w:rPr>
-              <w:lastRenderedPageBreak/>
               <w:t>7</w:t>
             </w:r>
           </w:p>
@@ -18322,7 +18893,21 @@
               <w:rPr>
                 <w:sz w:val="20"/>
               </w:rPr>
-              <w:t xml:space="preserve"> con soporte de Med-Gemini y firma la receta</w:t>
+              <w:t xml:space="preserve"> con soporte de </w:t>
+            </w:r>
+            <w:proofErr w:type="spellStart"/>
+            <w:r>
+              <w:rPr>
+                <w:sz w:val="20"/>
+              </w:rPr>
+              <w:t>Med</w:t>
+            </w:r>
+            <w:proofErr w:type="spellEnd"/>
+            <w:r>
+              <w:rPr>
+                <w:sz w:val="20"/>
+              </w:rPr>
+              <w:t>-Gemini y firma la receta</w:t>
             </w:r>
           </w:p>
         </w:tc>
@@ -18479,7 +19064,6 @@
               <w:t xml:space="preserve"> → </w:t>
             </w:r>
             <w:proofErr w:type="spellStart"/>
-            <w:proofErr w:type="gramStart"/>
             <w:r>
               <w:rPr>
                 <w:sz w:val="20"/>
@@ -18491,14 +19075,7 @@
               <w:rPr>
                 <w:sz w:val="20"/>
               </w:rPr>
-              <w:t>(</w:t>
-            </w:r>
-            <w:proofErr w:type="gramEnd"/>
-            <w:r>
-              <w:rPr>
-                <w:sz w:val="20"/>
-              </w:rPr>
-              <w:t xml:space="preserve">) → </w:t>
+              <w:t xml:space="preserve">() → </w:t>
             </w:r>
             <w:proofErr w:type="spellStart"/>
             <w:r>
@@ -18515,7 +19092,6 @@
               <w:t xml:space="preserve"> → </w:t>
             </w:r>
             <w:proofErr w:type="spellStart"/>
-            <w:proofErr w:type="gramStart"/>
             <w:r>
               <w:rPr>
                 <w:sz w:val="20"/>
@@ -18527,14 +19103,7 @@
               <w:rPr>
                 <w:sz w:val="20"/>
               </w:rPr>
-              <w:t>(</w:t>
-            </w:r>
-            <w:proofErr w:type="gramEnd"/>
-            <w:r>
-              <w:rPr>
-                <w:sz w:val="20"/>
-              </w:rPr>
-              <w:t xml:space="preserve">) → </w:t>
+              <w:t xml:space="preserve">() → </w:t>
             </w:r>
             <w:proofErr w:type="spellStart"/>
             <w:r>
@@ -18551,7 +19120,6 @@
               <w:t xml:space="preserve"> → </w:t>
             </w:r>
             <w:proofErr w:type="spellStart"/>
-            <w:proofErr w:type="gramStart"/>
             <w:r>
               <w:rPr>
                 <w:sz w:val="20"/>
@@ -18563,14 +19131,7 @@
               <w:rPr>
                 <w:sz w:val="20"/>
               </w:rPr>
-              <w:t>(</w:t>
-            </w:r>
-            <w:proofErr w:type="gramEnd"/>
-            <w:r>
-              <w:rPr>
-                <w:sz w:val="20"/>
-              </w:rPr>
-              <w:t xml:space="preserve">) → </w:t>
+              <w:t xml:space="preserve">() → </w:t>
             </w:r>
             <w:proofErr w:type="spellStart"/>
             <w:r>
@@ -18802,7 +19363,6 @@
               <w:t xml:space="preserve"> → </w:t>
             </w:r>
             <w:proofErr w:type="spellStart"/>
-            <w:proofErr w:type="gramStart"/>
             <w:r>
               <w:rPr>
                 <w:sz w:val="20"/>
@@ -18814,14 +19374,7 @@
               <w:rPr>
                 <w:sz w:val="20"/>
               </w:rPr>
-              <w:t>(</w:t>
-            </w:r>
-            <w:proofErr w:type="gramEnd"/>
-            <w:r>
-              <w:rPr>
-                <w:sz w:val="20"/>
-              </w:rPr>
-              <w:t xml:space="preserve">) → </w:t>
+              <w:t xml:space="preserve">() → </w:t>
             </w:r>
             <w:proofErr w:type="spellStart"/>
             <w:r>
@@ -18945,18 +19498,8 @@
           <w:szCs w:val="22"/>
           <w:lang w:val="es-EC"/>
         </w:rPr>
-        <w:t xml:space="preserve"> asigna Tramite a </w:t>
-      </w:r>
-      <w:proofErr w:type="gramStart"/>
-      <w:r>
-        <w:rPr>
-          <w:sz w:val="22"/>
-          <w:szCs w:val="22"/>
-          <w:lang w:val="es-EC"/>
-        </w:rPr>
-        <w:t>Funcionario</w:t>
-      </w:r>
-      <w:proofErr w:type="gramEnd"/>
+        <w:t xml:space="preserve"> asigna Tramite a Funcionario</w:t>
+      </w:r>
     </w:p>
     <w:p>
       <w:pPr>
@@ -19081,6 +19624,7 @@
         <w:rPr>
           <w:lang w:val="es-EC"/>
         </w:rPr>
+        <w:lastRenderedPageBreak/>
         <w:t>Esta tabla consolida la información del Modelo de Dominio a partir de dos análisis complementarios realizados sobre la especificación de casos de uso:</w:t>
       </w:r>
     </w:p>
@@ -19122,7 +19666,6 @@
         </w:rPr>
       </w:pPr>
       <w:proofErr w:type="spellStart"/>
-      <w:proofErr w:type="gramStart"/>
       <w:r>
         <w:rPr>
           <w:sz w:val="22"/>
@@ -19132,7 +19675,6 @@
         <w:t>Co-ocurrencia</w:t>
       </w:r>
       <w:proofErr w:type="spellEnd"/>
-      <w:proofErr w:type="gramEnd"/>
       <w:r>
         <w:rPr>
           <w:sz w:val="22"/>
@@ -19141,46 +19683,6 @@
         </w:rPr>
         <w:t xml:space="preserve"> de entidades (sustantivos) dentro de una misma línea de la especificación → Relaciones entre clases.</w:t>
       </w:r>
-    </w:p>
-    <w:p>
-      <w:pPr>
-        <w:spacing w:after="120"/>
-        <w:rPr>
-          <w:szCs w:val="22"/>
-        </w:rPr>
-      </w:pPr>
-    </w:p>
-    <w:p>
-      <w:pPr>
-        <w:spacing w:after="120"/>
-        <w:rPr>
-          <w:szCs w:val="22"/>
-        </w:rPr>
-      </w:pPr>
-    </w:p>
-    <w:p>
-      <w:pPr>
-        <w:spacing w:after="120"/>
-        <w:rPr>
-          <w:szCs w:val="22"/>
-        </w:rPr>
-      </w:pPr>
-    </w:p>
-    <w:p>
-      <w:pPr>
-        <w:spacing w:after="120"/>
-        <w:rPr>
-          <w:szCs w:val="22"/>
-        </w:rPr>
-      </w:pPr>
-    </w:p>
-    <w:p>
-      <w:pPr>
-        <w:spacing w:after="120"/>
-        <w:rPr>
-          <w:szCs w:val="22"/>
-        </w:rPr>
-      </w:pPr>
     </w:p>
     <w:p>
       <w:pPr>
@@ -19304,7 +19806,6 @@
                 <w:szCs w:val="18"/>
                 <w:lang w:val="en-US"/>
               </w:rPr>
-              <w:lastRenderedPageBreak/>
               <w:t>Entidad</w:t>
             </w:r>
             <w:proofErr w:type="spellEnd"/>
@@ -19653,7 +20154,6 @@
               <w:t xml:space="preserve">) </w:t>
             </w:r>
             <w:proofErr w:type="spellStart"/>
-            <w:proofErr w:type="gramStart"/>
             <w:r>
               <w:rPr>
                 <w:sz w:val="20"/>
@@ -19665,17 +20165,9 @@
               <w:rPr>
                 <w:sz w:val="20"/>
               </w:rPr>
-              <w:t>(</w:t>
-            </w:r>
-            <w:proofErr w:type="gramEnd"/>
-            <w:r>
-              <w:rPr>
-                <w:sz w:val="20"/>
-              </w:rPr>
-              <w:t xml:space="preserve">) </w:t>
-            </w:r>
-            <w:proofErr w:type="spellStart"/>
-            <w:proofErr w:type="gramStart"/>
+              <w:t xml:space="preserve">() </w:t>
+            </w:r>
+            <w:proofErr w:type="spellStart"/>
             <w:r>
               <w:rPr>
                 <w:sz w:val="20"/>
@@ -19687,17 +20179,9 @@
               <w:rPr>
                 <w:sz w:val="20"/>
               </w:rPr>
-              <w:t>(</w:t>
-            </w:r>
-            <w:proofErr w:type="gramEnd"/>
-            <w:r>
-              <w:rPr>
-                <w:sz w:val="20"/>
-              </w:rPr>
-              <w:t xml:space="preserve">) </w:t>
-            </w:r>
-            <w:proofErr w:type="spellStart"/>
-            <w:proofErr w:type="gramStart"/>
+              <w:t xml:space="preserve">() </w:t>
+            </w:r>
+            <w:proofErr w:type="spellStart"/>
             <w:r>
               <w:rPr>
                 <w:sz w:val="20"/>
@@ -19709,14 +20193,7 @@
               <w:rPr>
                 <w:sz w:val="20"/>
               </w:rPr>
-              <w:t>(</w:t>
-            </w:r>
-            <w:proofErr w:type="gramEnd"/>
-            <w:r>
-              <w:rPr>
-                <w:sz w:val="20"/>
-              </w:rPr>
-              <w:t>)</w:t>
+              <w:t>()</w:t>
             </w:r>
           </w:p>
         </w:tc>
@@ -20112,7 +20589,6 @@
               <w:t xml:space="preserve">) </w:t>
             </w:r>
             <w:proofErr w:type="spellStart"/>
-            <w:proofErr w:type="gramStart"/>
             <w:r>
               <w:rPr>
                 <w:sz w:val="20"/>
@@ -20124,14 +20600,7 @@
               <w:rPr>
                 <w:sz w:val="20"/>
               </w:rPr>
-              <w:t>(</w:t>
-            </w:r>
-            <w:proofErr w:type="gramEnd"/>
-            <w:r>
-              <w:rPr>
-                <w:sz w:val="20"/>
-              </w:rPr>
-              <w:t>)</w:t>
+              <w:t>()</w:t>
             </w:r>
           </w:p>
         </w:tc>
@@ -20331,7 +20800,6 @@
               <w:t xml:space="preserve">) </w:t>
             </w:r>
             <w:proofErr w:type="spellStart"/>
-            <w:proofErr w:type="gramStart"/>
             <w:r>
               <w:rPr>
                 <w:sz w:val="20"/>
@@ -20343,17 +20811,9 @@
               <w:rPr>
                 <w:sz w:val="20"/>
               </w:rPr>
-              <w:t>(</w:t>
-            </w:r>
-            <w:proofErr w:type="gramEnd"/>
-            <w:r>
-              <w:rPr>
-                <w:sz w:val="20"/>
-              </w:rPr>
-              <w:t xml:space="preserve">) </w:t>
-            </w:r>
-            <w:proofErr w:type="spellStart"/>
-            <w:proofErr w:type="gramStart"/>
+              <w:t xml:space="preserve">() </w:t>
+            </w:r>
+            <w:proofErr w:type="spellStart"/>
             <w:r>
               <w:rPr>
                 <w:sz w:val="20"/>
@@ -20365,17 +20825,9 @@
               <w:rPr>
                 <w:sz w:val="20"/>
               </w:rPr>
-              <w:t>(</w:t>
-            </w:r>
-            <w:proofErr w:type="gramEnd"/>
-            <w:r>
-              <w:rPr>
-                <w:sz w:val="20"/>
-              </w:rPr>
-              <w:t xml:space="preserve">) </w:t>
-            </w:r>
-            <w:proofErr w:type="spellStart"/>
-            <w:proofErr w:type="gramStart"/>
+              <w:t xml:space="preserve">() </w:t>
+            </w:r>
+            <w:proofErr w:type="spellStart"/>
             <w:r>
               <w:rPr>
                 <w:sz w:val="20"/>
@@ -20387,14 +20839,7 @@
               <w:rPr>
                 <w:sz w:val="20"/>
               </w:rPr>
-              <w:t>(</w:t>
-            </w:r>
-            <w:proofErr w:type="gramEnd"/>
-            <w:r>
-              <w:rPr>
-                <w:sz w:val="20"/>
-              </w:rPr>
-              <w:t>)</w:t>
+              <w:t>()</w:t>
             </w:r>
           </w:p>
         </w:tc>
@@ -20593,7 +21038,6 @@
               <w:t xml:space="preserve">) </w:t>
             </w:r>
             <w:proofErr w:type="spellStart"/>
-            <w:proofErr w:type="gramStart"/>
             <w:r>
               <w:rPr>
                 <w:sz w:val="20"/>
@@ -20605,17 +21049,9 @@
               <w:rPr>
                 <w:sz w:val="20"/>
               </w:rPr>
-              <w:t>(</w:t>
-            </w:r>
-            <w:proofErr w:type="gramEnd"/>
-            <w:r>
-              <w:rPr>
-                <w:sz w:val="20"/>
-              </w:rPr>
-              <w:t xml:space="preserve">) </w:t>
-            </w:r>
-            <w:proofErr w:type="spellStart"/>
-            <w:proofErr w:type="gramStart"/>
+              <w:t xml:space="preserve">() </w:t>
+            </w:r>
+            <w:proofErr w:type="spellStart"/>
             <w:r>
               <w:rPr>
                 <w:sz w:val="20"/>
@@ -20627,14 +21063,7 @@
               <w:rPr>
                 <w:sz w:val="20"/>
               </w:rPr>
-              <w:t>(</w:t>
-            </w:r>
-            <w:proofErr w:type="gramEnd"/>
-            <w:r>
-              <w:rPr>
-                <w:sz w:val="20"/>
-              </w:rPr>
-              <w:t>)</w:t>
+              <w:t>()</w:t>
             </w:r>
           </w:p>
         </w:tc>
@@ -20828,7 +21257,6 @@
               <w:t xml:space="preserve">) </w:t>
             </w:r>
             <w:proofErr w:type="spellStart"/>
-            <w:proofErr w:type="gramStart"/>
             <w:r>
               <w:rPr>
                 <w:sz w:val="20"/>
@@ -20840,14 +21268,7 @@
               <w:rPr>
                 <w:sz w:val="20"/>
               </w:rPr>
-              <w:t>(</w:t>
-            </w:r>
-            <w:proofErr w:type="gramEnd"/>
-            <w:r>
-              <w:rPr>
-                <w:sz w:val="20"/>
-              </w:rPr>
-              <w:t>)</w:t>
+              <w:t>()</w:t>
             </w:r>
           </w:p>
         </w:tc>
@@ -21024,7 +21445,6 @@
               <w:t xml:space="preserve">) </w:t>
             </w:r>
             <w:proofErr w:type="spellStart"/>
-            <w:proofErr w:type="gramStart"/>
             <w:r>
               <w:rPr>
                 <w:sz w:val="20"/>
@@ -21036,17 +21456,9 @@
               <w:rPr>
                 <w:sz w:val="20"/>
               </w:rPr>
-              <w:t>(</w:t>
-            </w:r>
-            <w:proofErr w:type="gramEnd"/>
-            <w:r>
-              <w:rPr>
-                <w:sz w:val="20"/>
-              </w:rPr>
-              <w:t xml:space="preserve">) </w:t>
-            </w:r>
-            <w:proofErr w:type="spellStart"/>
-            <w:proofErr w:type="gramStart"/>
+              <w:t xml:space="preserve">() </w:t>
+            </w:r>
+            <w:proofErr w:type="spellStart"/>
             <w:r>
               <w:rPr>
                 <w:sz w:val="20"/>
@@ -21058,17 +21470,9 @@
               <w:rPr>
                 <w:sz w:val="20"/>
               </w:rPr>
-              <w:t>(</w:t>
-            </w:r>
-            <w:proofErr w:type="gramEnd"/>
-            <w:r>
-              <w:rPr>
-                <w:sz w:val="20"/>
-              </w:rPr>
-              <w:t xml:space="preserve">) </w:t>
-            </w:r>
-            <w:proofErr w:type="spellStart"/>
-            <w:proofErr w:type="gramStart"/>
+              <w:t xml:space="preserve">() </w:t>
+            </w:r>
+            <w:proofErr w:type="spellStart"/>
             <w:r>
               <w:rPr>
                 <w:sz w:val="20"/>
@@ -21080,14 +21484,7 @@
               <w:rPr>
                 <w:sz w:val="20"/>
               </w:rPr>
-              <w:t>(</w:t>
-            </w:r>
-            <w:proofErr w:type="gramEnd"/>
-            <w:r>
-              <w:rPr>
-                <w:sz w:val="20"/>
-              </w:rPr>
-              <w:t>)</w:t>
+              <w:t>()</w:t>
             </w:r>
           </w:p>
         </w:tc>
@@ -21315,7 +21712,6 @@
               <w:t xml:space="preserve">) </w:t>
             </w:r>
             <w:proofErr w:type="spellStart"/>
-            <w:proofErr w:type="gramStart"/>
             <w:r>
               <w:rPr>
                 <w:sz w:val="20"/>
@@ -21327,14 +21723,7 @@
               <w:rPr>
                 <w:sz w:val="20"/>
               </w:rPr>
-              <w:t>(</w:t>
-            </w:r>
-            <w:proofErr w:type="gramEnd"/>
-            <w:r>
-              <w:rPr>
-                <w:sz w:val="20"/>
-              </w:rPr>
-              <w:t>)</w:t>
+              <w:t>()</w:t>
             </w:r>
           </w:p>
         </w:tc>
@@ -21398,8 +21787,8 @@
       </w:pPr>
     </w:p>
     <w:sectPr>
-      <w:headerReference w:type="default" r:id="rId12"/>
-      <w:footerReference w:type="default" r:id="rId13"/>
+      <w:headerReference w:type="default" r:id="rId16"/>
+      <w:footerReference w:type="default" r:id="rId17"/>
       <w:pgSz w:w="11901" w:h="16840"/>
       <w:pgMar w:top="1440" w:right="1440" w:bottom="1440" w:left="1440" w:header="709" w:footer="709" w:gutter="0"/>
       <w:cols w:space="720"/>
@@ -21410,7 +21799,7 @@
 </file>
 
 <file path=word/endnotes.xml><?xml version="1.0" encoding="utf-8"?>
-<w:endnotes xmlns:wpc="http://schemas.microsoft.com/office/word/2010/wordprocessingCanvas" xmlns:cx="http://schemas.microsoft.com/office/drawing/2014/chartex" xmlns:cx1="http://schemas.microsoft.com/office/drawing/2015/9/8/chartex" xmlns:cx2="http://schemas.microsoft.com/office/drawing/2015/10/21/chartex" xmlns:cx3="http://schemas.microsoft.com/office/drawing/2016/5/9/chartex" xmlns:cx4="http://schemas.microsoft.com/office/drawing/2016/5/10/chartex" xmlns:cx5="http://schemas.microsoft.com/office/drawing/2016/5/11/chartex" xmlns:cx6="http://schemas.microsoft.com/office/drawing/2016/5/12/chartex" xmlns:cx7="http://schemas.microsoft.com/office/drawing/2016/5/13/chartex" xmlns:cx8="http://schemas.microsoft.com/office/drawing/2016/5/14/chartex" xmlns:mc="http://schemas.openxmlformats.org/markup-compatibility/2006" xmlns:aink="http://schemas.microsoft.com/office/drawing/2016/ink" xmlns:am3d="http://schemas.microsoft.com/office/drawing/2017/model3d" xmlns:o="urn:schemas-microsoft-com:office:office" xmlns:oel="http://schemas.microsoft.com/office/2019/extlst" xmlns:r="http://schemas.openxmlformats.org/officeDocument/2006/relationships" xmlns:m="http://schemas.openxmlformats.org/officeDocument/2006/math" xmlns:v="urn:schemas-microsoft-com:vml" xmlns:wp14="http://schemas.microsoft.com/office/word/2010/wordprocessingDrawing" xmlns:wp="http://schemas.openxmlformats.org/drawingml/2006/wordprocessingDrawing" xmlns:w10="urn:schemas-microsoft-com:office:word" xmlns:w="http://schemas.openxmlformats.org/wordprocessingml/2006/main" xmlns:w14="http://schemas.microsoft.com/office/word/2010/wordml" xmlns:w15="http://schemas.microsoft.com/office/word/2012/wordml" xmlns:w16cex="http://schemas.microsoft.com/office/word/2018/wordml/cex" xmlns:w16cid="http://schemas.microsoft.com/office/word/2016/wordml/cid" xmlns:w16="http://schemas.microsoft.com/office/word/2018/wordml" xmlns:w16du="http://schemas.microsoft.com/office/word/2023/wordml/word16du" xmlns:w16sdtdh="http://schemas.microsoft.com/office/word/2020/wordml/sdtdatahash" xmlns:w16sdtfl="http://schemas.microsoft.com/office/word/2024/wordml/sdtformatlock" xmlns:w16se="http://schemas.microsoft.com/office/word/2015/wordml/symex" xmlns:wpg="http://schemas.microsoft.com/office/word/2010/wordprocessingGroup" xmlns:wpi="http://schemas.microsoft.com/office/word/2010/wordprocessingInk" xmlns:wne="http://schemas.microsoft.com/office/word/2006/wordml" xmlns:wps="http://schemas.microsoft.com/office/word/2010/wordprocessingShape" mc:Ignorable="w14 w15 w16se w16cid w16 w16cex w16sdtdh w16sdtfl w16du wp14">
+<w:endnotes xmlns:wpc="http://schemas.microsoft.com/office/word/2010/wordprocessingCanvas" xmlns:cx="http://schemas.microsoft.com/office/drawing/2014/chartex" xmlns:cx1="http://schemas.microsoft.com/office/drawing/2015/9/8/chartex" xmlns:cx2="http://schemas.microsoft.com/office/drawing/2015/10/21/chartex" xmlns:cx3="http://schemas.microsoft.com/office/drawing/2016/5/9/chartex" xmlns:cx4="http://schemas.microsoft.com/office/drawing/2016/5/10/chartex" xmlns:cx5="http://schemas.microsoft.com/office/drawing/2016/5/11/chartex" xmlns:cx6="http://schemas.microsoft.com/office/drawing/2016/5/12/chartex" xmlns:cx7="http://schemas.microsoft.com/office/drawing/2016/5/13/chartex" xmlns:cx8="http://schemas.microsoft.com/office/drawing/2016/5/14/chartex" xmlns:mc="http://schemas.openxmlformats.org/markup-compatibility/2006" xmlns:aink="http://schemas.microsoft.com/office/drawing/2016/ink" xmlns:am3d="http://schemas.microsoft.com/office/drawing/2017/model3d" xmlns:o="urn:schemas-microsoft-com:office:office" xmlns:r="http://schemas.openxmlformats.org/officeDocument/2006/relationships" xmlns:m="http://schemas.openxmlformats.org/officeDocument/2006/math" xmlns:v="urn:schemas-microsoft-com:vml" xmlns:wp14="http://schemas.microsoft.com/office/word/2010/wordprocessingDrawing" xmlns:wp="http://schemas.openxmlformats.org/drawingml/2006/wordprocessingDrawing" xmlns:w10="urn:schemas-microsoft-com:office:word" xmlns:w="http://schemas.openxmlformats.org/wordprocessingml/2006/main" xmlns:w14="http://schemas.microsoft.com/office/word/2010/wordml" xmlns:w15="http://schemas.microsoft.com/office/word/2012/wordml" xmlns:w16cex="http://schemas.microsoft.com/office/word/2018/wordml/cex" xmlns:w16cid="http://schemas.microsoft.com/office/word/2016/wordml/cid" xmlns:w16="http://schemas.microsoft.com/office/word/2018/wordml" xmlns:w16sdtdh="http://schemas.microsoft.com/office/word/2020/wordml/sdtdatahash" xmlns:w16se="http://schemas.microsoft.com/office/word/2015/wordml/symex" xmlns:wpg="http://schemas.microsoft.com/office/word/2010/wordprocessingGroup" xmlns:wpi="http://schemas.microsoft.com/office/word/2010/wordprocessingInk" xmlns:wne="http://schemas.microsoft.com/office/word/2006/wordml" xmlns:wps="http://schemas.microsoft.com/office/word/2010/wordprocessingShape" mc:Ignorable="w14 w15 w16se w16cid w16 w16cex w16sdtdh wp14">
   <w:endnote w:type="separator" w:id="-1">
     <w:p>
       <w:r>
@@ -21429,7 +21818,7 @@
 </file>
 
 <file path=word/footer1.xml><?xml version="1.0" encoding="utf-8"?>
-<w:ftr xmlns:wpc="http://schemas.microsoft.com/office/word/2010/wordprocessingCanvas" xmlns:cx="http://schemas.microsoft.com/office/drawing/2014/chartex" xmlns:cx1="http://schemas.microsoft.com/office/drawing/2015/9/8/chartex" xmlns:cx2="http://schemas.microsoft.com/office/drawing/2015/10/21/chartex" xmlns:cx3="http://schemas.microsoft.com/office/drawing/2016/5/9/chartex" xmlns:cx4="http://schemas.microsoft.com/office/drawing/2016/5/10/chartex" xmlns:cx5="http://schemas.microsoft.com/office/drawing/2016/5/11/chartex" xmlns:cx6="http://schemas.microsoft.com/office/drawing/2016/5/12/chartex" xmlns:cx7="http://schemas.microsoft.com/office/drawing/2016/5/13/chartex" xmlns:cx8="http://schemas.microsoft.com/office/drawing/2016/5/14/chartex" xmlns:mc="http://schemas.openxmlformats.org/markup-compatibility/2006" xmlns:aink="http://schemas.microsoft.com/office/drawing/2016/ink" xmlns:am3d="http://schemas.microsoft.com/office/drawing/2017/model3d" xmlns:o="urn:schemas-microsoft-com:office:office" xmlns:oel="http://schemas.microsoft.com/office/2019/extlst" xmlns:r="http://schemas.openxmlformats.org/officeDocument/2006/relationships" xmlns:m="http://schemas.openxmlformats.org/officeDocument/2006/math" xmlns:v="urn:schemas-microsoft-com:vml" xmlns:wp14="http://schemas.microsoft.com/office/word/2010/wordprocessingDrawing" xmlns:wp="http://schemas.openxmlformats.org/drawingml/2006/wordprocessingDrawing" xmlns:w10="urn:schemas-microsoft-com:office:word" xmlns:w="http://schemas.openxmlformats.org/wordprocessingml/2006/main" xmlns:w14="http://schemas.microsoft.com/office/word/2010/wordml" xmlns:w15="http://schemas.microsoft.com/office/word/2012/wordml" xmlns:w16cex="http://schemas.microsoft.com/office/word/2018/wordml/cex" xmlns:w16cid="http://schemas.microsoft.com/office/word/2016/wordml/cid" xmlns:w16="http://schemas.microsoft.com/office/word/2018/wordml" xmlns:w16du="http://schemas.microsoft.com/office/word/2023/wordml/word16du" xmlns:w16sdtdh="http://schemas.microsoft.com/office/word/2020/wordml/sdtdatahash" xmlns:w16sdtfl="http://schemas.microsoft.com/office/word/2024/wordml/sdtformatlock" xmlns:w16se="http://schemas.microsoft.com/office/word/2015/wordml/symex" xmlns:wpg="http://schemas.microsoft.com/office/word/2010/wordprocessingGroup" xmlns:wpi="http://schemas.microsoft.com/office/word/2010/wordprocessingInk" xmlns:wne="http://schemas.microsoft.com/office/word/2006/wordml" xmlns:wps="http://schemas.microsoft.com/office/word/2010/wordprocessingShape" mc:Ignorable="w14 w15 w16se w16cid w16 w16cex w16sdtdh w16sdtfl w16du wp14">
+<w:ftr xmlns:wpc="http://schemas.microsoft.com/office/word/2010/wordprocessingCanvas" xmlns:cx="http://schemas.microsoft.com/office/drawing/2014/chartex" xmlns:cx1="http://schemas.microsoft.com/office/drawing/2015/9/8/chartex" xmlns:cx2="http://schemas.microsoft.com/office/drawing/2015/10/21/chartex" xmlns:cx3="http://schemas.microsoft.com/office/drawing/2016/5/9/chartex" xmlns:cx4="http://schemas.microsoft.com/office/drawing/2016/5/10/chartex" xmlns:cx5="http://schemas.microsoft.com/office/drawing/2016/5/11/chartex" xmlns:cx6="http://schemas.microsoft.com/office/drawing/2016/5/12/chartex" xmlns:cx7="http://schemas.microsoft.com/office/drawing/2016/5/13/chartex" xmlns:cx8="http://schemas.microsoft.com/office/drawing/2016/5/14/chartex" xmlns:mc="http://schemas.openxmlformats.org/markup-compatibility/2006" xmlns:aink="http://schemas.microsoft.com/office/drawing/2016/ink" xmlns:am3d="http://schemas.microsoft.com/office/drawing/2017/model3d" xmlns:o="urn:schemas-microsoft-com:office:office" xmlns:r="http://schemas.openxmlformats.org/officeDocument/2006/relationships" xmlns:m="http://schemas.openxmlformats.org/officeDocument/2006/math" xmlns:v="urn:schemas-microsoft-com:vml" xmlns:wp14="http://schemas.microsoft.com/office/word/2010/wordprocessingDrawing" xmlns:wp="http://schemas.openxmlformats.org/drawingml/2006/wordprocessingDrawing" xmlns:w10="urn:schemas-microsoft-com:office:word" xmlns:w="http://schemas.openxmlformats.org/wordprocessingml/2006/main" xmlns:w14="http://schemas.microsoft.com/office/word/2010/wordml" xmlns:w15="http://schemas.microsoft.com/office/word/2012/wordml" xmlns:w16cex="http://schemas.microsoft.com/office/word/2018/wordml/cex" xmlns:w16cid="http://schemas.microsoft.com/office/word/2016/wordml/cid" xmlns:w16="http://schemas.microsoft.com/office/word/2018/wordml" xmlns:w16sdtdh="http://schemas.microsoft.com/office/word/2020/wordml/sdtdatahash" xmlns:w16se="http://schemas.microsoft.com/office/word/2015/wordml/symex" xmlns:wpg="http://schemas.microsoft.com/office/word/2010/wordprocessingGroup" xmlns:wpi="http://schemas.microsoft.com/office/word/2010/wordprocessingInk" xmlns:wne="http://schemas.microsoft.com/office/word/2006/wordml" xmlns:wps="http://schemas.microsoft.com/office/word/2010/wordprocessingShape" mc:Ignorable="w14 w15 w16se w16cid w16 w16cex w16sdtdh wp14">
   <w:p>
     <w:pPr>
       <w:jc w:val="center"/>
@@ -21512,7 +21901,7 @@
 </file>
 
 <file path=word/footnotes.xml><?xml version="1.0" encoding="utf-8"?>
-<w:footnotes xmlns:wpc="http://schemas.microsoft.com/office/word/2010/wordprocessingCanvas" xmlns:cx="http://schemas.microsoft.com/office/drawing/2014/chartex" xmlns:cx1="http://schemas.microsoft.com/office/drawing/2015/9/8/chartex" xmlns:cx2="http://schemas.microsoft.com/office/drawing/2015/10/21/chartex" xmlns:cx3="http://schemas.microsoft.com/office/drawing/2016/5/9/chartex" xmlns:cx4="http://schemas.microsoft.com/office/drawing/2016/5/10/chartex" xmlns:cx5="http://schemas.microsoft.com/office/drawing/2016/5/11/chartex" xmlns:cx6="http://schemas.microsoft.com/office/drawing/2016/5/12/chartex" xmlns:cx7="http://schemas.microsoft.com/office/drawing/2016/5/13/chartex" xmlns:cx8="http://schemas.microsoft.com/office/drawing/2016/5/14/chartex" xmlns:mc="http://schemas.openxmlformats.org/markup-compatibility/2006" xmlns:aink="http://schemas.microsoft.com/office/drawing/2016/ink" xmlns:am3d="http://schemas.microsoft.com/office/drawing/2017/model3d" xmlns:o="urn:schemas-microsoft-com:office:office" xmlns:oel="http://schemas.microsoft.com/office/2019/extlst" xmlns:r="http://schemas.openxmlformats.org/officeDocument/2006/relationships" xmlns:m="http://schemas.openxmlformats.org/officeDocument/2006/math" xmlns:v="urn:schemas-microsoft-com:vml" xmlns:wp14="http://schemas.microsoft.com/office/word/2010/wordprocessingDrawing" xmlns:wp="http://schemas.openxmlformats.org/drawingml/2006/wordprocessingDrawing" xmlns:w10="urn:schemas-microsoft-com:office:word" xmlns:w="http://schemas.openxmlformats.org/wordprocessingml/2006/main" xmlns:w14="http://schemas.microsoft.com/office/word/2010/wordml" xmlns:w15="http://schemas.microsoft.com/office/word/2012/wordml" xmlns:w16cex="http://schemas.microsoft.com/office/word/2018/wordml/cex" xmlns:w16cid="http://schemas.microsoft.com/office/word/2016/wordml/cid" xmlns:w16="http://schemas.microsoft.com/office/word/2018/wordml" xmlns:w16du="http://schemas.microsoft.com/office/word/2023/wordml/word16du" xmlns:w16sdtdh="http://schemas.microsoft.com/office/word/2020/wordml/sdtdatahash" xmlns:w16sdtfl="http://schemas.microsoft.com/office/word/2024/wordml/sdtformatlock" xmlns:w16se="http://schemas.microsoft.com/office/word/2015/wordml/symex" xmlns:wpg="http://schemas.microsoft.com/office/word/2010/wordprocessingGroup" xmlns:wpi="http://schemas.microsoft.com/office/word/2010/wordprocessingInk" xmlns:wne="http://schemas.microsoft.com/office/word/2006/wordml" xmlns:wps="http://schemas.microsoft.com/office/word/2010/wordprocessingShape" mc:Ignorable="w14 w15 w16se w16cid w16 w16cex w16sdtdh w16sdtfl w16du wp14">
+<w:footnotes xmlns:wpc="http://schemas.microsoft.com/office/word/2010/wordprocessingCanvas" xmlns:cx="http://schemas.microsoft.com/office/drawing/2014/chartex" xmlns:cx1="http://schemas.microsoft.com/office/drawing/2015/9/8/chartex" xmlns:cx2="http://schemas.microsoft.com/office/drawing/2015/10/21/chartex" xmlns:cx3="http://schemas.microsoft.com/office/drawing/2016/5/9/chartex" xmlns:cx4="http://schemas.microsoft.com/office/drawing/2016/5/10/chartex" xmlns:cx5="http://schemas.microsoft.com/office/drawing/2016/5/11/chartex" xmlns:cx6="http://schemas.microsoft.com/office/drawing/2016/5/12/chartex" xmlns:cx7="http://schemas.microsoft.com/office/drawing/2016/5/13/chartex" xmlns:cx8="http://schemas.microsoft.com/office/drawing/2016/5/14/chartex" xmlns:mc="http://schemas.openxmlformats.org/markup-compatibility/2006" xmlns:aink="http://schemas.microsoft.com/office/drawing/2016/ink" xmlns:am3d="http://schemas.microsoft.com/office/drawing/2017/model3d" xmlns:o="urn:schemas-microsoft-com:office:office" xmlns:r="http://schemas.openxmlformats.org/officeDocument/2006/relationships" xmlns:m="http://schemas.openxmlformats.org/officeDocument/2006/math" xmlns:v="urn:schemas-microsoft-com:vml" xmlns:wp14="http://schemas.microsoft.com/office/word/2010/wordprocessingDrawing" xmlns:wp="http://schemas.openxmlformats.org/drawingml/2006/wordprocessingDrawing" xmlns:w10="urn:schemas-microsoft-com:office:word" xmlns:w="http://schemas.openxmlformats.org/wordprocessingml/2006/main" xmlns:w14="http://schemas.microsoft.com/office/word/2010/wordml" xmlns:w15="http://schemas.microsoft.com/office/word/2012/wordml" xmlns:w16cex="http://schemas.microsoft.com/office/word/2018/wordml/cex" xmlns:w16cid="http://schemas.microsoft.com/office/word/2016/wordml/cid" xmlns:w16="http://schemas.microsoft.com/office/word/2018/wordml" xmlns:w16sdtdh="http://schemas.microsoft.com/office/word/2020/wordml/sdtdatahash" xmlns:w16se="http://schemas.microsoft.com/office/word/2015/wordml/symex" xmlns:wpg="http://schemas.microsoft.com/office/word/2010/wordprocessingGroup" xmlns:wpi="http://schemas.microsoft.com/office/word/2010/wordprocessingInk" xmlns:wne="http://schemas.microsoft.com/office/word/2006/wordml" xmlns:wps="http://schemas.microsoft.com/office/word/2010/wordprocessingShape" mc:Ignorable="w14 w15 w16se w16cid w16 w16cex w16sdtdh wp14">
   <w:footnote w:type="separator" w:id="-1">
     <w:p>
       <w:r>
@@ -21531,7 +21920,7 @@
 </file>
 
 <file path=word/header1.xml><?xml version="1.0" encoding="utf-8"?>
-<w:hdr xmlns:wpc="http://schemas.microsoft.com/office/word/2010/wordprocessingCanvas" xmlns:cx="http://schemas.microsoft.com/office/drawing/2014/chartex" xmlns:cx1="http://schemas.microsoft.com/office/drawing/2015/9/8/chartex" xmlns:cx2="http://schemas.microsoft.com/office/drawing/2015/10/21/chartex" xmlns:cx3="http://schemas.microsoft.com/office/drawing/2016/5/9/chartex" xmlns:cx4="http://schemas.microsoft.com/office/drawing/2016/5/10/chartex" xmlns:cx5="http://schemas.microsoft.com/office/drawing/2016/5/11/chartex" xmlns:cx6="http://schemas.microsoft.com/office/drawing/2016/5/12/chartex" xmlns:cx7="http://schemas.microsoft.com/office/drawing/2016/5/13/chartex" xmlns:cx8="http://schemas.microsoft.com/office/drawing/2016/5/14/chartex" xmlns:mc="http://schemas.openxmlformats.org/markup-compatibility/2006" xmlns:aink="http://schemas.microsoft.com/office/drawing/2016/ink" xmlns:am3d="http://schemas.microsoft.com/office/drawing/2017/model3d" xmlns:o="urn:schemas-microsoft-com:office:office" xmlns:oel="http://schemas.microsoft.com/office/2019/extlst" xmlns:r="http://schemas.openxmlformats.org/officeDocument/2006/relationships" xmlns:m="http://schemas.openxmlformats.org/officeDocument/2006/math" xmlns:v="urn:schemas-microsoft-com:vml" xmlns:wp14="http://schemas.microsoft.com/office/word/2010/wordprocessingDrawing" xmlns:wp="http://schemas.openxmlformats.org/drawingml/2006/wordprocessingDrawing" xmlns:w10="urn:schemas-microsoft-com:office:word" xmlns:w="http://schemas.openxmlformats.org/wordprocessingml/2006/main" xmlns:w14="http://schemas.microsoft.com/office/word/2010/wordml" xmlns:w15="http://schemas.microsoft.com/office/word/2012/wordml" xmlns:w16cex="http://schemas.microsoft.com/office/word/2018/wordml/cex" xmlns:w16cid="http://schemas.microsoft.com/office/word/2016/wordml/cid" xmlns:w16="http://schemas.microsoft.com/office/word/2018/wordml" xmlns:w16du="http://schemas.microsoft.com/office/word/2023/wordml/word16du" xmlns:w16sdtdh="http://schemas.microsoft.com/office/word/2020/wordml/sdtdatahash" xmlns:w16sdtfl="http://schemas.microsoft.com/office/word/2024/wordml/sdtformatlock" xmlns:w16se="http://schemas.microsoft.com/office/word/2015/wordml/symex" xmlns:wpg="http://schemas.microsoft.com/office/word/2010/wordprocessingGroup" xmlns:wpi="http://schemas.microsoft.com/office/word/2010/wordprocessingInk" xmlns:wne="http://schemas.microsoft.com/office/word/2006/wordml" xmlns:wps="http://schemas.microsoft.com/office/word/2010/wordprocessingShape" mc:Ignorable="w14 w15 w16se w16cid w16 w16cex w16sdtdh w16sdtfl w16du wp14">
+<w:hdr xmlns:wpc="http://schemas.microsoft.com/office/word/2010/wordprocessingCanvas" xmlns:cx="http://schemas.microsoft.com/office/drawing/2014/chartex" xmlns:cx1="http://schemas.microsoft.com/office/drawing/2015/9/8/chartex" xmlns:cx2="http://schemas.microsoft.com/office/drawing/2015/10/21/chartex" xmlns:cx3="http://schemas.microsoft.com/office/drawing/2016/5/9/chartex" xmlns:cx4="http://schemas.microsoft.com/office/drawing/2016/5/10/chartex" xmlns:cx5="http://schemas.microsoft.com/office/drawing/2016/5/11/chartex" xmlns:cx6="http://schemas.microsoft.com/office/drawing/2016/5/12/chartex" xmlns:cx7="http://schemas.microsoft.com/office/drawing/2016/5/13/chartex" xmlns:cx8="http://schemas.microsoft.com/office/drawing/2016/5/14/chartex" xmlns:mc="http://schemas.openxmlformats.org/markup-compatibility/2006" xmlns:aink="http://schemas.microsoft.com/office/drawing/2016/ink" xmlns:am3d="http://schemas.microsoft.com/office/drawing/2017/model3d" xmlns:o="urn:schemas-microsoft-com:office:office" xmlns:r="http://schemas.openxmlformats.org/officeDocument/2006/relationships" xmlns:m="http://schemas.openxmlformats.org/officeDocument/2006/math" xmlns:v="urn:schemas-microsoft-com:vml" xmlns:wp14="http://schemas.microsoft.com/office/word/2010/wordprocessingDrawing" xmlns:wp="http://schemas.openxmlformats.org/drawingml/2006/wordprocessingDrawing" xmlns:w10="urn:schemas-microsoft-com:office:word" xmlns:w="http://schemas.openxmlformats.org/wordprocessingml/2006/main" xmlns:w14="http://schemas.microsoft.com/office/word/2010/wordml" xmlns:w15="http://schemas.microsoft.com/office/word/2012/wordml" xmlns:w16cex="http://schemas.microsoft.com/office/word/2018/wordml/cex" xmlns:w16cid="http://schemas.microsoft.com/office/word/2016/wordml/cid" xmlns:w16="http://schemas.microsoft.com/office/word/2018/wordml" xmlns:w16sdtdh="http://schemas.microsoft.com/office/word/2020/wordml/sdtdatahash" xmlns:w16se="http://schemas.microsoft.com/office/word/2015/wordml/symex" xmlns:wpg="http://schemas.microsoft.com/office/word/2010/wordprocessingGroup" xmlns:wpi="http://schemas.microsoft.com/office/word/2010/wordprocessingInk" xmlns:wne="http://schemas.microsoft.com/office/word/2006/wordml" xmlns:wps="http://schemas.microsoft.com/office/word/2010/wordprocessingShape" mc:Ignorable="w14 w15 w16se w16cid w16 w16cex w16sdtdh wp14">
   <w:p>
     <w:pPr>
       <w:jc w:val="right"/>
@@ -21626,8 +22015,21 @@
         <w:szCs w:val="15"/>
         <w:lang w:val="en-US"/>
       </w:rPr>
-      <w:t xml:space="preserve"> Remota</w:t>
+      <w:t xml:space="preserve"> </w:t>
     </w:r>
+    <w:proofErr w:type="spellStart"/>
+    <w:r>
+      <w:rPr>
+        <w:i/>
+        <w:iCs/>
+        <w:color w:val="000000" w:themeColor="text1"/>
+        <w:sz w:val="15"/>
+        <w:szCs w:val="15"/>
+        <w:lang w:val="en-US"/>
+      </w:rPr>
+      <w:t>Remota</w:t>
+    </w:r>
+    <w:proofErr w:type="spellEnd"/>
   </w:p>
   <w:p>
     <w:pPr>
@@ -21648,7 +22050,7 @@
 </file>
 
 <file path=word/numbering.xml><?xml version="1.0" encoding="utf-8"?>
-<w:numbering xmlns:wpc="http://schemas.microsoft.com/office/word/2010/wordprocessingCanvas" xmlns:cx="http://schemas.microsoft.com/office/drawing/2014/chartex" xmlns:cx1="http://schemas.microsoft.com/office/drawing/2015/9/8/chartex" xmlns:cx2="http://schemas.microsoft.com/office/drawing/2015/10/21/chartex" xmlns:cx3="http://schemas.microsoft.com/office/drawing/2016/5/9/chartex" xmlns:cx4="http://schemas.microsoft.com/office/drawing/2016/5/10/chartex" xmlns:cx5="http://schemas.microsoft.com/office/drawing/2016/5/11/chartex" xmlns:cx6="http://schemas.microsoft.com/office/drawing/2016/5/12/chartex" xmlns:cx7="http://schemas.microsoft.com/office/drawing/2016/5/13/chartex" xmlns:cx8="http://schemas.microsoft.com/office/drawing/2016/5/14/chartex" xmlns:mc="http://schemas.openxmlformats.org/markup-compatibility/2006" xmlns:aink="http://schemas.microsoft.com/office/drawing/2016/ink" xmlns:am3d="http://schemas.microsoft.com/office/drawing/2017/model3d" xmlns:o="urn:schemas-microsoft-com:office:office" xmlns:oel="http://schemas.microsoft.com/office/2019/extlst" xmlns:r="http://schemas.openxmlformats.org/officeDocument/2006/relationships" xmlns:m="http://schemas.openxmlformats.org/officeDocument/2006/math" xmlns:v="urn:schemas-microsoft-com:vml" xmlns:wp14="http://schemas.microsoft.com/office/word/2010/wordprocessingDrawing" xmlns:wp="http://schemas.openxmlformats.org/drawingml/2006/wordprocessingDrawing" xmlns:w10="urn:schemas-microsoft-com:office:word" xmlns:w="http://schemas.openxmlformats.org/wordprocessingml/2006/main" xmlns:w14="http://schemas.microsoft.com/office/word/2010/wordml" xmlns:w15="http://schemas.microsoft.com/office/word/2012/wordml" xmlns:w16cex="http://schemas.microsoft.com/office/word/2018/wordml/cex" xmlns:w16cid="http://schemas.microsoft.com/office/word/2016/wordml/cid" xmlns:w16="http://schemas.microsoft.com/office/word/2018/wordml" xmlns:w16du="http://schemas.microsoft.com/office/word/2023/wordml/word16du" xmlns:w16sdtdh="http://schemas.microsoft.com/office/word/2020/wordml/sdtdatahash" xmlns:w16sdtfl="http://schemas.microsoft.com/office/word/2024/wordml/sdtformatlock" xmlns:w16se="http://schemas.microsoft.com/office/word/2015/wordml/symex" xmlns:wpg="http://schemas.microsoft.com/office/word/2010/wordprocessingGroup" xmlns:wpi="http://schemas.microsoft.com/office/word/2010/wordprocessingInk" xmlns:wne="http://schemas.microsoft.com/office/word/2006/wordml" xmlns:wps="http://schemas.microsoft.com/office/word/2010/wordprocessingShape" mc:Ignorable="w14 w15 w16se w16cid w16 w16cex w16sdtdh w16sdtfl w16du wp14">
+<w:numbering xmlns:wpc="http://schemas.microsoft.com/office/word/2010/wordprocessingCanvas" xmlns:cx="http://schemas.microsoft.com/office/drawing/2014/chartex" xmlns:cx1="http://schemas.microsoft.com/office/drawing/2015/9/8/chartex" xmlns:cx2="http://schemas.microsoft.com/office/drawing/2015/10/21/chartex" xmlns:cx3="http://schemas.microsoft.com/office/drawing/2016/5/9/chartex" xmlns:cx4="http://schemas.microsoft.com/office/drawing/2016/5/10/chartex" xmlns:cx5="http://schemas.microsoft.com/office/drawing/2016/5/11/chartex" xmlns:cx6="http://schemas.microsoft.com/office/drawing/2016/5/12/chartex" xmlns:cx7="http://schemas.microsoft.com/office/drawing/2016/5/13/chartex" xmlns:cx8="http://schemas.microsoft.com/office/drawing/2016/5/14/chartex" xmlns:mc="http://schemas.openxmlformats.org/markup-compatibility/2006" xmlns:aink="http://schemas.microsoft.com/office/drawing/2016/ink" xmlns:am3d="http://schemas.microsoft.com/office/drawing/2017/model3d" xmlns:o="urn:schemas-microsoft-com:office:office" xmlns:r="http://schemas.openxmlformats.org/officeDocument/2006/relationships" xmlns:m="http://schemas.openxmlformats.org/officeDocument/2006/math" xmlns:v="urn:schemas-microsoft-com:vml" xmlns:wp14="http://schemas.microsoft.com/office/word/2010/wordprocessingDrawing" xmlns:wp="http://schemas.openxmlformats.org/drawingml/2006/wordprocessingDrawing" xmlns:w10="urn:schemas-microsoft-com:office:word" xmlns:w="http://schemas.openxmlformats.org/wordprocessingml/2006/main" xmlns:w14="http://schemas.microsoft.com/office/word/2010/wordml" xmlns:w15="http://schemas.microsoft.com/office/word/2012/wordml" xmlns:w16cex="http://schemas.microsoft.com/office/word/2018/wordml/cex" xmlns:w16cid="http://schemas.microsoft.com/office/word/2016/wordml/cid" xmlns:w16="http://schemas.microsoft.com/office/word/2018/wordml" xmlns:w16sdtdh="http://schemas.microsoft.com/office/word/2020/wordml/sdtdatahash" xmlns:w16se="http://schemas.microsoft.com/office/word/2015/wordml/symex" xmlns:wpg="http://schemas.microsoft.com/office/word/2010/wordprocessingGroup" xmlns:wpi="http://schemas.microsoft.com/office/word/2010/wordprocessingInk" xmlns:wne="http://schemas.microsoft.com/office/word/2006/wordml" xmlns:wps="http://schemas.microsoft.com/office/word/2010/wordprocessingShape" mc:Ignorable="w14 w15 w16se w16cid w16 w16cex w16sdtdh wp14">
   <w:abstractNum w:abstractNumId="0" w15:restartNumberingAfterBreak="0">
     <w:nsid w:val="0C6958B2"/>
     <w:multiLevelType w:val="hybridMultilevel"/>
@@ -22873,47 +23275,47 @@
       </w:rPr>
     </w:lvl>
   </w:abstractNum>
-  <w:num w:numId="1" w16cid:durableId="139424994">
+  <w:num w:numId="1">
     <w:abstractNumId w:val="2"/>
     <w:lvlOverride w:ilvl="0">
       <w:startOverride w:val="1"/>
     </w:lvlOverride>
   </w:num>
-  <w:num w:numId="2" w16cid:durableId="85003158">
+  <w:num w:numId="2">
     <w:abstractNumId w:val="3"/>
   </w:num>
-  <w:num w:numId="3" w16cid:durableId="55663375">
+  <w:num w:numId="3">
     <w:abstractNumId w:val="9"/>
   </w:num>
-  <w:num w:numId="4" w16cid:durableId="665862274">
+  <w:num w:numId="4">
     <w:abstractNumId w:val="10"/>
   </w:num>
-  <w:num w:numId="5" w16cid:durableId="1996716253">
+  <w:num w:numId="5">
     <w:abstractNumId w:val="4"/>
   </w:num>
-  <w:num w:numId="6" w16cid:durableId="391201855">
+  <w:num w:numId="6">
     <w:abstractNumId w:val="7"/>
   </w:num>
-  <w:num w:numId="7" w16cid:durableId="1758477484">
+  <w:num w:numId="7">
     <w:abstractNumId w:val="8"/>
   </w:num>
-  <w:num w:numId="8" w16cid:durableId="1784349503">
+  <w:num w:numId="8">
     <w:abstractNumId w:val="5"/>
   </w:num>
-  <w:num w:numId="9" w16cid:durableId="1333482800">
+  <w:num w:numId="9">
     <w:abstractNumId w:val="6"/>
   </w:num>
-  <w:num w:numId="10" w16cid:durableId="1606305046">
+  <w:num w:numId="10">
     <w:abstractNumId w:val="1"/>
   </w:num>
-  <w:num w:numId="11" w16cid:durableId="335696951">
+  <w:num w:numId="11">
     <w:abstractNumId w:val="0"/>
   </w:num>
 </w:numbering>
 </file>
 
 <file path=word/styles.xml><?xml version="1.0" encoding="utf-8"?>
-<w:styles xmlns:mc="http://schemas.openxmlformats.org/markup-compatibility/2006" xmlns:r="http://schemas.openxmlformats.org/officeDocument/2006/relationships" xmlns:w="http://schemas.openxmlformats.org/wordprocessingml/2006/main" xmlns:w14="http://schemas.microsoft.com/office/word/2010/wordml" xmlns:w15="http://schemas.microsoft.com/office/word/2012/wordml" xmlns:w16cex="http://schemas.microsoft.com/office/word/2018/wordml/cex" xmlns:w16cid="http://schemas.microsoft.com/office/word/2016/wordml/cid" xmlns:w16="http://schemas.microsoft.com/office/word/2018/wordml" xmlns:w16du="http://schemas.microsoft.com/office/word/2023/wordml/word16du" xmlns:w16sdtdh="http://schemas.microsoft.com/office/word/2020/wordml/sdtdatahash" xmlns:w16sdtfl="http://schemas.microsoft.com/office/word/2024/wordml/sdtformatlock" xmlns:w16se="http://schemas.microsoft.com/office/word/2015/wordml/symex" mc:Ignorable="w14 w15 w16se w16cid w16 w16cex w16sdtdh w16sdtfl w16du">
+<w:styles xmlns:mc="http://schemas.openxmlformats.org/markup-compatibility/2006" xmlns:r="http://schemas.openxmlformats.org/officeDocument/2006/relationships" xmlns:w="http://schemas.openxmlformats.org/wordprocessingml/2006/main" xmlns:w14="http://schemas.microsoft.com/office/word/2010/wordml" xmlns:w15="http://schemas.microsoft.com/office/word/2012/wordml" xmlns:w16cex="http://schemas.microsoft.com/office/word/2018/wordml/cex" xmlns:w16cid="http://schemas.microsoft.com/office/word/2016/wordml/cid" xmlns:w16="http://schemas.microsoft.com/office/word/2018/wordml" xmlns:w16sdtdh="http://schemas.microsoft.com/office/word/2020/wordml/sdtdatahash" xmlns:w16se="http://schemas.microsoft.com/office/word/2015/wordml/symex" mc:Ignorable="w14 w15 w16se w16cid w16 w16cex w16sdtdh">
   <w:docDefaults>
     <w:rPrDefault>
       <w:rPr>
@@ -24096,6 +24498,23 @@
 </file>
 
 <file path=customXml/item1.xml><?xml version="1.0" encoding="utf-8"?>
+<p:properties xmlns:p="http://schemas.microsoft.com/office/2006/metadata/properties" xmlns:xsi="http://www.w3.org/2001/XMLSchema-instance" xmlns:pc="http://schemas.microsoft.com/office/infopath/2007/PartnerControls">
+  <documentManagement>
+    <_activity xmlns="af0e00dc-74e7-4d9c-b8fc-1a484b43abbc" xsi:nil="true"/>
+  </documentManagement>
+</p:properties>
+</file>
+
+<file path=customXml/item2.xml><?xml version="1.0" encoding="utf-8"?>
+<?mso-contentType ?>
+<FormTemplates xmlns="http://schemas.microsoft.com/sharepoint/v3/contenttype/forms">
+  <Display>DocumentLibraryForm</Display>
+  <Edit>DocumentLibraryForm</Edit>
+  <New>DocumentLibraryForm</New>
+</FormTemplates>
+</file>
+
+<file path=customXml/item3.xml><?xml version="1.0" encoding="utf-8"?>
 <ct:contentTypeSchema xmlns:ct="http://schemas.microsoft.com/office/2006/metadata/contentType" xmlns:ma="http://schemas.microsoft.com/office/2006/metadata/properties/metaAttributes" ct:_="" ma:_="" ma:contentTypeName="Documento" ma:contentTypeID="0x010100968E219E75EA3146B37DED11ACDBE296" ma:contentTypeVersion="10" ma:contentTypeDescription="Crear nuevo documento." ma:contentTypeScope="" ma:versionID="868fc731d2ff13058fb99fe8e8a46831">
   <xsd:schema xmlns:xsd="http://www.w3.org/2001/XMLSchema" xmlns:xs="http://www.w3.org/2001/XMLSchema" xmlns:p="http://schemas.microsoft.com/office/2006/metadata/properties" xmlns:ns3="af0e00dc-74e7-4d9c-b8fc-1a484b43abbc" targetNamespace="http://schemas.microsoft.com/office/2006/metadata/properties" ma:root="true" ma:fieldsID="bd08679f8959137633af3dab59ccfadc" ns3:_="">
     <xsd:import namespace="af0e00dc-74e7-4d9c-b8fc-1a484b43abbc"/>
@@ -24275,28 +24694,29 @@
 </ct:contentTypeSchema>
 </file>
 
-<file path=customXml/item2.xml><?xml version="1.0" encoding="utf-8"?>
+<file path=customXml/item4.xml><?xml version="1.0" encoding="utf-8"?>
 <b:Sources xmlns:b="http://schemas.openxmlformats.org/officeDocument/2006/bibliography" xmlns="http://schemas.openxmlformats.org/officeDocument/2006/bibliography" SelectedStyle="/APASixthEditionOfficeOnline.xsl" StyleName="APA" Version="6"/>
 </file>
 
-<file path=customXml/item3.xml><?xml version="1.0" encoding="utf-8"?>
-<p:properties xmlns:p="http://schemas.microsoft.com/office/2006/metadata/properties" xmlns:xsi="http://www.w3.org/2001/XMLSchema-instance" xmlns:pc="http://schemas.microsoft.com/office/infopath/2007/PartnerControls">
-  <documentManagement>
-    <_activity xmlns="af0e00dc-74e7-4d9c-b8fc-1a484b43abbc" xsi:nil="true"/>
-  </documentManagement>
-</p:properties>
+<file path=customXml/itemProps1.xml><?xml version="1.0" encoding="utf-8"?>
+<ds:datastoreItem xmlns:ds="http://schemas.openxmlformats.org/officeDocument/2006/customXml" ds:itemID="{D53B3D54-DA97-4CC5-A769-4E68FFD099AF}">
+  <ds:schemaRefs>
+    <ds:schemaRef ds:uri="http://schemas.microsoft.com/office/2006/metadata/properties"/>
+    <ds:schemaRef ds:uri="http://schemas.microsoft.com/office/infopath/2007/PartnerControls"/>
+    <ds:schemaRef ds:uri="af0e00dc-74e7-4d9c-b8fc-1a484b43abbc"/>
+  </ds:schemaRefs>
+</ds:datastoreItem>
 </file>
 
-<file path=customXml/item4.xml><?xml version="1.0" encoding="utf-8"?>
-<?mso-contentType ?>
-<FormTemplates xmlns="http://schemas.microsoft.com/sharepoint/v3/contenttype/forms">
-  <Display>DocumentLibraryForm</Display>
-  <Edit>DocumentLibraryForm</Edit>
-  <New>DocumentLibraryForm</New>
-</FormTemplates>
+<file path=customXml/itemProps2.xml><?xml version="1.0" encoding="utf-8"?>
+<ds:datastoreItem xmlns:ds="http://schemas.openxmlformats.org/officeDocument/2006/customXml" ds:itemID="{5DC957EE-869C-4D86-9EA5-9E0DC594731A}">
+  <ds:schemaRefs>
+    <ds:schemaRef ds:uri="http://schemas.microsoft.com/sharepoint/v3/contenttype/forms"/>
+  </ds:schemaRefs>
+</ds:datastoreItem>
 </file>
 
-<file path=customXml/itemProps1.xml><?xml version="1.0" encoding="utf-8"?>
+<file path=customXml/itemProps3.xml><?xml version="1.0" encoding="utf-8"?>
 <ds:datastoreItem xmlns:ds="http://schemas.openxmlformats.org/officeDocument/2006/customXml" ds:itemID="{33EA3027-EF75-4F58-ACFA-EC26A573AE24}">
   <ds:schemaRefs>
     <ds:schemaRef ds:uri="http://schemas.microsoft.com/office/2006/metadata/contentType"/>
@@ -24314,28 +24734,10 @@
 </ds:datastoreItem>
 </file>
 
-<file path=customXml/itemProps2.xml><?xml version="1.0" encoding="utf-8"?>
+<file path=customXml/itemProps4.xml><?xml version="1.0" encoding="utf-8"?>
 <ds:datastoreItem xmlns:ds="http://schemas.openxmlformats.org/officeDocument/2006/customXml" ds:itemID="{0A7987B5-C7B9-3544-9188-0BC030BD7910}">
   <ds:schemaRefs>
     <ds:schemaRef ds:uri="http://schemas.openxmlformats.org/officeDocument/2006/bibliography"/>
   </ds:schemaRefs>
 </ds:datastoreItem>
-</file>
-
-<file path=customXml/itemProps3.xml><?xml version="1.0" encoding="utf-8"?>
-<ds:datastoreItem xmlns:ds="http://schemas.openxmlformats.org/officeDocument/2006/customXml" ds:itemID="{D53B3D54-DA97-4CC5-A769-4E68FFD099AF}">
-  <ds:schemaRefs>
-    <ds:schemaRef ds:uri="http://schemas.microsoft.com/office/2006/metadata/properties"/>
-    <ds:schemaRef ds:uri="http://schemas.microsoft.com/office/infopath/2007/PartnerControls"/>
-    <ds:schemaRef ds:uri="af0e00dc-74e7-4d9c-b8fc-1a484b43abbc"/>
-  </ds:schemaRefs>
-</ds:datastoreItem>
-</file>
-
-<file path=customXml/itemProps4.xml><?xml version="1.0" encoding="utf-8"?>
-<ds:datastoreItem xmlns:ds="http://schemas.openxmlformats.org/officeDocument/2006/customXml" ds:itemID="{5DC957EE-869C-4D86-9EA5-9E0DC594731A}">
-  <ds:schemaRefs>
-    <ds:schemaRef ds:uri="http://schemas.microsoft.com/sharepoint/v3/contenttype/forms"/>
-  </ds:schemaRefs>
-</ds:datastoreItem>
 </file>
--- a/SAMR_CasosUso_Completos/Especificacion_Casos_de_Uso_SAMR_v3.docx
+++ b/SAMR_CasosUso_Completos/Especificacion_Casos_de_Uso_SAMR_v3.docx
@@ -1,6 +1,6 @@
 
 <file path=word/document.xml><?xml version="1.0" encoding="utf-8"?>
-<w:document xmlns:wpc="http://schemas.microsoft.com/office/word/2010/wordprocessingCanvas" xmlns:cx="http://schemas.microsoft.com/office/drawing/2014/chartex" xmlns:cx1="http://schemas.microsoft.com/office/drawing/2015/9/8/chartex" xmlns:cx2="http://schemas.microsoft.com/office/drawing/2015/10/21/chartex" xmlns:cx3="http://schemas.microsoft.com/office/drawing/2016/5/9/chartex" xmlns:cx4="http://schemas.microsoft.com/office/drawing/2016/5/10/chartex" xmlns:cx5="http://schemas.microsoft.com/office/drawing/2016/5/11/chartex" xmlns:cx6="http://schemas.microsoft.com/office/drawing/2016/5/12/chartex" xmlns:cx7="http://schemas.microsoft.com/office/drawing/2016/5/13/chartex" xmlns:cx8="http://schemas.microsoft.com/office/drawing/2016/5/14/chartex" xmlns:mc="http://schemas.openxmlformats.org/markup-compatibility/2006" xmlns:aink="http://schemas.microsoft.com/office/drawing/2016/ink" xmlns:am3d="http://schemas.microsoft.com/office/drawing/2017/model3d" xmlns:o="urn:schemas-microsoft-com:office:office" xmlns:r="http://schemas.openxmlformats.org/officeDocument/2006/relationships" xmlns:m="http://schemas.openxmlformats.org/officeDocument/2006/math" xmlns:v="urn:schemas-microsoft-com:vml" xmlns:wp14="http://schemas.microsoft.com/office/word/2010/wordprocessingDrawing" xmlns:wp="http://schemas.openxmlformats.org/drawingml/2006/wordprocessingDrawing" xmlns:w10="urn:schemas-microsoft-com:office:word" xmlns:w="http://schemas.openxmlformats.org/wordprocessingml/2006/main" xmlns:w14="http://schemas.microsoft.com/office/word/2010/wordml" xmlns:w15="http://schemas.microsoft.com/office/word/2012/wordml" xmlns:w16cex="http://schemas.microsoft.com/office/word/2018/wordml/cex" xmlns:w16cid="http://schemas.microsoft.com/office/word/2016/wordml/cid" xmlns:w16="http://schemas.microsoft.com/office/word/2018/wordml" xmlns:w16sdtdh="http://schemas.microsoft.com/office/word/2020/wordml/sdtdatahash" xmlns:w16se="http://schemas.microsoft.com/office/word/2015/wordml/symex" xmlns:wpg="http://schemas.microsoft.com/office/word/2010/wordprocessingGroup" xmlns:wpi="http://schemas.microsoft.com/office/word/2010/wordprocessingInk" xmlns:wne="http://schemas.microsoft.com/office/word/2006/wordml" xmlns:wps="http://schemas.microsoft.com/office/word/2010/wordprocessingShape" mc:Ignorable="w14 w15 w16se w16cid w16 w16cex w16sdtdh wp14">
+<w:document xmlns:wpc="http://schemas.microsoft.com/office/word/2010/wordprocessingCanvas" xmlns:cx="http://schemas.microsoft.com/office/drawing/2014/chartex" xmlns:cx1="http://schemas.microsoft.com/office/drawing/2015/9/8/chartex" xmlns:cx2="http://schemas.microsoft.com/office/drawing/2015/10/21/chartex" xmlns:cx3="http://schemas.microsoft.com/office/drawing/2016/5/9/chartex" xmlns:cx4="http://schemas.microsoft.com/office/drawing/2016/5/10/chartex" xmlns:cx5="http://schemas.microsoft.com/office/drawing/2016/5/11/chartex" xmlns:cx6="http://schemas.microsoft.com/office/drawing/2016/5/12/chartex" xmlns:cx7="http://schemas.microsoft.com/office/drawing/2016/5/13/chartex" xmlns:cx8="http://schemas.microsoft.com/office/drawing/2016/5/14/chartex" xmlns:mc="http://schemas.openxmlformats.org/markup-compatibility/2006" xmlns:aink="http://schemas.microsoft.com/office/drawing/2016/ink" xmlns:am3d="http://schemas.microsoft.com/office/drawing/2017/model3d" xmlns:o="urn:schemas-microsoft-com:office:office" xmlns:oel="http://schemas.microsoft.com/office/2019/extlst" xmlns:r="http://schemas.openxmlformats.org/officeDocument/2006/relationships" xmlns:m="http://schemas.openxmlformats.org/officeDocument/2006/math" xmlns:v="urn:schemas-microsoft-com:vml" xmlns:wp14="http://schemas.microsoft.com/office/word/2010/wordprocessingDrawing" xmlns:wp="http://schemas.openxmlformats.org/drawingml/2006/wordprocessingDrawing" xmlns:w10="urn:schemas-microsoft-com:office:word" xmlns:w="http://schemas.openxmlformats.org/wordprocessingml/2006/main" xmlns:w14="http://schemas.microsoft.com/office/word/2010/wordml" xmlns:w15="http://schemas.microsoft.com/office/word/2012/wordml" xmlns:w16cex="http://schemas.microsoft.com/office/word/2018/wordml/cex" xmlns:w16cid="http://schemas.microsoft.com/office/word/2016/wordml/cid" xmlns:w16="http://schemas.microsoft.com/office/word/2018/wordml" xmlns:w16du="http://schemas.microsoft.com/office/word/2023/wordml/word16du" xmlns:w16sdtdh="http://schemas.microsoft.com/office/word/2020/wordml/sdtdatahash" xmlns:w16sdtfl="http://schemas.microsoft.com/office/word/2024/wordml/sdtformatlock" xmlns:w16se="http://schemas.microsoft.com/office/word/2015/wordml/symex" xmlns:wpg="http://schemas.microsoft.com/office/word/2010/wordprocessingGroup" xmlns:wpi="http://schemas.microsoft.com/office/word/2010/wordprocessingInk" xmlns:wne="http://schemas.microsoft.com/office/word/2006/wordml" xmlns:wps="http://schemas.microsoft.com/office/word/2010/wordprocessingShape" mc:Ignorable="w14 w15 w16se w16cid w16 w16cex w16sdtdh w16sdtfl w16du wp14">
   <w:body>
     <w:p>
       <w:pPr>
@@ -273,7 +273,13 @@
         <w:rPr>
           <w:lang w:val="en-US"/>
         </w:rPr>
-        <w:t>3.0.0</w:t>
+        <w:t>1</w:t>
+      </w:r>
+      <w:r>
+        <w:rPr>
+          <w:lang w:val="en-US"/>
+        </w:rPr>
+        <w:t>.0.0</w:t>
       </w:r>
       <w:bookmarkEnd w:id="0"/>
     </w:p>
@@ -488,7 +494,13 @@
               <w:rPr>
                 <w:sz w:val="20"/>
               </w:rPr>
-              <w:t>3.0.0</w:t>
+              <w:t>1</w:t>
+            </w:r>
+            <w:r>
+              <w:rPr>
+                <w:sz w:val="20"/>
+              </w:rPr>
+              <w:t>.0.0</w:t>
             </w:r>
           </w:p>
         </w:tc>
@@ -622,13 +634,8 @@
             </w:r>
             <w:proofErr w:type="spellEnd"/>
             <w:r>
-              <w:t xml:space="preserve"> </w:t>
-            </w:r>
-            <w:proofErr w:type="spellStart"/>
-            <w:r>
-              <w:t>Condoy</w:t>
-            </w:r>
-            <w:proofErr w:type="spellEnd"/>
+              <w:t xml:space="preserve"> Condoy</w:t>
+            </w:r>
           </w:p>
           <w:p>
             <w:r>
@@ -636,13 +643,8 @@
             </w:r>
           </w:p>
           <w:p>
-            <w:proofErr w:type="spellStart"/>
-            <w:r>
-              <w:t>Antonela</w:t>
-            </w:r>
-            <w:proofErr w:type="spellEnd"/>
-            <w:r>
-              <w:t xml:space="preserve"> Parra</w:t>
+            <w:r>
+              <w:t>Antonela Parra</w:t>
             </w:r>
           </w:p>
         </w:tc>
@@ -803,13 +805,8 @@
             </w:r>
             <w:proofErr w:type="spellEnd"/>
             <w:r>
-              <w:t xml:space="preserve"> </w:t>
-            </w:r>
-            <w:proofErr w:type="spellStart"/>
-            <w:r>
-              <w:t>Condoy</w:t>
-            </w:r>
-            <w:proofErr w:type="spellEnd"/>
+              <w:t xml:space="preserve"> Condoy</w:t>
+            </w:r>
           </w:p>
           <w:p>
             <w:r>
@@ -817,13 +814,8 @@
             </w:r>
           </w:p>
           <w:p>
-            <w:proofErr w:type="spellStart"/>
-            <w:r>
-              <w:t>Antonela</w:t>
-            </w:r>
-            <w:proofErr w:type="spellEnd"/>
-            <w:r>
-              <w:t xml:space="preserve"> Parra</w:t>
+            <w:r>
+              <w:t>Antonela Parra</w:t>
             </w:r>
           </w:p>
           <w:p/>
@@ -2540,21 +2532,7 @@
         <w:rPr>
           <w:lang w:val="es-EC"/>
         </w:rPr>
-        <w:t xml:space="preserve"> mediante </w:t>
-      </w:r>
-      <w:proofErr w:type="spellStart"/>
-      <w:r>
-        <w:rPr>
-          <w:lang w:val="es-EC"/>
-        </w:rPr>
-        <w:t>Med</w:t>
-      </w:r>
-      <w:proofErr w:type="spellEnd"/>
-      <w:r>
-        <w:rPr>
-          <w:lang w:val="es-EC"/>
-        </w:rPr>
-        <w:t xml:space="preserve">-Gemini y el cumplimiento normativo LOPDP. Esta estructura asegura la coherencia técnica entre la lógica del </w:t>
+        <w:t xml:space="preserve"> mediante Med-Gemini y el cumplimiento normativo LOPDP. Esta estructura asegura la coherencia técnica entre la lógica del </w:t>
       </w:r>
       <w:proofErr w:type="spellStart"/>
       <w:r>
@@ -2596,6 +2574,9 @@
     </w:p>
     <w:p>
       <w:r>
+        <w:rPr>
+          <w:noProof/>
+        </w:rPr>
         <w:drawing>
           <wp:inline distT="0" distB="0" distL="0" distR="0" wp14:anchorId="4CB4B66B" wp14:editId="66B161FA">
             <wp:extent cx="5728335" cy="3875405"/>
@@ -3153,23 +3134,7 @@
                 <w:sz w:val="20"/>
                 <w:szCs w:val="20"/>
               </w:rPr>
-              <w:t>Alta (</w:t>
-            </w:r>
-            <w:proofErr w:type="spellStart"/>
-            <w:r>
-              <w:rPr>
-                <w:sz w:val="20"/>
-                <w:szCs w:val="20"/>
-              </w:rPr>
-              <w:t>Must</w:t>
-            </w:r>
-            <w:proofErr w:type="spellEnd"/>
-            <w:r>
-              <w:rPr>
-                <w:sz w:val="20"/>
-                <w:szCs w:val="20"/>
-              </w:rPr>
-              <w:t>)</w:t>
+              <w:t>Alta (Must)</w:t>
             </w:r>
           </w:p>
         </w:tc>
@@ -4349,6 +4314,7 @@
     <w:p>
       <w:r>
         <w:rPr>
+          <w:noProof/>
           <w:lang w:val="es-ES"/>
         </w:rPr>
         <w:drawing>
@@ -4895,21 +4861,7 @@
               <w:rPr>
                 <w:sz w:val="20"/>
               </w:rPr>
-              <w:t xml:space="preserve">, </w:t>
-            </w:r>
-            <w:proofErr w:type="spellStart"/>
-            <w:r>
-              <w:rPr>
-                <w:sz w:val="20"/>
-              </w:rPr>
-              <w:t>Med</w:t>
-            </w:r>
-            <w:proofErr w:type="spellEnd"/>
-            <w:r>
-              <w:rPr>
-                <w:sz w:val="20"/>
-              </w:rPr>
-              <w:t>-Gemini, Personal Médico (ST02), Personal Administrativo (ST03), Centro de Asistencia (ST04)</w:t>
+              <w:t>, Med-Gemini, Personal Médico (ST02), Personal Administrativo (ST03), Centro de Asistencia (ST04)</w:t>
             </w:r>
           </w:p>
         </w:tc>
@@ -4985,21 +4937,7 @@
               <w:rPr>
                 <w:sz w:val="20"/>
               </w:rPr>
-              <w:t>Alta (</w:t>
-            </w:r>
-            <w:proofErr w:type="spellStart"/>
-            <w:r>
-              <w:rPr>
-                <w:sz w:val="20"/>
-              </w:rPr>
-              <w:t>Must</w:t>
-            </w:r>
-            <w:proofErr w:type="spellEnd"/>
-            <w:r>
-              <w:rPr>
-                <w:sz w:val="20"/>
-              </w:rPr>
-              <w:t>)</w:t>
+              <w:t>Alta (Must)</w:t>
             </w:r>
           </w:p>
         </w:tc>
@@ -5074,23 +5012,7 @@
           <w:szCs w:val="22"/>
           <w:lang w:val="es-ES"/>
         </w:rPr>
-        <w:t xml:space="preserve">SAMR envía la información clínica a </w:t>
-      </w:r>
-      <w:proofErr w:type="spellStart"/>
-      <w:r>
-        <w:rPr>
-          <w:szCs w:val="22"/>
-          <w:lang w:val="es-ES"/>
-        </w:rPr>
-        <w:t>Med</w:t>
-      </w:r>
-      <w:proofErr w:type="spellEnd"/>
-      <w:r>
-        <w:rPr>
-          <w:szCs w:val="22"/>
-          <w:lang w:val="es-ES"/>
-        </w:rPr>
-        <w:t>-Gemini para clasificar el nivel de riesgo, generar una explicación comprensible (XAI) y asignar automáticamente el caso al personal médico y al centro de asistencia más adecuado según disponibilidad, especialidad y ubicación.</w:t>
+        <w:t>SAMR envía la información clínica a Med-Gemini para clasificar el nivel de riesgo, generar una explicación comprensible (XAI) y asignar automáticamente el caso al personal médico y al centro de asistencia más adecuado según disponibilidad, especialidad y ubicación.</w:t>
       </w:r>
     </w:p>
     <w:p>
@@ -5197,23 +5119,13 @@
           <w:lang w:val="es-EC"/>
         </w:rPr>
       </w:pPr>
-      <w:proofErr w:type="spellStart"/>
-      <w:r>
-        <w:rPr>
-          <w:sz w:val="22"/>
-          <w:szCs w:val="22"/>
-          <w:lang w:val="es-EC"/>
-        </w:rPr>
-        <w:t>Med</w:t>
-      </w:r>
-      <w:proofErr w:type="spellEnd"/>
-      <w:r>
-        <w:rPr>
-          <w:sz w:val="22"/>
-          <w:szCs w:val="22"/>
-          <w:lang w:val="es-EC"/>
-        </w:rPr>
-        <w:t xml:space="preserve">-Gemini se encuentra operativo. </w:t>
+      <w:r>
+        <w:rPr>
+          <w:sz w:val="22"/>
+          <w:szCs w:val="22"/>
+          <w:lang w:val="es-EC"/>
+        </w:rPr>
+        <w:t xml:space="preserve">Med-Gemini se encuentra operativo. </w:t>
       </w:r>
     </w:p>
     <w:p>
@@ -5664,21 +5576,7 @@
               <w:rPr>
                 <w:sz w:val="20"/>
               </w:rPr>
-              <w:t xml:space="preserve">El Módulo de Solicitudes (M2) invoca a </w:t>
-            </w:r>
-            <w:proofErr w:type="spellStart"/>
-            <w:r>
-              <w:rPr>
-                <w:sz w:val="20"/>
-              </w:rPr>
-              <w:t>Med</w:t>
-            </w:r>
-            <w:proofErr w:type="spellEnd"/>
-            <w:r>
-              <w:rPr>
-                <w:sz w:val="20"/>
-              </w:rPr>
-              <w:t xml:space="preserve">-Gemini con los datos recibidos. Si la modalidad fue alerta </w:t>
+              <w:t xml:space="preserve">El Módulo de Solicitudes (M2) invoca a Med-Gemini con los datos recibidos. Si la modalidad fue alerta </w:t>
             </w:r>
             <w:proofErr w:type="spellStart"/>
             <w:r>
@@ -5753,19 +5651,11 @@
             </w:tcMar>
           </w:tcPr>
           <w:p>
-            <w:proofErr w:type="spellStart"/>
-            <w:r>
-              <w:rPr>
-                <w:sz w:val="20"/>
-              </w:rPr>
-              <w:t>Med</w:t>
-            </w:r>
-            <w:proofErr w:type="spellEnd"/>
-            <w:r>
-              <w:rPr>
-                <w:sz w:val="20"/>
-              </w:rPr>
-              <w:t>-Gemini clasifica el nivel de prioridad médica (crítico, urgente, moderado o leve) y genera una explicación XAI comprensible para el Paciente y el Personal Médico.</w:t>
+            <w:r>
+              <w:rPr>
+                <w:sz w:val="20"/>
+              </w:rPr>
+              <w:t>Med-Gemini clasifica el nivel de prioridad médica (crítico, urgente, moderado o leve) y genera una explicación XAI comprensible para el Paciente y el Personal Médico.</w:t>
             </w:r>
           </w:p>
         </w:tc>
@@ -6103,21 +5993,7 @@
               <w:rPr>
                 <w:sz w:val="20"/>
               </w:rPr>
-              <w:t xml:space="preserve">El log de auditoría registra el proceso completo de forma inmutable, incluyendo la versión de </w:t>
-            </w:r>
-            <w:proofErr w:type="spellStart"/>
-            <w:r>
-              <w:rPr>
-                <w:sz w:val="20"/>
-              </w:rPr>
-              <w:t>Med</w:t>
-            </w:r>
-            <w:proofErr w:type="spellEnd"/>
-            <w:r>
-              <w:rPr>
-                <w:sz w:val="20"/>
-              </w:rPr>
-              <w:t>-Gemini y el nivel de confianza de la clasificación.</w:t>
+              <w:t>El log de auditoría registra el proceso completo de forma inmutable, incluyendo la versión de Med-Gemini y el nivel de confianza de la clasificación.</w:t>
             </w:r>
           </w:p>
         </w:tc>
@@ -6358,6 +6234,30 @@
     </w:p>
     <w:p>
       <w:pPr>
+        <w:pStyle w:val="Prrafodelista"/>
+        <w:spacing w:after="100"/>
+        <w:ind w:left="360"/>
+        <w:rPr>
+          <w:sz w:val="22"/>
+          <w:szCs w:val="22"/>
+          <w:lang w:val="es-EC"/>
+        </w:rPr>
+      </w:pPr>
+    </w:p>
+    <w:p>
+      <w:pPr>
+        <w:pStyle w:val="Prrafodelista"/>
+        <w:spacing w:after="100"/>
+        <w:ind w:left="360"/>
+        <w:rPr>
+          <w:sz w:val="22"/>
+          <w:szCs w:val="22"/>
+          <w:lang w:val="es-EC"/>
+        </w:rPr>
+      </w:pPr>
+    </w:p>
+    <w:p>
+      <w:pPr>
         <w:spacing w:after="100"/>
         <w:ind w:left="360"/>
         <w:rPr>
@@ -6429,7 +6329,9 @@
     </w:p>
     <w:p>
       <w:r>
-        <w:lastRenderedPageBreak/>
+        <w:rPr>
+          <w:noProof/>
+        </w:rPr>
         <w:drawing>
           <wp:inline distT="0" distB="0" distL="0" distR="0" wp14:anchorId="694E1DC0" wp14:editId="49A23980">
             <wp:extent cx="5728335" cy="4264025"/>
@@ -6884,21 +6786,7 @@
               <w:rPr>
                 <w:sz w:val="20"/>
               </w:rPr>
-              <w:t xml:space="preserve"> (EKG/EEG/SpO2), </w:t>
-            </w:r>
-            <w:proofErr w:type="spellStart"/>
-            <w:r>
-              <w:rPr>
-                <w:sz w:val="20"/>
-              </w:rPr>
-              <w:t>Med</w:t>
-            </w:r>
-            <w:proofErr w:type="spellEnd"/>
-            <w:r>
-              <w:rPr>
-                <w:sz w:val="20"/>
-              </w:rPr>
-              <w:t>-Gemini, Bot Conversacional, Personal Médico (ST02), Centro de Asistencia (ST04)</w:t>
+              <w:t xml:space="preserve"> (EKG/EEG/SpO2), Med-Gemini, Bot Conversacional, Personal Médico (ST02), Centro de Asistencia (ST04)</w:t>
             </w:r>
           </w:p>
         </w:tc>
@@ -6970,21 +6858,7 @@
               <w:rPr>
                 <w:sz w:val="20"/>
               </w:rPr>
-              <w:t>Alta (</w:t>
-            </w:r>
-            <w:proofErr w:type="spellStart"/>
-            <w:r>
-              <w:rPr>
-                <w:sz w:val="20"/>
-              </w:rPr>
-              <w:t>Must</w:t>
-            </w:r>
-            <w:proofErr w:type="spellEnd"/>
-            <w:r>
-              <w:rPr>
-                <w:sz w:val="20"/>
-              </w:rPr>
-              <w:t>)</w:t>
+              <w:t>Alta (Must)</w:t>
             </w:r>
           </w:p>
         </w:tc>
@@ -7133,6 +7007,7 @@
           <w:szCs w:val="22"/>
           <w:lang w:val="es-EC"/>
         </w:rPr>
+        <w:lastRenderedPageBreak/>
         <w:t>4</w:t>
       </w:r>
       <w:r>
@@ -7283,7 +7158,6 @@
               <w:rPr>
                 <w:sz w:val="20"/>
               </w:rPr>
-              <w:lastRenderedPageBreak/>
               <w:t>1</w:t>
             </w:r>
           </w:p>
@@ -7380,21 +7254,7 @@
               <w:rPr>
                 <w:sz w:val="20"/>
               </w:rPr>
-              <w:t xml:space="preserve">El Módulo de Captura (M3) procesa el flujo de datos con latencia máxima de 1 segundo y lo envía a </w:t>
-            </w:r>
-            <w:proofErr w:type="spellStart"/>
-            <w:r>
-              <w:rPr>
-                <w:sz w:val="20"/>
-              </w:rPr>
-              <w:t>Med</w:t>
-            </w:r>
-            <w:proofErr w:type="spellEnd"/>
-            <w:r>
-              <w:rPr>
-                <w:sz w:val="20"/>
-              </w:rPr>
-              <w:t>-Gemini para análisis predictivo.</w:t>
+              <w:t>El Módulo de Captura (M3) procesa el flujo de datos con latencia máxima de 1 segundo y lo envía a Med-Gemini para análisis predictivo.</w:t>
             </w:r>
           </w:p>
         </w:tc>
@@ -7445,19 +7305,11 @@
                 <w:lang w:val="es-EC"/>
               </w:rPr>
             </w:pPr>
-            <w:proofErr w:type="spellStart"/>
-            <w:r>
-              <w:rPr>
-                <w:sz w:val="20"/>
-              </w:rPr>
-              <w:t>Med</w:t>
-            </w:r>
-            <w:proofErr w:type="spellEnd"/>
-            <w:r>
-              <w:rPr>
-                <w:sz w:val="20"/>
-              </w:rPr>
-              <w:t>-Gemini identifica un patrón precursor de evento crítico y genera una alerta proactiva con nivel de riesgo y explicación clínica (XAI).</w:t>
+            <w:r>
+              <w:rPr>
+                <w:sz w:val="20"/>
+              </w:rPr>
+              <w:t>Med-Gemini identifica un patrón precursor de evento crítico y genera una alerta proactiva con nivel de riesgo y explicación clínica (XAI).</w:t>
             </w:r>
           </w:p>
         </w:tc>
@@ -7677,21 +7529,7 @@
               <w:rPr>
                 <w:sz w:val="20"/>
               </w:rPr>
-              <w:t xml:space="preserve">El Bot Conversacional envía el resumen biométrico y la explicación de </w:t>
-            </w:r>
-            <w:proofErr w:type="spellStart"/>
-            <w:r>
-              <w:rPr>
-                <w:sz w:val="20"/>
-              </w:rPr>
-              <w:t>Med</w:t>
-            </w:r>
-            <w:proofErr w:type="spellEnd"/>
-            <w:r>
-              <w:rPr>
-                <w:sz w:val="20"/>
-              </w:rPr>
-              <w:t>-Gemini al Personal Médico responsable.</w:t>
+              <w:t>El Bot Conversacional envía el resumen biométrico y la explicación de Med-Gemini al Personal Médico responsable.</w:t>
             </w:r>
           </w:p>
         </w:tc>
@@ -8176,7 +8014,9 @@
     </w:p>
     <w:p>
       <w:r>
-        <w:lastRenderedPageBreak/>
+        <w:rPr>
+          <w:noProof/>
+        </w:rPr>
         <w:drawing>
           <wp:inline distT="0" distB="0" distL="0" distR="0" wp14:anchorId="2C744967" wp14:editId="46462CD3">
             <wp:extent cx="5728335" cy="4656455"/>
@@ -8647,21 +8487,7 @@
               <w:rPr>
                 <w:sz w:val="20"/>
               </w:rPr>
-              <w:t xml:space="preserve">Paciente (ST01), </w:t>
-            </w:r>
-            <w:proofErr w:type="spellStart"/>
-            <w:r>
-              <w:rPr>
-                <w:sz w:val="20"/>
-              </w:rPr>
-              <w:t>Med</w:t>
-            </w:r>
-            <w:proofErr w:type="spellEnd"/>
-            <w:r>
-              <w:rPr>
-                <w:sz w:val="20"/>
-              </w:rPr>
-              <w:t>-Gemini, Módulo de Monitoreo (M3), Módulo de Recetas Digitales, Centro de Asistencia (ST04), Sistema de Emergencias</w:t>
+              <w:t>Paciente (ST01), Med-Gemini, Módulo de Monitoreo (M3), Módulo de Recetas Digitales, Centro de Asistencia (ST04), Sistema de Emergencias</w:t>
             </w:r>
           </w:p>
         </w:tc>
@@ -8737,21 +8563,7 @@
               <w:rPr>
                 <w:sz w:val="20"/>
               </w:rPr>
-              <w:t>Alta (</w:t>
-            </w:r>
-            <w:proofErr w:type="spellStart"/>
-            <w:r>
-              <w:rPr>
-                <w:sz w:val="20"/>
-              </w:rPr>
-              <w:t>Must</w:t>
-            </w:r>
-            <w:proofErr w:type="spellEnd"/>
-            <w:r>
-              <w:rPr>
-                <w:sz w:val="20"/>
-              </w:rPr>
-              <w:t>)</w:t>
+              <w:t>Alta (Must)</w:t>
             </w:r>
           </w:p>
         </w:tc>
@@ -8857,23 +8669,7 @@
           <w:szCs w:val="22"/>
           <w:lang w:val="es-ES"/>
         </w:rPr>
-        <w:t xml:space="preserve">muestra el historial clínico, las lecturas biométricas y las sugerencias diagnósticas generadas por </w:t>
-      </w:r>
-      <w:proofErr w:type="spellStart"/>
-      <w:r>
-        <w:rPr>
-          <w:szCs w:val="22"/>
-          <w:lang w:val="es-ES"/>
-        </w:rPr>
-        <w:t>Med</w:t>
-      </w:r>
-      <w:proofErr w:type="spellEnd"/>
-      <w:r>
-        <w:rPr>
-          <w:szCs w:val="22"/>
-          <w:lang w:val="es-ES"/>
-        </w:rPr>
-        <w:t xml:space="preserve">-Gemini con su explicación (XAI). El médico evalúa la información, toma la decisión clínica, emite una receta digital y, si el caso lo requiere, activa una derivación de emergencia al </w:t>
+        <w:t xml:space="preserve">muestra el historial clínico, las lecturas biométricas y las sugerencias diagnósticas generadas por Med-Gemini con su explicación (XAI). El médico evalúa la información, toma la decisión clínica, emite una receta digital y, si el caso lo requiere, activa una derivación de emergencia al </w:t>
       </w:r>
       <w:r>
         <w:rPr>
@@ -9060,6 +8856,7 @@
           <w:szCs w:val="22"/>
           <w:lang w:val="es-EC"/>
         </w:rPr>
+        <w:lastRenderedPageBreak/>
         <w:t xml:space="preserve">El historial clínico del paciente se encuentra disponible. </w:t>
       </w:r>
     </w:p>
@@ -9135,7 +8932,6 @@
           <w:szCs w:val="22"/>
           <w:lang w:val="es-EC"/>
         </w:rPr>
-        <w:lastRenderedPageBreak/>
         <w:t>5</w:t>
       </w:r>
       <w:r>
@@ -9560,21 +9356,7 @@
               <w:rPr>
                 <w:sz w:val="20"/>
               </w:rPr>
-              <w:t xml:space="preserve">El Personal Médico solicita sugerencias diagnósticas a </w:t>
-            </w:r>
-            <w:proofErr w:type="spellStart"/>
-            <w:r>
-              <w:rPr>
-                <w:sz w:val="20"/>
-              </w:rPr>
-              <w:t>Med</w:t>
-            </w:r>
-            <w:proofErr w:type="spellEnd"/>
-            <w:r>
-              <w:rPr>
-                <w:sz w:val="20"/>
-              </w:rPr>
-              <w:t>-Gemini.</w:t>
+              <w:t>El Personal Médico solicita sugerencias diagnósticas a Med-Gemini.</w:t>
             </w:r>
           </w:p>
         </w:tc>
@@ -9628,19 +9410,11 @@
                 <w:lang w:val="es-ES"/>
               </w:rPr>
             </w:pPr>
-            <w:proofErr w:type="spellStart"/>
-            <w:r>
-              <w:rPr>
-                <w:sz w:val="20"/>
-              </w:rPr>
-              <w:t>Med</w:t>
-            </w:r>
-            <w:proofErr w:type="spellEnd"/>
-            <w:r>
-              <w:rPr>
-                <w:sz w:val="20"/>
-              </w:rPr>
-              <w:t>-Gemini evalúa el contexto clínico completo (historial, biometría, síntomas) y devuelve el diagnóstico sugerido con justificación XAI visible para el Personal Médico en tiempo real.</w:t>
+            <w:r>
+              <w:rPr>
+                <w:sz w:val="20"/>
+              </w:rPr>
+              <w:t>Med-Gemini evalúa el contexto clínico completo (historial, biometría, síntomas) y devuelve el diagnóstico sugerido con justificación XAI visible para el Personal Médico en tiempo real.</w:t>
             </w:r>
           </w:p>
         </w:tc>
@@ -9742,21 +9516,7 @@
               <w:rPr>
                 <w:sz w:val="20"/>
               </w:rPr>
-              <w:t xml:space="preserve">El Personal Médico evalúa la sugerencia de </w:t>
-            </w:r>
-            <w:proofErr w:type="spellStart"/>
-            <w:r>
-              <w:rPr>
-                <w:sz w:val="20"/>
-              </w:rPr>
-              <w:t>Med</w:t>
-            </w:r>
-            <w:proofErr w:type="spellEnd"/>
-            <w:r>
-              <w:rPr>
-                <w:sz w:val="20"/>
-              </w:rPr>
-              <w:t>-Gemini, acepta, modifica o rechaza, y emite la receta digital firmada electrónicamente al Paciente.</w:t>
+              <w:t>El Personal Médico evalúa la sugerencia de Med-Gemini, acepta, modifica o rechaza, y emite la receta digital firmada electrónicamente al Paciente.</w:t>
             </w:r>
           </w:p>
         </w:tc>
@@ -9934,21 +9694,7 @@
               <w:rPr>
                 <w:sz w:val="20"/>
               </w:rPr>
-              <w:t xml:space="preserve">El log de auditoría registra la sesión completa de forma inmutable: decisión médica, versión de </w:t>
-            </w:r>
-            <w:proofErr w:type="spellStart"/>
-            <w:r>
-              <w:rPr>
-                <w:sz w:val="20"/>
-              </w:rPr>
-              <w:t>Med</w:t>
-            </w:r>
-            <w:proofErr w:type="spellEnd"/>
-            <w:r>
-              <w:rPr>
-                <w:sz w:val="20"/>
-              </w:rPr>
-              <w:t>-Gemini, nivel de confianza y firma del Personal Médico.</w:t>
+              <w:t>El log de auditoría registra la sesión completa de forma inmutable: decisión médica, versión de Med-Gemini, nivel de confianza y firma del Personal Médico.</w:t>
             </w:r>
           </w:p>
         </w:tc>
@@ -9999,23 +9745,7 @@
           <w:color w:val="auto"/>
           <w:lang w:val="es-EC"/>
         </w:rPr>
-        <w:t xml:space="preserve">6a. </w:t>
-      </w:r>
-      <w:proofErr w:type="spellStart"/>
-      <w:r>
-        <w:rPr>
-          <w:color w:val="auto"/>
-          <w:lang w:val="es-EC"/>
-        </w:rPr>
-        <w:t>Med</w:t>
-      </w:r>
-      <w:proofErr w:type="spellEnd"/>
-      <w:r>
-        <w:rPr>
-          <w:color w:val="auto"/>
-          <w:lang w:val="es-EC"/>
-        </w:rPr>
-        <w:t>-Gemini no responde</w:t>
+        <w:t>6a. Med-Gemini no responde</w:t>
       </w:r>
     </w:p>
     <w:p>
@@ -10301,6 +10031,7 @@
           <w:szCs w:val="22"/>
           <w:lang w:val="es-EC"/>
         </w:rPr>
+        <w:lastRenderedPageBreak/>
         <w:t xml:space="preserve">La atención médica queda registrada en el historial clínico del paciente. </w:t>
       </w:r>
     </w:p>
@@ -10370,7 +10101,6 @@
           <w:szCs w:val="22"/>
           <w:lang w:val="es-EC"/>
         </w:rPr>
-        <w:lastRenderedPageBreak/>
         <w:t xml:space="preserve">Los eventos de la </w:t>
       </w:r>
       <w:proofErr w:type="spellStart"/>
@@ -10459,6 +10189,9 @@
     </w:p>
     <w:p>
       <w:r>
+        <w:rPr>
+          <w:noProof/>
+        </w:rPr>
         <w:drawing>
           <wp:inline distT="0" distB="0" distL="0" distR="0" wp14:anchorId="629ED503" wp14:editId="16646B82">
             <wp:extent cx="5728335" cy="4140200"/>
@@ -10892,21 +10625,7 @@
               <w:rPr>
                 <w:sz w:val="20"/>
               </w:rPr>
-              <w:t xml:space="preserve"> / </w:t>
-            </w:r>
-            <w:proofErr w:type="spellStart"/>
-            <w:r>
-              <w:rPr>
-                <w:sz w:val="20"/>
-              </w:rPr>
-              <w:t>Med</w:t>
-            </w:r>
-            <w:proofErr w:type="spellEnd"/>
-            <w:r>
-              <w:rPr>
-                <w:sz w:val="20"/>
-              </w:rPr>
-              <w:t>-Gemini (ST07)</w:t>
+              <w:t xml:space="preserve"> / Med-Gemini (ST07)</w:t>
             </w:r>
           </w:p>
         </w:tc>
@@ -10982,21 +10701,7 @@
               <w:rPr>
                 <w:sz w:val="20"/>
               </w:rPr>
-              <w:t>Alta (</w:t>
-            </w:r>
-            <w:proofErr w:type="spellStart"/>
-            <w:r>
-              <w:rPr>
-                <w:sz w:val="20"/>
-              </w:rPr>
-              <w:t>Must</w:t>
-            </w:r>
-            <w:proofErr w:type="spellEnd"/>
-            <w:r>
-              <w:rPr>
-                <w:sz w:val="20"/>
-              </w:rPr>
-              <w:t>)</w:t>
+              <w:t>Alta (Must)</w:t>
             </w:r>
           </w:p>
         </w:tc>
@@ -11108,6 +10813,7 @@
           <w:szCs w:val="22"/>
           <w:lang w:val="es-EC"/>
         </w:rPr>
+        <w:lastRenderedPageBreak/>
         <w:t xml:space="preserve">El Auditor del MSP ha iniciado sesión correctamente en la plataforma con el rol respectivo asignado. </w:t>
       </w:r>
     </w:p>
@@ -11154,7 +10860,6 @@
           <w:szCs w:val="22"/>
           <w:lang w:val="es-EC"/>
         </w:rPr>
-        <w:lastRenderedPageBreak/>
         <w:t xml:space="preserve">Existen logs de auditoría generados y almacenados de forma inmutable en el repositorio persistente. </w:t>
       </w:r>
     </w:p>
@@ -11201,25 +10906,7 @@
           <w:szCs w:val="22"/>
           <w:lang w:val="es-EC"/>
         </w:rPr>
-        <w:t xml:space="preserve">Las métricas de equidad y los logs de rendimiento de </w:t>
-      </w:r>
-      <w:proofErr w:type="spellStart"/>
-      <w:r>
-        <w:rPr>
-          <w:sz w:val="22"/>
-          <w:szCs w:val="22"/>
-          <w:lang w:val="es-EC"/>
-        </w:rPr>
-        <w:t>Med</w:t>
-      </w:r>
-      <w:proofErr w:type="spellEnd"/>
-      <w:r>
-        <w:rPr>
-          <w:sz w:val="22"/>
-          <w:szCs w:val="22"/>
-          <w:lang w:val="es-EC"/>
-        </w:rPr>
-        <w:t xml:space="preserve">-Gemini / </w:t>
+        <w:t xml:space="preserve">Las métricas de equidad y los logs de rendimiento de Med-Gemini / </w:t>
       </w:r>
       <w:proofErr w:type="spellStart"/>
       <w:r>
@@ -11662,21 +11349,7 @@
               <w:rPr>
                 <w:sz w:val="20"/>
               </w:rPr>
-              <w:t xml:space="preserve">El Auditor del MSP revisa las decisiones de </w:t>
-            </w:r>
-            <w:proofErr w:type="spellStart"/>
-            <w:r>
-              <w:rPr>
-                <w:sz w:val="20"/>
-              </w:rPr>
-              <w:t>Med</w:t>
-            </w:r>
-            <w:proofErr w:type="spellEnd"/>
-            <w:r>
-              <w:rPr>
-                <w:sz w:val="20"/>
-              </w:rPr>
-              <w:t>-Gemini, los consentimientos LOPDP registrados y las métricas de equidad del modelo.</w:t>
+              <w:t>El Auditor del MSP revisa las decisiones de Med-Gemini, los consentimientos LOPDP registrados y las métricas de equidad del modelo.</w:t>
             </w:r>
           </w:p>
         </w:tc>
@@ -11892,25 +11565,7 @@
           <w:szCs w:val="22"/>
           <w:lang w:val="es-EC"/>
         </w:rPr>
-        <w:t xml:space="preserve">Los datos de verificación de equidad de </w:t>
-      </w:r>
-      <w:proofErr w:type="spellStart"/>
-      <w:r>
-        <w:rPr>
-          <w:sz w:val="22"/>
-          <w:szCs w:val="22"/>
-          <w:lang w:val="es-EC"/>
-        </w:rPr>
-        <w:t>Med</w:t>
-      </w:r>
-      <w:proofErr w:type="spellEnd"/>
-      <w:r>
-        <w:rPr>
-          <w:sz w:val="22"/>
-          <w:szCs w:val="22"/>
-          <w:lang w:val="es-EC"/>
-        </w:rPr>
-        <w:t xml:space="preserve">-Gemini y el token del auditor quedan desasociados de la sesión activa al finalizar el proceso. </w:t>
+        <w:t xml:space="preserve">Los datos de verificación de equidad de Med-Gemini y el token del auditor quedan desasociados de la sesión activa al finalizar el proceso. </w:t>
       </w:r>
     </w:p>
     <w:p>
@@ -12224,7 +11879,6 @@
                 <w:lang w:val="en-US"/>
               </w:rPr>
             </w:pPr>
-            <w:proofErr w:type="spellStart"/>
             <w:r>
               <w:rPr>
                 <w:b/>
@@ -12232,37 +11886,7 @@
                 <w:szCs w:val="18"/>
                 <w:lang w:val="en-US"/>
               </w:rPr>
-              <w:t>Clase</w:t>
-            </w:r>
-            <w:proofErr w:type="spellEnd"/>
-            <w:r>
-              <w:rPr>
-                <w:b/>
-                <w:sz w:val="18"/>
-                <w:szCs w:val="18"/>
-                <w:lang w:val="en-US"/>
-              </w:rPr>
-              <w:t xml:space="preserve"> / </w:t>
-            </w:r>
-            <w:proofErr w:type="spellStart"/>
-            <w:r>
-              <w:rPr>
-                <w:b/>
-                <w:sz w:val="18"/>
-                <w:szCs w:val="18"/>
-                <w:lang w:val="en-US"/>
-              </w:rPr>
-              <w:t>Atributo</w:t>
-            </w:r>
-            <w:proofErr w:type="spellEnd"/>
-            <w:r>
-              <w:rPr>
-                <w:b/>
-                <w:sz w:val="18"/>
-                <w:szCs w:val="18"/>
-                <w:lang w:val="en-US"/>
-              </w:rPr>
-              <w:t xml:space="preserve"> </w:t>
+              <w:t xml:space="preserve">Clase / Atributo </w:t>
             </w:r>
             <w:proofErr w:type="spellStart"/>
             <w:r>
@@ -12308,6 +11932,7 @@
               <w:rPr>
                 <w:sz w:val="20"/>
               </w:rPr>
+              <w:lastRenderedPageBreak/>
               <w:t>Usuario / Paciente</w:t>
             </w:r>
           </w:p>
@@ -12479,7 +12104,6 @@
               <w:rPr>
                 <w:sz w:val="20"/>
               </w:rPr>
-              <w:lastRenderedPageBreak/>
               <w:t>FormularioRegistro</w:t>
             </w:r>
             <w:proofErr w:type="spellEnd"/>
@@ -13739,7 +13363,35 @@
         <w:rPr>
           <w:lang w:val="es-EC"/>
         </w:rPr>
-        <w:t xml:space="preserve"> se presenta el análisis línea por línea del flujo proporcionado:</w:t>
+        <w:t xml:space="preserve"> se presenta el </w:t>
+      </w:r>
+      <w:proofErr w:type="gramStart"/>
+      <w:r>
+        <w:rPr>
+          <w:lang w:val="es-EC"/>
+        </w:rPr>
+        <w:t>análisis línea</w:t>
+      </w:r>
+      <w:proofErr w:type="gramEnd"/>
+      <w:r>
+        <w:rPr>
+          <w:lang w:val="es-EC"/>
+        </w:rPr>
+        <w:t xml:space="preserve"> por </w:t>
+      </w:r>
+      <w:proofErr w:type="gramStart"/>
+      <w:r>
+        <w:rPr>
+          <w:lang w:val="es-EC"/>
+        </w:rPr>
+        <w:t>línea</w:t>
+      </w:r>
+      <w:proofErr w:type="gramEnd"/>
+      <w:r>
+        <w:rPr>
+          <w:lang w:val="es-EC"/>
+        </w:rPr>
+        <w:t xml:space="preserve"> del flujo proporcionado:</w:t>
       </w:r>
     </w:p>
     <w:tbl>
@@ -15568,25 +15220,7 @@
           <w:szCs w:val="22"/>
           <w:lang w:val="en-US"/>
         </w:rPr>
-        <w:t xml:space="preserve">4.2 </w:t>
-      </w:r>
-      <w:proofErr w:type="spellStart"/>
-      <w:r>
-        <w:rPr>
-          <w:sz w:val="22"/>
-          <w:szCs w:val="22"/>
-          <w:lang w:val="en-US"/>
-        </w:rPr>
-        <w:t>Verbos</w:t>
-      </w:r>
-      <w:proofErr w:type="spellEnd"/>
-      <w:r>
-        <w:rPr>
-          <w:sz w:val="22"/>
-          <w:szCs w:val="22"/>
-          <w:lang w:val="en-US"/>
-        </w:rPr>
-        <w:t xml:space="preserve"> </w:t>
+        <w:t xml:space="preserve">4.2 Verbos </w:t>
       </w:r>
       <w:proofErr w:type="spellStart"/>
       <w:r>
@@ -16920,6 +16554,7 @@
           <w:szCs w:val="22"/>
           <w:lang w:val="es-EC"/>
         </w:rPr>
+        <w:lastRenderedPageBreak/>
         <w:t xml:space="preserve">4.3 Análisis de </w:t>
       </w:r>
       <w:r>
@@ -16964,7 +16599,6 @@
         <w:rPr>
           <w:lang w:val="es-EC"/>
         </w:rPr>
-        <w:lastRenderedPageBreak/>
         <w:t xml:space="preserve">Las relaciones se identifican analizando los sustantivos (entidades) que </w:t>
       </w:r>
       <w:proofErr w:type="spellStart"/>
@@ -16993,7 +16627,35 @@
         <w:rPr>
           <w:lang w:val="es-EC"/>
         </w:rPr>
-        <w:t xml:space="preserve"> se presenta el análisis línea por línea del flujo proporcionado:</w:t>
+        <w:t xml:space="preserve"> se presenta el </w:t>
+      </w:r>
+      <w:proofErr w:type="gramStart"/>
+      <w:r>
+        <w:rPr>
+          <w:lang w:val="es-EC"/>
+        </w:rPr>
+        <w:t>análisis línea</w:t>
+      </w:r>
+      <w:proofErr w:type="gramEnd"/>
+      <w:r>
+        <w:rPr>
+          <w:lang w:val="es-EC"/>
+        </w:rPr>
+        <w:t xml:space="preserve"> por </w:t>
+      </w:r>
+      <w:proofErr w:type="gramStart"/>
+      <w:r>
+        <w:rPr>
+          <w:lang w:val="es-EC"/>
+        </w:rPr>
+        <w:t>línea</w:t>
+      </w:r>
+      <w:proofErr w:type="gramEnd"/>
+      <w:r>
+        <w:rPr>
+          <w:lang w:val="es-EC"/>
+        </w:rPr>
+        <w:t xml:space="preserve"> del flujo proporcionado:</w:t>
       </w:r>
     </w:p>
     <w:tbl>
@@ -17588,6 +17250,7 @@
               <w:t xml:space="preserve">) → API_IESS → </w:t>
             </w:r>
             <w:proofErr w:type="spellStart"/>
+            <w:proofErr w:type="gramStart"/>
             <w:r>
               <w:rPr>
                 <w:sz w:val="20"/>
@@ -17599,7 +17262,14 @@
               <w:rPr>
                 <w:sz w:val="20"/>
               </w:rPr>
-              <w:t xml:space="preserve">() → </w:t>
+              <w:t>(</w:t>
+            </w:r>
+            <w:proofErr w:type="gramEnd"/>
+            <w:r>
+              <w:rPr>
+                <w:sz w:val="20"/>
+              </w:rPr>
+              <w:t xml:space="preserve">) → </w:t>
             </w:r>
             <w:proofErr w:type="spellStart"/>
             <w:r>
@@ -17873,21 +17543,7 @@
               <w:rPr>
                 <w:sz w:val="20"/>
               </w:rPr>
-              <w:t xml:space="preserve">El Módulo de Solicitudes invoca </w:t>
-            </w:r>
-            <w:proofErr w:type="spellStart"/>
-            <w:r>
-              <w:rPr>
-                <w:sz w:val="20"/>
-              </w:rPr>
-              <w:t>Med</w:t>
-            </w:r>
-            <w:proofErr w:type="spellEnd"/>
-            <w:r>
-              <w:rPr>
-                <w:sz w:val="20"/>
-              </w:rPr>
-              <w:t xml:space="preserve">-Gemini y recibe la </w:t>
+              <w:t xml:space="preserve">El Módulo de Solicitudes invoca Med-Gemini y recibe la </w:t>
             </w:r>
             <w:proofErr w:type="spellStart"/>
             <w:r>
@@ -18038,6 +17694,7 @@
               <w:t xml:space="preserve"> → </w:t>
             </w:r>
             <w:proofErr w:type="spellStart"/>
+            <w:proofErr w:type="gramStart"/>
             <w:r>
               <w:rPr>
                 <w:sz w:val="20"/>
@@ -18049,7 +17706,14 @@
               <w:rPr>
                 <w:sz w:val="20"/>
               </w:rPr>
-              <w:t xml:space="preserve">() → </w:t>
+              <w:t>(</w:t>
+            </w:r>
+            <w:proofErr w:type="gramEnd"/>
+            <w:r>
+              <w:rPr>
+                <w:sz w:val="20"/>
+              </w:rPr>
+              <w:t xml:space="preserve">) → </w:t>
             </w:r>
             <w:proofErr w:type="spellStart"/>
             <w:r>
@@ -18138,21 +17802,7 @@
               <w:rPr>
                 <w:sz w:val="20"/>
               </w:rPr>
-              <w:t xml:space="preserve"> transmite lecturas al Módulo de Captura y </w:t>
-            </w:r>
-            <w:proofErr w:type="spellStart"/>
-            <w:r>
-              <w:rPr>
-                <w:sz w:val="20"/>
-              </w:rPr>
-              <w:t>Med</w:t>
-            </w:r>
-            <w:proofErr w:type="spellEnd"/>
-            <w:r>
-              <w:rPr>
-                <w:sz w:val="20"/>
-              </w:rPr>
-              <w:t>-Gemini detecta anomalía</w:t>
+              <w:t xml:space="preserve"> transmite lecturas al Módulo de Captura y Med-Gemini detecta anomalía</w:t>
             </w:r>
           </w:p>
         </w:tc>
@@ -18309,6 +17959,7 @@
               <w:t xml:space="preserve"> → </w:t>
             </w:r>
             <w:proofErr w:type="spellStart"/>
+            <w:proofErr w:type="gramStart"/>
             <w:r>
               <w:rPr>
                 <w:sz w:val="20"/>
@@ -18320,7 +17971,14 @@
               <w:rPr>
                 <w:sz w:val="20"/>
               </w:rPr>
-              <w:t xml:space="preserve">() → </w:t>
+              <w:t>(</w:t>
+            </w:r>
+            <w:proofErr w:type="gramEnd"/>
+            <w:r>
+              <w:rPr>
+                <w:sz w:val="20"/>
+              </w:rPr>
+              <w:t xml:space="preserve">) → </w:t>
             </w:r>
             <w:proofErr w:type="spellStart"/>
             <w:r>
@@ -18337,6 +17995,7 @@
               <w:t xml:space="preserve"> → </w:t>
             </w:r>
             <w:proofErr w:type="spellStart"/>
+            <w:proofErr w:type="gramStart"/>
             <w:r>
               <w:rPr>
                 <w:sz w:val="20"/>
@@ -18348,7 +18007,14 @@
               <w:rPr>
                 <w:sz w:val="20"/>
               </w:rPr>
-              <w:t xml:space="preserve">() → </w:t>
+              <w:t>(</w:t>
+            </w:r>
+            <w:proofErr w:type="gramEnd"/>
+            <w:r>
+              <w:rPr>
+                <w:sz w:val="20"/>
+              </w:rPr>
+              <w:t xml:space="preserve">) → </w:t>
             </w:r>
             <w:proofErr w:type="spellStart"/>
             <w:r>
@@ -18558,6 +18224,7 @@
               <w:t xml:space="preserve"> → </w:t>
             </w:r>
             <w:proofErr w:type="spellStart"/>
+            <w:proofErr w:type="gramStart"/>
             <w:r>
               <w:rPr>
                 <w:sz w:val="20"/>
@@ -18569,7 +18236,14 @@
               <w:rPr>
                 <w:sz w:val="20"/>
               </w:rPr>
-              <w:t>() → Paciente</w:t>
+              <w:t>(</w:t>
+            </w:r>
+            <w:proofErr w:type="gramEnd"/>
+            <w:r>
+              <w:rPr>
+                <w:sz w:val="20"/>
+              </w:rPr>
+              <w:t>) → Paciente</w:t>
             </w:r>
           </w:p>
         </w:tc>
@@ -18893,21 +18567,7 @@
               <w:rPr>
                 <w:sz w:val="20"/>
               </w:rPr>
-              <w:t xml:space="preserve"> con soporte de </w:t>
-            </w:r>
-            <w:proofErr w:type="spellStart"/>
-            <w:r>
-              <w:rPr>
-                <w:sz w:val="20"/>
-              </w:rPr>
-              <w:t>Med</w:t>
-            </w:r>
-            <w:proofErr w:type="spellEnd"/>
-            <w:r>
-              <w:rPr>
-                <w:sz w:val="20"/>
-              </w:rPr>
-              <w:t>-Gemini y firma la receta</w:t>
+              <w:t xml:space="preserve"> con soporte de Med-Gemini y firma la receta</w:t>
             </w:r>
           </w:p>
         </w:tc>
@@ -19064,6 +18724,7 @@
               <w:t xml:space="preserve"> → </w:t>
             </w:r>
             <w:proofErr w:type="spellStart"/>
+            <w:proofErr w:type="gramStart"/>
             <w:r>
               <w:rPr>
                 <w:sz w:val="20"/>
@@ -19075,7 +18736,14 @@
               <w:rPr>
                 <w:sz w:val="20"/>
               </w:rPr>
-              <w:t xml:space="preserve">() → </w:t>
+              <w:t>(</w:t>
+            </w:r>
+            <w:proofErr w:type="gramEnd"/>
+            <w:r>
+              <w:rPr>
+                <w:sz w:val="20"/>
+              </w:rPr>
+              <w:t xml:space="preserve">) → </w:t>
             </w:r>
             <w:proofErr w:type="spellStart"/>
             <w:r>
@@ -19092,6 +18760,7 @@
               <w:t xml:space="preserve"> → </w:t>
             </w:r>
             <w:proofErr w:type="spellStart"/>
+            <w:proofErr w:type="gramStart"/>
             <w:r>
               <w:rPr>
                 <w:sz w:val="20"/>
@@ -19103,7 +18772,14 @@
               <w:rPr>
                 <w:sz w:val="20"/>
               </w:rPr>
-              <w:t xml:space="preserve">() → </w:t>
+              <w:t>(</w:t>
+            </w:r>
+            <w:proofErr w:type="gramEnd"/>
+            <w:r>
+              <w:rPr>
+                <w:sz w:val="20"/>
+              </w:rPr>
+              <w:t xml:space="preserve">) → </w:t>
             </w:r>
             <w:proofErr w:type="spellStart"/>
             <w:r>
@@ -19120,6 +18796,7 @@
               <w:t xml:space="preserve"> → </w:t>
             </w:r>
             <w:proofErr w:type="spellStart"/>
+            <w:proofErr w:type="gramStart"/>
             <w:r>
               <w:rPr>
                 <w:sz w:val="20"/>
@@ -19131,7 +18808,14 @@
               <w:rPr>
                 <w:sz w:val="20"/>
               </w:rPr>
-              <w:t xml:space="preserve">() → </w:t>
+              <w:t>(</w:t>
+            </w:r>
+            <w:proofErr w:type="gramEnd"/>
+            <w:r>
+              <w:rPr>
+                <w:sz w:val="20"/>
+              </w:rPr>
+              <w:t xml:space="preserve">) → </w:t>
             </w:r>
             <w:proofErr w:type="spellStart"/>
             <w:r>
@@ -19363,6 +19047,7 @@
               <w:t xml:space="preserve"> → </w:t>
             </w:r>
             <w:proofErr w:type="spellStart"/>
+            <w:proofErr w:type="gramStart"/>
             <w:r>
               <w:rPr>
                 <w:sz w:val="20"/>
@@ -19374,7 +19059,14 @@
               <w:rPr>
                 <w:sz w:val="20"/>
               </w:rPr>
-              <w:t xml:space="preserve">() → </w:t>
+              <w:t>(</w:t>
+            </w:r>
+            <w:proofErr w:type="gramEnd"/>
+            <w:r>
+              <w:rPr>
+                <w:sz w:val="20"/>
+              </w:rPr>
+              <w:t xml:space="preserve">) → </w:t>
             </w:r>
             <w:proofErr w:type="spellStart"/>
             <w:r>
@@ -19498,8 +19190,18 @@
           <w:szCs w:val="22"/>
           <w:lang w:val="es-EC"/>
         </w:rPr>
-        <w:t xml:space="preserve"> asigna Tramite a Funcionario</w:t>
-      </w:r>
+        <w:t xml:space="preserve"> asigna Tramite a </w:t>
+      </w:r>
+      <w:proofErr w:type="gramStart"/>
+      <w:r>
+        <w:rPr>
+          <w:sz w:val="22"/>
+          <w:szCs w:val="22"/>
+          <w:lang w:val="es-EC"/>
+        </w:rPr>
+        <w:t>Funcionario</w:t>
+      </w:r>
+      <w:proofErr w:type="gramEnd"/>
     </w:p>
     <w:p>
       <w:pPr>
@@ -19596,6 +19298,7 @@
           <w:szCs w:val="22"/>
           <w:lang w:val="es-EC"/>
         </w:rPr>
+        <w:lastRenderedPageBreak/>
         <w:t xml:space="preserve">5. Tabla </w:t>
       </w:r>
       <w:r>
@@ -19624,7 +19327,6 @@
         <w:rPr>
           <w:lang w:val="es-EC"/>
         </w:rPr>
-        <w:lastRenderedPageBreak/>
         <w:t>Esta tabla consolida la información del Modelo de Dominio a partir de dos análisis complementarios realizados sobre la especificación de casos de uso:</w:t>
       </w:r>
     </w:p>
@@ -19683,38 +19385,6 @@
         </w:rPr>
         <w:t xml:space="preserve"> de entidades (sustantivos) dentro de una misma línea de la especificación → Relaciones entre clases.</w:t>
       </w:r>
-    </w:p>
-    <w:p>
-      <w:pPr>
-        <w:spacing w:after="120"/>
-        <w:rPr>
-          <w:szCs w:val="22"/>
-        </w:rPr>
-      </w:pPr>
-    </w:p>
-    <w:p>
-      <w:pPr>
-        <w:spacing w:after="120"/>
-        <w:rPr>
-          <w:szCs w:val="22"/>
-        </w:rPr>
-      </w:pPr>
-    </w:p>
-    <w:p>
-      <w:pPr>
-        <w:spacing w:after="120"/>
-        <w:rPr>
-          <w:szCs w:val="22"/>
-        </w:rPr>
-      </w:pPr>
-    </w:p>
-    <w:p>
-      <w:pPr>
-        <w:spacing w:after="120"/>
-        <w:rPr>
-          <w:szCs w:val="22"/>
-        </w:rPr>
-      </w:pPr>
     </w:p>
     <w:p>
       <w:pPr>
@@ -20154,6 +19824,7 @@
               <w:t xml:space="preserve">) </w:t>
             </w:r>
             <w:proofErr w:type="spellStart"/>
+            <w:proofErr w:type="gramStart"/>
             <w:r>
               <w:rPr>
                 <w:sz w:val="20"/>
@@ -20165,9 +19836,17 @@
               <w:rPr>
                 <w:sz w:val="20"/>
               </w:rPr>
-              <w:t xml:space="preserve">() </w:t>
-            </w:r>
-            <w:proofErr w:type="spellStart"/>
+              <w:t>(</w:t>
+            </w:r>
+            <w:proofErr w:type="gramEnd"/>
+            <w:r>
+              <w:rPr>
+                <w:sz w:val="20"/>
+              </w:rPr>
+              <w:t xml:space="preserve">) </w:t>
+            </w:r>
+            <w:proofErr w:type="spellStart"/>
+            <w:proofErr w:type="gramStart"/>
             <w:r>
               <w:rPr>
                 <w:sz w:val="20"/>
@@ -20179,9 +19858,17 @@
               <w:rPr>
                 <w:sz w:val="20"/>
               </w:rPr>
-              <w:t xml:space="preserve">() </w:t>
-            </w:r>
-            <w:proofErr w:type="spellStart"/>
+              <w:t>(</w:t>
+            </w:r>
+            <w:proofErr w:type="gramEnd"/>
+            <w:r>
+              <w:rPr>
+                <w:sz w:val="20"/>
+              </w:rPr>
+              <w:t xml:space="preserve">) </w:t>
+            </w:r>
+            <w:proofErr w:type="spellStart"/>
+            <w:proofErr w:type="gramStart"/>
             <w:r>
               <w:rPr>
                 <w:sz w:val="20"/>
@@ -20193,7 +19880,14 @@
               <w:rPr>
                 <w:sz w:val="20"/>
               </w:rPr>
-              <w:t>()</w:t>
+              <w:t>(</w:t>
+            </w:r>
+            <w:proofErr w:type="gramEnd"/>
+            <w:r>
+              <w:rPr>
+                <w:sz w:val="20"/>
+              </w:rPr>
+              <w:t>)</w:t>
             </w:r>
           </w:p>
         </w:tc>
@@ -20589,6 +20283,7 @@
               <w:t xml:space="preserve">) </w:t>
             </w:r>
             <w:proofErr w:type="spellStart"/>
+            <w:proofErr w:type="gramStart"/>
             <w:r>
               <w:rPr>
                 <w:sz w:val="20"/>
@@ -20600,7 +20295,14 @@
               <w:rPr>
                 <w:sz w:val="20"/>
               </w:rPr>
-              <w:t>()</w:t>
+              <w:t>(</w:t>
+            </w:r>
+            <w:proofErr w:type="gramEnd"/>
+            <w:r>
+              <w:rPr>
+                <w:sz w:val="20"/>
+              </w:rPr>
+              <w:t>)</w:t>
             </w:r>
           </w:p>
         </w:tc>
@@ -20800,6 +20502,7 @@
               <w:t xml:space="preserve">) </w:t>
             </w:r>
             <w:proofErr w:type="spellStart"/>
+            <w:proofErr w:type="gramStart"/>
             <w:r>
               <w:rPr>
                 <w:sz w:val="20"/>
@@ -20811,9 +20514,17 @@
               <w:rPr>
                 <w:sz w:val="20"/>
               </w:rPr>
-              <w:t xml:space="preserve">() </w:t>
-            </w:r>
-            <w:proofErr w:type="spellStart"/>
+              <w:t>(</w:t>
+            </w:r>
+            <w:proofErr w:type="gramEnd"/>
+            <w:r>
+              <w:rPr>
+                <w:sz w:val="20"/>
+              </w:rPr>
+              <w:t xml:space="preserve">) </w:t>
+            </w:r>
+            <w:proofErr w:type="spellStart"/>
+            <w:proofErr w:type="gramStart"/>
             <w:r>
               <w:rPr>
                 <w:sz w:val="20"/>
@@ -20825,9 +20536,17 @@
               <w:rPr>
                 <w:sz w:val="20"/>
               </w:rPr>
-              <w:t xml:space="preserve">() </w:t>
-            </w:r>
-            <w:proofErr w:type="spellStart"/>
+              <w:t>(</w:t>
+            </w:r>
+            <w:proofErr w:type="gramEnd"/>
+            <w:r>
+              <w:rPr>
+                <w:sz w:val="20"/>
+              </w:rPr>
+              <w:t xml:space="preserve">) </w:t>
+            </w:r>
+            <w:proofErr w:type="spellStart"/>
+            <w:proofErr w:type="gramStart"/>
             <w:r>
               <w:rPr>
                 <w:sz w:val="20"/>
@@ -20839,7 +20558,14 @@
               <w:rPr>
                 <w:sz w:val="20"/>
               </w:rPr>
-              <w:t>()</w:t>
+              <w:t>(</w:t>
+            </w:r>
+            <w:proofErr w:type="gramEnd"/>
+            <w:r>
+              <w:rPr>
+                <w:sz w:val="20"/>
+              </w:rPr>
+              <w:t>)</w:t>
             </w:r>
           </w:p>
         </w:tc>
@@ -21038,6 +20764,7 @@
               <w:t xml:space="preserve">) </w:t>
             </w:r>
             <w:proofErr w:type="spellStart"/>
+            <w:proofErr w:type="gramStart"/>
             <w:r>
               <w:rPr>
                 <w:sz w:val="20"/>
@@ -21049,9 +20776,17 @@
               <w:rPr>
                 <w:sz w:val="20"/>
               </w:rPr>
-              <w:t xml:space="preserve">() </w:t>
-            </w:r>
-            <w:proofErr w:type="spellStart"/>
+              <w:t>(</w:t>
+            </w:r>
+            <w:proofErr w:type="gramEnd"/>
+            <w:r>
+              <w:rPr>
+                <w:sz w:val="20"/>
+              </w:rPr>
+              <w:t xml:space="preserve">) </w:t>
+            </w:r>
+            <w:proofErr w:type="spellStart"/>
+            <w:proofErr w:type="gramStart"/>
             <w:r>
               <w:rPr>
                 <w:sz w:val="20"/>
@@ -21063,7 +20798,14 @@
               <w:rPr>
                 <w:sz w:val="20"/>
               </w:rPr>
-              <w:t>()</w:t>
+              <w:t>(</w:t>
+            </w:r>
+            <w:proofErr w:type="gramEnd"/>
+            <w:r>
+              <w:rPr>
+                <w:sz w:val="20"/>
+              </w:rPr>
+              <w:t>)</w:t>
             </w:r>
           </w:p>
         </w:tc>
@@ -21257,6 +20999,7 @@
               <w:t xml:space="preserve">) </w:t>
             </w:r>
             <w:proofErr w:type="spellStart"/>
+            <w:proofErr w:type="gramStart"/>
             <w:r>
               <w:rPr>
                 <w:sz w:val="20"/>
@@ -21268,7 +21011,14 @@
               <w:rPr>
                 <w:sz w:val="20"/>
               </w:rPr>
-              <w:t>()</w:t>
+              <w:t>(</w:t>
+            </w:r>
+            <w:proofErr w:type="gramEnd"/>
+            <w:r>
+              <w:rPr>
+                <w:sz w:val="20"/>
+              </w:rPr>
+              <w:t>)</w:t>
             </w:r>
           </w:p>
         </w:tc>
@@ -21445,6 +21195,7 @@
               <w:t xml:space="preserve">) </w:t>
             </w:r>
             <w:proofErr w:type="spellStart"/>
+            <w:proofErr w:type="gramStart"/>
             <w:r>
               <w:rPr>
                 <w:sz w:val="20"/>
@@ -21456,9 +21207,17 @@
               <w:rPr>
                 <w:sz w:val="20"/>
               </w:rPr>
-              <w:t xml:space="preserve">() </w:t>
-            </w:r>
-            <w:proofErr w:type="spellStart"/>
+              <w:t>(</w:t>
+            </w:r>
+            <w:proofErr w:type="gramEnd"/>
+            <w:r>
+              <w:rPr>
+                <w:sz w:val="20"/>
+              </w:rPr>
+              <w:t xml:space="preserve">) </w:t>
+            </w:r>
+            <w:proofErr w:type="spellStart"/>
+            <w:proofErr w:type="gramStart"/>
             <w:r>
               <w:rPr>
                 <w:sz w:val="20"/>
@@ -21470,9 +21229,17 @@
               <w:rPr>
                 <w:sz w:val="20"/>
               </w:rPr>
-              <w:t xml:space="preserve">() </w:t>
-            </w:r>
-            <w:proofErr w:type="spellStart"/>
+              <w:t>(</w:t>
+            </w:r>
+            <w:proofErr w:type="gramEnd"/>
+            <w:r>
+              <w:rPr>
+                <w:sz w:val="20"/>
+              </w:rPr>
+              <w:t xml:space="preserve">) </w:t>
+            </w:r>
+            <w:proofErr w:type="spellStart"/>
+            <w:proofErr w:type="gramStart"/>
             <w:r>
               <w:rPr>
                 <w:sz w:val="20"/>
@@ -21484,7 +21251,14 @@
               <w:rPr>
                 <w:sz w:val="20"/>
               </w:rPr>
-              <w:t>()</w:t>
+              <w:t>(</w:t>
+            </w:r>
+            <w:proofErr w:type="gramEnd"/>
+            <w:r>
+              <w:rPr>
+                <w:sz w:val="20"/>
+              </w:rPr>
+              <w:t>)</w:t>
             </w:r>
           </w:p>
         </w:tc>
@@ -21712,6 +21486,7 @@
               <w:t xml:space="preserve">) </w:t>
             </w:r>
             <w:proofErr w:type="spellStart"/>
+            <w:proofErr w:type="gramStart"/>
             <w:r>
               <w:rPr>
                 <w:sz w:val="20"/>
@@ -21723,7 +21498,14 @@
               <w:rPr>
                 <w:sz w:val="20"/>
               </w:rPr>
-              <w:t>()</w:t>
+              <w:t>(</w:t>
+            </w:r>
+            <w:proofErr w:type="gramEnd"/>
+            <w:r>
+              <w:rPr>
+                <w:sz w:val="20"/>
+              </w:rPr>
+              <w:t>)</w:t>
             </w:r>
           </w:p>
         </w:tc>
@@ -21799,7 +21581,7 @@
 </file>
 
 <file path=word/endnotes.xml><?xml version="1.0" encoding="utf-8"?>
-<w:endnotes xmlns:wpc="http://schemas.microsoft.com/office/word/2010/wordprocessingCanvas" xmlns:cx="http://schemas.microsoft.com/office/drawing/2014/chartex" xmlns:cx1="http://schemas.microsoft.com/office/drawing/2015/9/8/chartex" xmlns:cx2="http://schemas.microsoft.com/office/drawing/2015/10/21/chartex" xmlns:cx3="http://schemas.microsoft.com/office/drawing/2016/5/9/chartex" xmlns:cx4="http://schemas.microsoft.com/office/drawing/2016/5/10/chartex" xmlns:cx5="http://schemas.microsoft.com/office/drawing/2016/5/11/chartex" xmlns:cx6="http://schemas.microsoft.com/office/drawing/2016/5/12/chartex" xmlns:cx7="http://schemas.microsoft.com/office/drawing/2016/5/13/chartex" xmlns:cx8="http://schemas.microsoft.com/office/drawing/2016/5/14/chartex" xmlns:mc="http://schemas.openxmlformats.org/markup-compatibility/2006" xmlns:aink="http://schemas.microsoft.com/office/drawing/2016/ink" xmlns:am3d="http://schemas.microsoft.com/office/drawing/2017/model3d" xmlns:o="urn:schemas-microsoft-com:office:office" xmlns:r="http://schemas.openxmlformats.org/officeDocument/2006/relationships" xmlns:m="http://schemas.openxmlformats.org/officeDocument/2006/math" xmlns:v="urn:schemas-microsoft-com:vml" xmlns:wp14="http://schemas.microsoft.com/office/word/2010/wordprocessingDrawing" xmlns:wp="http://schemas.openxmlformats.org/drawingml/2006/wordprocessingDrawing" xmlns:w10="urn:schemas-microsoft-com:office:word" xmlns:w="http://schemas.openxmlformats.org/wordprocessingml/2006/main" xmlns:w14="http://schemas.microsoft.com/office/word/2010/wordml" xmlns:w15="http://schemas.microsoft.com/office/word/2012/wordml" xmlns:w16cex="http://schemas.microsoft.com/office/word/2018/wordml/cex" xmlns:w16cid="http://schemas.microsoft.com/office/word/2016/wordml/cid" xmlns:w16="http://schemas.microsoft.com/office/word/2018/wordml" xmlns:w16sdtdh="http://schemas.microsoft.com/office/word/2020/wordml/sdtdatahash" xmlns:w16se="http://schemas.microsoft.com/office/word/2015/wordml/symex" xmlns:wpg="http://schemas.microsoft.com/office/word/2010/wordprocessingGroup" xmlns:wpi="http://schemas.microsoft.com/office/word/2010/wordprocessingInk" xmlns:wne="http://schemas.microsoft.com/office/word/2006/wordml" xmlns:wps="http://schemas.microsoft.com/office/word/2010/wordprocessingShape" mc:Ignorable="w14 w15 w16se w16cid w16 w16cex w16sdtdh wp14">
+<w:endnotes xmlns:wpc="http://schemas.microsoft.com/office/word/2010/wordprocessingCanvas" xmlns:cx="http://schemas.microsoft.com/office/drawing/2014/chartex" xmlns:cx1="http://schemas.microsoft.com/office/drawing/2015/9/8/chartex" xmlns:cx2="http://schemas.microsoft.com/office/drawing/2015/10/21/chartex" xmlns:cx3="http://schemas.microsoft.com/office/drawing/2016/5/9/chartex" xmlns:cx4="http://schemas.microsoft.com/office/drawing/2016/5/10/chartex" xmlns:cx5="http://schemas.microsoft.com/office/drawing/2016/5/11/chartex" xmlns:cx6="http://schemas.microsoft.com/office/drawing/2016/5/12/chartex" xmlns:cx7="http://schemas.microsoft.com/office/drawing/2016/5/13/chartex" xmlns:cx8="http://schemas.microsoft.com/office/drawing/2016/5/14/chartex" xmlns:mc="http://schemas.openxmlformats.org/markup-compatibility/2006" xmlns:aink="http://schemas.microsoft.com/office/drawing/2016/ink" xmlns:am3d="http://schemas.microsoft.com/office/drawing/2017/model3d" xmlns:o="urn:schemas-microsoft-com:office:office" xmlns:oel="http://schemas.microsoft.com/office/2019/extlst" xmlns:r="http://schemas.openxmlformats.org/officeDocument/2006/relationships" xmlns:m="http://schemas.openxmlformats.org/officeDocument/2006/math" xmlns:v="urn:schemas-microsoft-com:vml" xmlns:wp14="http://schemas.microsoft.com/office/word/2010/wordprocessingDrawing" xmlns:wp="http://schemas.openxmlformats.org/drawingml/2006/wordprocessingDrawing" xmlns:w10="urn:schemas-microsoft-com:office:word" xmlns:w="http://schemas.openxmlformats.org/wordprocessingml/2006/main" xmlns:w14="http://schemas.microsoft.com/office/word/2010/wordml" xmlns:w15="http://schemas.microsoft.com/office/word/2012/wordml" xmlns:w16cex="http://schemas.microsoft.com/office/word/2018/wordml/cex" xmlns:w16cid="http://schemas.microsoft.com/office/word/2016/wordml/cid" xmlns:w16="http://schemas.microsoft.com/office/word/2018/wordml" xmlns:w16du="http://schemas.microsoft.com/office/word/2023/wordml/word16du" xmlns:w16sdtdh="http://schemas.microsoft.com/office/word/2020/wordml/sdtdatahash" xmlns:w16sdtfl="http://schemas.microsoft.com/office/word/2024/wordml/sdtformatlock" xmlns:w16se="http://schemas.microsoft.com/office/word/2015/wordml/symex" xmlns:wpg="http://schemas.microsoft.com/office/word/2010/wordprocessingGroup" xmlns:wpi="http://schemas.microsoft.com/office/word/2010/wordprocessingInk" xmlns:wne="http://schemas.microsoft.com/office/word/2006/wordml" xmlns:wps="http://schemas.microsoft.com/office/word/2010/wordprocessingShape" mc:Ignorable="w14 w15 w16se w16cid w16 w16cex w16sdtdh w16sdtfl w16du wp14">
   <w:endnote w:type="separator" w:id="-1">
     <w:p>
       <w:r>
@@ -21818,7 +21600,7 @@
 </file>
 
 <file path=word/footer1.xml><?xml version="1.0" encoding="utf-8"?>
-<w:ftr xmlns:wpc="http://schemas.microsoft.com/office/word/2010/wordprocessingCanvas" xmlns:cx="http://schemas.microsoft.com/office/drawing/2014/chartex" xmlns:cx1="http://schemas.microsoft.com/office/drawing/2015/9/8/chartex" xmlns:cx2="http://schemas.microsoft.com/office/drawing/2015/10/21/chartex" xmlns:cx3="http://schemas.microsoft.com/office/drawing/2016/5/9/chartex" xmlns:cx4="http://schemas.microsoft.com/office/drawing/2016/5/10/chartex" xmlns:cx5="http://schemas.microsoft.com/office/drawing/2016/5/11/chartex" xmlns:cx6="http://schemas.microsoft.com/office/drawing/2016/5/12/chartex" xmlns:cx7="http://schemas.microsoft.com/office/drawing/2016/5/13/chartex" xmlns:cx8="http://schemas.microsoft.com/office/drawing/2016/5/14/chartex" xmlns:mc="http://schemas.openxmlformats.org/markup-compatibility/2006" xmlns:aink="http://schemas.microsoft.com/office/drawing/2016/ink" xmlns:am3d="http://schemas.microsoft.com/office/drawing/2017/model3d" xmlns:o="urn:schemas-microsoft-com:office:office" xmlns:r="http://schemas.openxmlformats.org/officeDocument/2006/relationships" xmlns:m="http://schemas.openxmlformats.org/officeDocument/2006/math" xmlns:v="urn:schemas-microsoft-com:vml" xmlns:wp14="http://schemas.microsoft.com/office/word/2010/wordprocessingDrawing" xmlns:wp="http://schemas.openxmlformats.org/drawingml/2006/wordprocessingDrawing" xmlns:w10="urn:schemas-microsoft-com:office:word" xmlns:w="http://schemas.openxmlformats.org/wordprocessingml/2006/main" xmlns:w14="http://schemas.microsoft.com/office/word/2010/wordml" xmlns:w15="http://schemas.microsoft.com/office/word/2012/wordml" xmlns:w16cex="http://schemas.microsoft.com/office/word/2018/wordml/cex" xmlns:w16cid="http://schemas.microsoft.com/office/word/2016/wordml/cid" xmlns:w16="http://schemas.microsoft.com/office/word/2018/wordml" xmlns:w16sdtdh="http://schemas.microsoft.com/office/word/2020/wordml/sdtdatahash" xmlns:w16se="http://schemas.microsoft.com/office/word/2015/wordml/symex" xmlns:wpg="http://schemas.microsoft.com/office/word/2010/wordprocessingGroup" xmlns:wpi="http://schemas.microsoft.com/office/word/2010/wordprocessingInk" xmlns:wne="http://schemas.microsoft.com/office/word/2006/wordml" xmlns:wps="http://schemas.microsoft.com/office/word/2010/wordprocessingShape" mc:Ignorable="w14 w15 w16se w16cid w16 w16cex w16sdtdh wp14">
+<w:ftr xmlns:wpc="http://schemas.microsoft.com/office/word/2010/wordprocessingCanvas" xmlns:cx="http://schemas.microsoft.com/office/drawing/2014/chartex" xmlns:cx1="http://schemas.microsoft.com/office/drawing/2015/9/8/chartex" xmlns:cx2="http://schemas.microsoft.com/office/drawing/2015/10/21/chartex" xmlns:cx3="http://schemas.microsoft.com/office/drawing/2016/5/9/chartex" xmlns:cx4="http://schemas.microsoft.com/office/drawing/2016/5/10/chartex" xmlns:cx5="http://schemas.microsoft.com/office/drawing/2016/5/11/chartex" xmlns:cx6="http://schemas.microsoft.com/office/drawing/2016/5/12/chartex" xmlns:cx7="http://schemas.microsoft.com/office/drawing/2016/5/13/chartex" xmlns:cx8="http://schemas.microsoft.com/office/drawing/2016/5/14/chartex" xmlns:mc="http://schemas.openxmlformats.org/markup-compatibility/2006" xmlns:aink="http://schemas.microsoft.com/office/drawing/2016/ink" xmlns:am3d="http://schemas.microsoft.com/office/drawing/2017/model3d" xmlns:o="urn:schemas-microsoft-com:office:office" xmlns:oel="http://schemas.microsoft.com/office/2019/extlst" xmlns:r="http://schemas.openxmlformats.org/officeDocument/2006/relationships" xmlns:m="http://schemas.openxmlformats.org/officeDocument/2006/math" xmlns:v="urn:schemas-microsoft-com:vml" xmlns:wp14="http://schemas.microsoft.com/office/word/2010/wordprocessingDrawing" xmlns:wp="http://schemas.openxmlformats.org/drawingml/2006/wordprocessingDrawing" xmlns:w10="urn:schemas-microsoft-com:office:word" xmlns:w="http://schemas.openxmlformats.org/wordprocessingml/2006/main" xmlns:w14="http://schemas.microsoft.com/office/word/2010/wordml" xmlns:w15="http://schemas.microsoft.com/office/word/2012/wordml" xmlns:w16cex="http://schemas.microsoft.com/office/word/2018/wordml/cex" xmlns:w16cid="http://schemas.microsoft.com/office/word/2016/wordml/cid" xmlns:w16="http://schemas.microsoft.com/office/word/2018/wordml" xmlns:w16du="http://schemas.microsoft.com/office/word/2023/wordml/word16du" xmlns:w16sdtdh="http://schemas.microsoft.com/office/word/2020/wordml/sdtdatahash" xmlns:w16sdtfl="http://schemas.microsoft.com/office/word/2024/wordml/sdtformatlock" xmlns:w16se="http://schemas.microsoft.com/office/word/2015/wordml/symex" xmlns:wpg="http://schemas.microsoft.com/office/word/2010/wordprocessingGroup" xmlns:wpi="http://schemas.microsoft.com/office/word/2010/wordprocessingInk" xmlns:wne="http://schemas.microsoft.com/office/word/2006/wordml" xmlns:wps="http://schemas.microsoft.com/office/word/2010/wordprocessingShape" mc:Ignorable="w14 w15 w16se w16cid w16 w16cex w16sdtdh w16sdtfl w16du wp14">
   <w:p>
     <w:pPr>
       <w:jc w:val="center"/>
@@ -21901,7 +21683,7 @@
 </file>
 
 <file path=word/footnotes.xml><?xml version="1.0" encoding="utf-8"?>
-<w:footnotes xmlns:wpc="http://schemas.microsoft.com/office/word/2010/wordprocessingCanvas" xmlns:cx="http://schemas.microsoft.com/office/drawing/2014/chartex" xmlns:cx1="http://schemas.microsoft.com/office/drawing/2015/9/8/chartex" xmlns:cx2="http://schemas.microsoft.com/office/drawing/2015/10/21/chartex" xmlns:cx3="http://schemas.microsoft.com/office/drawing/2016/5/9/chartex" xmlns:cx4="http://schemas.microsoft.com/office/drawing/2016/5/10/chartex" xmlns:cx5="http://schemas.microsoft.com/office/drawing/2016/5/11/chartex" xmlns:cx6="http://schemas.microsoft.com/office/drawing/2016/5/12/chartex" xmlns:cx7="http://schemas.microsoft.com/office/drawing/2016/5/13/chartex" xmlns:cx8="http://schemas.microsoft.com/office/drawing/2016/5/14/chartex" xmlns:mc="http://schemas.openxmlformats.org/markup-compatibility/2006" xmlns:aink="http://schemas.microsoft.com/office/drawing/2016/ink" xmlns:am3d="http://schemas.microsoft.com/office/drawing/2017/model3d" xmlns:o="urn:schemas-microsoft-com:office:office" xmlns:r="http://schemas.openxmlformats.org/officeDocument/2006/relationships" xmlns:m="http://schemas.openxmlformats.org/officeDocument/2006/math" xmlns:v="urn:schemas-microsoft-com:vml" xmlns:wp14="http://schemas.microsoft.com/office/word/2010/wordprocessingDrawing" xmlns:wp="http://schemas.openxmlformats.org/drawingml/2006/wordprocessingDrawing" xmlns:w10="urn:schemas-microsoft-com:office:word" xmlns:w="http://schemas.openxmlformats.org/wordprocessingml/2006/main" xmlns:w14="http://schemas.microsoft.com/office/word/2010/wordml" xmlns:w15="http://schemas.microsoft.com/office/word/2012/wordml" xmlns:w16cex="http://schemas.microsoft.com/office/word/2018/wordml/cex" xmlns:w16cid="http://schemas.microsoft.com/office/word/2016/wordml/cid" xmlns:w16="http://schemas.microsoft.com/office/word/2018/wordml" xmlns:w16sdtdh="http://schemas.microsoft.com/office/word/2020/wordml/sdtdatahash" xmlns:w16se="http://schemas.microsoft.com/office/word/2015/wordml/symex" xmlns:wpg="http://schemas.microsoft.com/office/word/2010/wordprocessingGroup" xmlns:wpi="http://schemas.microsoft.com/office/word/2010/wordprocessingInk" xmlns:wne="http://schemas.microsoft.com/office/word/2006/wordml" xmlns:wps="http://schemas.microsoft.com/office/word/2010/wordprocessingShape" mc:Ignorable="w14 w15 w16se w16cid w16 w16cex w16sdtdh wp14">
+<w:footnotes xmlns:wpc="http://schemas.microsoft.com/office/word/2010/wordprocessingCanvas" xmlns:cx="http://schemas.microsoft.com/office/drawing/2014/chartex" xmlns:cx1="http://schemas.microsoft.com/office/drawing/2015/9/8/chartex" xmlns:cx2="http://schemas.microsoft.com/office/drawing/2015/10/21/chartex" xmlns:cx3="http://schemas.microsoft.com/office/drawing/2016/5/9/chartex" xmlns:cx4="http://schemas.microsoft.com/office/drawing/2016/5/10/chartex" xmlns:cx5="http://schemas.microsoft.com/office/drawing/2016/5/11/chartex" xmlns:cx6="http://schemas.microsoft.com/office/drawing/2016/5/12/chartex" xmlns:cx7="http://schemas.microsoft.com/office/drawing/2016/5/13/chartex" xmlns:cx8="http://schemas.microsoft.com/office/drawing/2016/5/14/chartex" xmlns:mc="http://schemas.openxmlformats.org/markup-compatibility/2006" xmlns:aink="http://schemas.microsoft.com/office/drawing/2016/ink" xmlns:am3d="http://schemas.microsoft.com/office/drawing/2017/model3d" xmlns:o="urn:schemas-microsoft-com:office:office" xmlns:oel="http://schemas.microsoft.com/office/2019/extlst" xmlns:r="http://schemas.openxmlformats.org/officeDocument/2006/relationships" xmlns:m="http://schemas.openxmlformats.org/officeDocument/2006/math" xmlns:v="urn:schemas-microsoft-com:vml" xmlns:wp14="http://schemas.microsoft.com/office/word/2010/wordprocessingDrawing" xmlns:wp="http://schemas.openxmlformats.org/drawingml/2006/wordprocessingDrawing" xmlns:w10="urn:schemas-microsoft-com:office:word" xmlns:w="http://schemas.openxmlformats.org/wordprocessingml/2006/main" xmlns:w14="http://schemas.microsoft.com/office/word/2010/wordml" xmlns:w15="http://schemas.microsoft.com/office/word/2012/wordml" xmlns:w16cex="http://schemas.microsoft.com/office/word/2018/wordml/cex" xmlns:w16cid="http://schemas.microsoft.com/office/word/2016/wordml/cid" xmlns:w16="http://schemas.microsoft.com/office/word/2018/wordml" xmlns:w16du="http://schemas.microsoft.com/office/word/2023/wordml/word16du" xmlns:w16sdtdh="http://schemas.microsoft.com/office/word/2020/wordml/sdtdatahash" xmlns:w16sdtfl="http://schemas.microsoft.com/office/word/2024/wordml/sdtformatlock" xmlns:w16se="http://schemas.microsoft.com/office/word/2015/wordml/symex" xmlns:wpg="http://schemas.microsoft.com/office/word/2010/wordprocessingGroup" xmlns:wpi="http://schemas.microsoft.com/office/word/2010/wordprocessingInk" xmlns:wne="http://schemas.microsoft.com/office/word/2006/wordml" xmlns:wps="http://schemas.microsoft.com/office/word/2010/wordprocessingShape" mc:Ignorable="w14 w15 w16se w16cid w16 w16cex w16sdtdh w16sdtfl w16du wp14">
   <w:footnote w:type="separator" w:id="-1">
     <w:p>
       <w:r>
@@ -21920,7 +21702,7 @@
 </file>
 
 <file path=word/header1.xml><?xml version="1.0" encoding="utf-8"?>
-<w:hdr xmlns:wpc="http://schemas.microsoft.com/office/word/2010/wordprocessingCanvas" xmlns:cx="http://schemas.microsoft.com/office/drawing/2014/chartex" xmlns:cx1="http://schemas.microsoft.com/office/drawing/2015/9/8/chartex" xmlns:cx2="http://schemas.microsoft.com/office/drawing/2015/10/21/chartex" xmlns:cx3="http://schemas.microsoft.com/office/drawing/2016/5/9/chartex" xmlns:cx4="http://schemas.microsoft.com/office/drawing/2016/5/10/chartex" xmlns:cx5="http://schemas.microsoft.com/office/drawing/2016/5/11/chartex" xmlns:cx6="http://schemas.microsoft.com/office/drawing/2016/5/12/chartex" xmlns:cx7="http://schemas.microsoft.com/office/drawing/2016/5/13/chartex" xmlns:cx8="http://schemas.microsoft.com/office/drawing/2016/5/14/chartex" xmlns:mc="http://schemas.openxmlformats.org/markup-compatibility/2006" xmlns:aink="http://schemas.microsoft.com/office/drawing/2016/ink" xmlns:am3d="http://schemas.microsoft.com/office/drawing/2017/model3d" xmlns:o="urn:schemas-microsoft-com:office:office" xmlns:r="http://schemas.openxmlformats.org/officeDocument/2006/relationships" xmlns:m="http://schemas.openxmlformats.org/officeDocument/2006/math" xmlns:v="urn:schemas-microsoft-com:vml" xmlns:wp14="http://schemas.microsoft.com/office/word/2010/wordprocessingDrawing" xmlns:wp="http://schemas.openxmlformats.org/drawingml/2006/wordprocessingDrawing" xmlns:w10="urn:schemas-microsoft-com:office:word" xmlns:w="http://schemas.openxmlformats.org/wordprocessingml/2006/main" xmlns:w14="http://schemas.microsoft.com/office/word/2010/wordml" xmlns:w15="http://schemas.microsoft.com/office/word/2012/wordml" xmlns:w16cex="http://schemas.microsoft.com/office/word/2018/wordml/cex" xmlns:w16cid="http://schemas.microsoft.com/office/word/2016/wordml/cid" xmlns:w16="http://schemas.microsoft.com/office/word/2018/wordml" xmlns:w16sdtdh="http://schemas.microsoft.com/office/word/2020/wordml/sdtdatahash" xmlns:w16se="http://schemas.microsoft.com/office/word/2015/wordml/symex" xmlns:wpg="http://schemas.microsoft.com/office/word/2010/wordprocessingGroup" xmlns:wpi="http://schemas.microsoft.com/office/word/2010/wordprocessingInk" xmlns:wne="http://schemas.microsoft.com/office/word/2006/wordml" xmlns:wps="http://schemas.microsoft.com/office/word/2010/wordprocessingShape" mc:Ignorable="w14 w15 w16se w16cid w16 w16cex w16sdtdh wp14">
+<w:hdr xmlns:wpc="http://schemas.microsoft.com/office/word/2010/wordprocessingCanvas" xmlns:cx="http://schemas.microsoft.com/office/drawing/2014/chartex" xmlns:cx1="http://schemas.microsoft.com/office/drawing/2015/9/8/chartex" xmlns:cx2="http://schemas.microsoft.com/office/drawing/2015/10/21/chartex" xmlns:cx3="http://schemas.microsoft.com/office/drawing/2016/5/9/chartex" xmlns:cx4="http://schemas.microsoft.com/office/drawing/2016/5/10/chartex" xmlns:cx5="http://schemas.microsoft.com/office/drawing/2016/5/11/chartex" xmlns:cx6="http://schemas.microsoft.com/office/drawing/2016/5/12/chartex" xmlns:cx7="http://schemas.microsoft.com/office/drawing/2016/5/13/chartex" xmlns:cx8="http://schemas.microsoft.com/office/drawing/2016/5/14/chartex" xmlns:mc="http://schemas.openxmlformats.org/markup-compatibility/2006" xmlns:aink="http://schemas.microsoft.com/office/drawing/2016/ink" xmlns:am3d="http://schemas.microsoft.com/office/drawing/2017/model3d" xmlns:o="urn:schemas-microsoft-com:office:office" xmlns:oel="http://schemas.microsoft.com/office/2019/extlst" xmlns:r="http://schemas.openxmlformats.org/officeDocument/2006/relationships" xmlns:m="http://schemas.openxmlformats.org/officeDocument/2006/math" xmlns:v="urn:schemas-microsoft-com:vml" xmlns:wp14="http://schemas.microsoft.com/office/word/2010/wordprocessingDrawing" xmlns:wp="http://schemas.openxmlformats.org/drawingml/2006/wordprocessingDrawing" xmlns:w10="urn:schemas-microsoft-com:office:word" xmlns:w="http://schemas.openxmlformats.org/wordprocessingml/2006/main" xmlns:w14="http://schemas.microsoft.com/office/word/2010/wordml" xmlns:w15="http://schemas.microsoft.com/office/word/2012/wordml" xmlns:w16cex="http://schemas.microsoft.com/office/word/2018/wordml/cex" xmlns:w16cid="http://schemas.microsoft.com/office/word/2016/wordml/cid" xmlns:w16="http://schemas.microsoft.com/office/word/2018/wordml" xmlns:w16du="http://schemas.microsoft.com/office/word/2023/wordml/word16du" xmlns:w16sdtdh="http://schemas.microsoft.com/office/word/2020/wordml/sdtdatahash" xmlns:w16sdtfl="http://schemas.microsoft.com/office/word/2024/wordml/sdtformatlock" xmlns:w16se="http://schemas.microsoft.com/office/word/2015/wordml/symex" xmlns:wpg="http://schemas.microsoft.com/office/word/2010/wordprocessingGroup" xmlns:wpi="http://schemas.microsoft.com/office/word/2010/wordprocessingInk" xmlns:wne="http://schemas.microsoft.com/office/word/2006/wordml" xmlns:wps="http://schemas.microsoft.com/office/word/2010/wordprocessingShape" mc:Ignorable="w14 w15 w16se w16cid w16 w16cex w16sdtdh w16sdtfl w16du wp14">
   <w:p>
     <w:pPr>
       <w:jc w:val="right"/>
@@ -22015,21 +21797,8 @@
         <w:szCs w:val="15"/>
         <w:lang w:val="en-US"/>
       </w:rPr>
-      <w:t xml:space="preserve"> </w:t>
+      <w:t xml:space="preserve"> Remota</w:t>
     </w:r>
-    <w:proofErr w:type="spellStart"/>
-    <w:r>
-      <w:rPr>
-        <w:i/>
-        <w:iCs/>
-        <w:color w:val="000000" w:themeColor="text1"/>
-        <w:sz w:val="15"/>
-        <w:szCs w:val="15"/>
-        <w:lang w:val="en-US"/>
-      </w:rPr>
-      <w:t>Remota</w:t>
-    </w:r>
-    <w:proofErr w:type="spellEnd"/>
   </w:p>
   <w:p>
     <w:pPr>
@@ -22050,7 +21819,7 @@
 </file>
 
 <file path=word/numbering.xml><?xml version="1.0" encoding="utf-8"?>
-<w:numbering xmlns:wpc="http://schemas.microsoft.com/office/word/2010/wordprocessingCanvas" xmlns:cx="http://schemas.microsoft.com/office/drawing/2014/chartex" xmlns:cx1="http://schemas.microsoft.com/office/drawing/2015/9/8/chartex" xmlns:cx2="http://schemas.microsoft.com/office/drawing/2015/10/21/chartex" xmlns:cx3="http://schemas.microsoft.com/office/drawing/2016/5/9/chartex" xmlns:cx4="http://schemas.microsoft.com/office/drawing/2016/5/10/chartex" xmlns:cx5="http://schemas.microsoft.com/office/drawing/2016/5/11/chartex" xmlns:cx6="http://schemas.microsoft.com/office/drawing/2016/5/12/chartex" xmlns:cx7="http://schemas.microsoft.com/office/drawing/2016/5/13/chartex" xmlns:cx8="http://schemas.microsoft.com/office/drawing/2016/5/14/chartex" xmlns:mc="http://schemas.openxmlformats.org/markup-compatibility/2006" xmlns:aink="http://schemas.microsoft.com/office/drawing/2016/ink" xmlns:am3d="http://schemas.microsoft.com/office/drawing/2017/model3d" xmlns:o="urn:schemas-microsoft-com:office:office" xmlns:r="http://schemas.openxmlformats.org/officeDocument/2006/relationships" xmlns:m="http://schemas.openxmlformats.org/officeDocument/2006/math" xmlns:v="urn:schemas-microsoft-com:vml" xmlns:wp14="http://schemas.microsoft.com/office/word/2010/wordprocessingDrawing" xmlns:wp="http://schemas.openxmlformats.org/drawingml/2006/wordprocessingDrawing" xmlns:w10="urn:schemas-microsoft-com:office:word" xmlns:w="http://schemas.openxmlformats.org/wordprocessingml/2006/main" xmlns:w14="http://schemas.microsoft.com/office/word/2010/wordml" xmlns:w15="http://schemas.microsoft.com/office/word/2012/wordml" xmlns:w16cex="http://schemas.microsoft.com/office/word/2018/wordml/cex" xmlns:w16cid="http://schemas.microsoft.com/office/word/2016/wordml/cid" xmlns:w16="http://schemas.microsoft.com/office/word/2018/wordml" xmlns:w16sdtdh="http://schemas.microsoft.com/office/word/2020/wordml/sdtdatahash" xmlns:w16se="http://schemas.microsoft.com/office/word/2015/wordml/symex" xmlns:wpg="http://schemas.microsoft.com/office/word/2010/wordprocessingGroup" xmlns:wpi="http://schemas.microsoft.com/office/word/2010/wordprocessingInk" xmlns:wne="http://schemas.microsoft.com/office/word/2006/wordml" xmlns:wps="http://schemas.microsoft.com/office/word/2010/wordprocessingShape" mc:Ignorable="w14 w15 w16se w16cid w16 w16cex w16sdtdh wp14">
+<w:numbering xmlns:wpc="http://schemas.microsoft.com/office/word/2010/wordprocessingCanvas" xmlns:cx="http://schemas.microsoft.com/office/drawing/2014/chartex" xmlns:cx1="http://schemas.microsoft.com/office/drawing/2015/9/8/chartex" xmlns:cx2="http://schemas.microsoft.com/office/drawing/2015/10/21/chartex" xmlns:cx3="http://schemas.microsoft.com/office/drawing/2016/5/9/chartex" xmlns:cx4="http://schemas.microsoft.com/office/drawing/2016/5/10/chartex" xmlns:cx5="http://schemas.microsoft.com/office/drawing/2016/5/11/chartex" xmlns:cx6="http://schemas.microsoft.com/office/drawing/2016/5/12/chartex" xmlns:cx7="http://schemas.microsoft.com/office/drawing/2016/5/13/chartex" xmlns:cx8="http://schemas.microsoft.com/office/drawing/2016/5/14/chartex" xmlns:mc="http://schemas.openxmlformats.org/markup-compatibility/2006" xmlns:aink="http://schemas.microsoft.com/office/drawing/2016/ink" xmlns:am3d="http://schemas.microsoft.com/office/drawing/2017/model3d" xmlns:o="urn:schemas-microsoft-com:office:office" xmlns:oel="http://schemas.microsoft.com/office/2019/extlst" xmlns:r="http://schemas.openxmlformats.org/officeDocument/2006/relationships" xmlns:m="http://schemas.openxmlformats.org/officeDocument/2006/math" xmlns:v="urn:schemas-microsoft-com:vml" xmlns:wp14="http://schemas.microsoft.com/office/word/2010/wordprocessingDrawing" xmlns:wp="http://schemas.openxmlformats.org/drawingml/2006/wordprocessingDrawing" xmlns:w10="urn:schemas-microsoft-com:office:word" xmlns:w="http://schemas.openxmlformats.org/wordprocessingml/2006/main" xmlns:w14="http://schemas.microsoft.com/office/word/2010/wordml" xmlns:w15="http://schemas.microsoft.com/office/word/2012/wordml" xmlns:w16cex="http://schemas.microsoft.com/office/word/2018/wordml/cex" xmlns:w16cid="http://schemas.microsoft.com/office/word/2016/wordml/cid" xmlns:w16="http://schemas.microsoft.com/office/word/2018/wordml" xmlns:w16du="http://schemas.microsoft.com/office/word/2023/wordml/word16du" xmlns:w16sdtdh="http://schemas.microsoft.com/office/word/2020/wordml/sdtdatahash" xmlns:w16sdtfl="http://schemas.microsoft.com/office/word/2024/wordml/sdtformatlock" xmlns:w16se="http://schemas.microsoft.com/office/word/2015/wordml/symex" xmlns:wpg="http://schemas.microsoft.com/office/word/2010/wordprocessingGroup" xmlns:wpi="http://schemas.microsoft.com/office/word/2010/wordprocessingInk" xmlns:wne="http://schemas.microsoft.com/office/word/2006/wordml" xmlns:wps="http://schemas.microsoft.com/office/word/2010/wordprocessingShape" mc:Ignorable="w14 w15 w16se w16cid w16 w16cex w16sdtdh w16sdtfl w16du wp14">
   <w:abstractNum w:abstractNumId="0" w15:restartNumberingAfterBreak="0">
     <w:nsid w:val="0C6958B2"/>
     <w:multiLevelType w:val="hybridMultilevel"/>
@@ -23275,47 +23044,47 @@
       </w:rPr>
     </w:lvl>
   </w:abstractNum>
-  <w:num w:numId="1">
+  <w:num w:numId="1" w16cid:durableId="1101609175">
     <w:abstractNumId w:val="2"/>
     <w:lvlOverride w:ilvl="0">
       <w:startOverride w:val="1"/>
     </w:lvlOverride>
   </w:num>
-  <w:num w:numId="2">
+  <w:num w:numId="2" w16cid:durableId="1227380547">
     <w:abstractNumId w:val="3"/>
   </w:num>
-  <w:num w:numId="3">
+  <w:num w:numId="3" w16cid:durableId="1335841729">
     <w:abstractNumId w:val="9"/>
   </w:num>
-  <w:num w:numId="4">
+  <w:num w:numId="4" w16cid:durableId="1632441129">
     <w:abstractNumId w:val="10"/>
   </w:num>
-  <w:num w:numId="5">
+  <w:num w:numId="5" w16cid:durableId="1357777425">
     <w:abstractNumId w:val="4"/>
   </w:num>
-  <w:num w:numId="6">
+  <w:num w:numId="6" w16cid:durableId="978533417">
     <w:abstractNumId w:val="7"/>
   </w:num>
-  <w:num w:numId="7">
+  <w:num w:numId="7" w16cid:durableId="545992099">
     <w:abstractNumId w:val="8"/>
   </w:num>
-  <w:num w:numId="8">
+  <w:num w:numId="8" w16cid:durableId="2037777250">
     <w:abstractNumId w:val="5"/>
   </w:num>
-  <w:num w:numId="9">
+  <w:num w:numId="9" w16cid:durableId="1674989009">
     <w:abstractNumId w:val="6"/>
   </w:num>
-  <w:num w:numId="10">
+  <w:num w:numId="10" w16cid:durableId="206259033">
     <w:abstractNumId w:val="1"/>
   </w:num>
-  <w:num w:numId="11">
+  <w:num w:numId="11" w16cid:durableId="1359433409">
     <w:abstractNumId w:val="0"/>
   </w:num>
 </w:numbering>
 </file>
 
 <file path=word/styles.xml><?xml version="1.0" encoding="utf-8"?>
-<w:styles xmlns:mc="http://schemas.openxmlformats.org/markup-compatibility/2006" xmlns:r="http://schemas.openxmlformats.org/officeDocument/2006/relationships" xmlns:w="http://schemas.openxmlformats.org/wordprocessingml/2006/main" xmlns:w14="http://schemas.microsoft.com/office/word/2010/wordml" xmlns:w15="http://schemas.microsoft.com/office/word/2012/wordml" xmlns:w16cex="http://schemas.microsoft.com/office/word/2018/wordml/cex" xmlns:w16cid="http://schemas.microsoft.com/office/word/2016/wordml/cid" xmlns:w16="http://schemas.microsoft.com/office/word/2018/wordml" xmlns:w16sdtdh="http://schemas.microsoft.com/office/word/2020/wordml/sdtdatahash" xmlns:w16se="http://schemas.microsoft.com/office/word/2015/wordml/symex" mc:Ignorable="w14 w15 w16se w16cid w16 w16cex w16sdtdh">
+<w:styles xmlns:mc="http://schemas.openxmlformats.org/markup-compatibility/2006" xmlns:r="http://schemas.openxmlformats.org/officeDocument/2006/relationships" xmlns:w="http://schemas.openxmlformats.org/wordprocessingml/2006/main" xmlns:w14="http://schemas.microsoft.com/office/word/2010/wordml" xmlns:w15="http://schemas.microsoft.com/office/word/2012/wordml" xmlns:w16cex="http://schemas.microsoft.com/office/word/2018/wordml/cex" xmlns:w16cid="http://schemas.microsoft.com/office/word/2016/wordml/cid" xmlns:w16="http://schemas.microsoft.com/office/word/2018/wordml" xmlns:w16du="http://schemas.microsoft.com/office/word/2023/wordml/word16du" xmlns:w16sdtdh="http://schemas.microsoft.com/office/word/2020/wordml/sdtdatahash" xmlns:w16sdtfl="http://schemas.microsoft.com/office/word/2024/wordml/sdtformatlock" xmlns:w16se="http://schemas.microsoft.com/office/word/2015/wordml/symex" mc:Ignorable="w14 w15 w16se w16cid w16 w16cex w16sdtdh w16sdtfl w16du">
   <w:docDefaults>
     <w:rPrDefault>
       <w:rPr>
@@ -24498,23 +24267,10 @@
 </file>
 
 <file path=customXml/item1.xml><?xml version="1.0" encoding="utf-8"?>
-<p:properties xmlns:p="http://schemas.microsoft.com/office/2006/metadata/properties" xmlns:xsi="http://www.w3.org/2001/XMLSchema-instance" xmlns:pc="http://schemas.microsoft.com/office/infopath/2007/PartnerControls">
-  <documentManagement>
-    <_activity xmlns="af0e00dc-74e7-4d9c-b8fc-1a484b43abbc" xsi:nil="true"/>
-  </documentManagement>
-</p:properties>
+<b:Sources xmlns:b="http://schemas.openxmlformats.org/officeDocument/2006/bibliography" xmlns="http://schemas.openxmlformats.org/officeDocument/2006/bibliography" SelectedStyle="/APASixthEditionOfficeOnline.xsl" StyleName="APA" Version="6"/>
 </file>
 
 <file path=customXml/item2.xml><?xml version="1.0" encoding="utf-8"?>
-<?mso-contentType ?>
-<FormTemplates xmlns="http://schemas.microsoft.com/sharepoint/v3/contenttype/forms">
-  <Display>DocumentLibraryForm</Display>
-  <Edit>DocumentLibraryForm</Edit>
-  <New>DocumentLibraryForm</New>
-</FormTemplates>
-</file>
-
-<file path=customXml/item3.xml><?xml version="1.0" encoding="utf-8"?>
 <ct:contentTypeSchema xmlns:ct="http://schemas.microsoft.com/office/2006/metadata/contentType" xmlns:ma="http://schemas.microsoft.com/office/2006/metadata/properties/metaAttributes" ct:_="" ma:_="" ma:contentTypeName="Documento" ma:contentTypeID="0x010100968E219E75EA3146B37DED11ACDBE296" ma:contentTypeVersion="10" ma:contentTypeDescription="Crear nuevo documento." ma:contentTypeScope="" ma:versionID="868fc731d2ff13058fb99fe8e8a46831">
   <xsd:schema xmlns:xsd="http://www.w3.org/2001/XMLSchema" xmlns:xs="http://www.w3.org/2001/XMLSchema" xmlns:p="http://schemas.microsoft.com/office/2006/metadata/properties" xmlns:ns3="af0e00dc-74e7-4d9c-b8fc-1a484b43abbc" targetNamespace="http://schemas.microsoft.com/office/2006/metadata/properties" ma:root="true" ma:fieldsID="bd08679f8959137633af3dab59ccfadc" ns3:_="">
     <xsd:import namespace="af0e00dc-74e7-4d9c-b8fc-1a484b43abbc"/>
@@ -24694,29 +24450,32 @@
 </ct:contentTypeSchema>
 </file>
 
+<file path=customXml/item3.xml><?xml version="1.0" encoding="utf-8"?>
+<?mso-contentType ?>
+<FormTemplates xmlns="http://schemas.microsoft.com/sharepoint/v3/contenttype/forms">
+  <Display>DocumentLibraryForm</Display>
+  <Edit>DocumentLibraryForm</Edit>
+  <New>DocumentLibraryForm</New>
+</FormTemplates>
+</file>
+
 <file path=customXml/item4.xml><?xml version="1.0" encoding="utf-8"?>
-<b:Sources xmlns:b="http://schemas.openxmlformats.org/officeDocument/2006/bibliography" xmlns="http://schemas.openxmlformats.org/officeDocument/2006/bibliography" SelectedStyle="/APASixthEditionOfficeOnline.xsl" StyleName="APA" Version="6"/>
+<p:properties xmlns:p="http://schemas.microsoft.com/office/2006/metadata/properties" xmlns:xsi="http://www.w3.org/2001/XMLSchema-instance" xmlns:pc="http://schemas.microsoft.com/office/infopath/2007/PartnerControls">
+  <documentManagement>
+    <_activity xmlns="af0e00dc-74e7-4d9c-b8fc-1a484b43abbc" xsi:nil="true"/>
+  </documentManagement>
+</p:properties>
 </file>
 
 <file path=customXml/itemProps1.xml><?xml version="1.0" encoding="utf-8"?>
-<ds:datastoreItem xmlns:ds="http://schemas.openxmlformats.org/officeDocument/2006/customXml" ds:itemID="{D53B3D54-DA97-4CC5-A769-4E68FFD099AF}">
+<ds:datastoreItem xmlns:ds="http://schemas.openxmlformats.org/officeDocument/2006/customXml" ds:itemID="{0A7987B5-C7B9-3544-9188-0BC030BD7910}">
   <ds:schemaRefs>
-    <ds:schemaRef ds:uri="http://schemas.microsoft.com/office/2006/metadata/properties"/>
-    <ds:schemaRef ds:uri="http://schemas.microsoft.com/office/infopath/2007/PartnerControls"/>
-    <ds:schemaRef ds:uri="af0e00dc-74e7-4d9c-b8fc-1a484b43abbc"/>
+    <ds:schemaRef ds:uri="http://schemas.openxmlformats.org/officeDocument/2006/bibliography"/>
   </ds:schemaRefs>
 </ds:datastoreItem>
 </file>
 
 <file path=customXml/itemProps2.xml><?xml version="1.0" encoding="utf-8"?>
-<ds:datastoreItem xmlns:ds="http://schemas.openxmlformats.org/officeDocument/2006/customXml" ds:itemID="{5DC957EE-869C-4D86-9EA5-9E0DC594731A}">
-  <ds:schemaRefs>
-    <ds:schemaRef ds:uri="http://schemas.microsoft.com/sharepoint/v3/contenttype/forms"/>
-  </ds:schemaRefs>
-</ds:datastoreItem>
-</file>
-
-<file path=customXml/itemProps3.xml><?xml version="1.0" encoding="utf-8"?>
 <ds:datastoreItem xmlns:ds="http://schemas.openxmlformats.org/officeDocument/2006/customXml" ds:itemID="{33EA3027-EF75-4F58-ACFA-EC26A573AE24}">
   <ds:schemaRefs>
     <ds:schemaRef ds:uri="http://schemas.microsoft.com/office/2006/metadata/contentType"/>
@@ -24734,10 +24493,20 @@
 </ds:datastoreItem>
 </file>
 
+<file path=customXml/itemProps3.xml><?xml version="1.0" encoding="utf-8"?>
+<ds:datastoreItem xmlns:ds="http://schemas.openxmlformats.org/officeDocument/2006/customXml" ds:itemID="{5DC957EE-869C-4D86-9EA5-9E0DC594731A}">
+  <ds:schemaRefs>
+    <ds:schemaRef ds:uri="http://schemas.microsoft.com/sharepoint/v3/contenttype/forms"/>
+  </ds:schemaRefs>
+</ds:datastoreItem>
+</file>
+
 <file path=customXml/itemProps4.xml><?xml version="1.0" encoding="utf-8"?>
-<ds:datastoreItem xmlns:ds="http://schemas.openxmlformats.org/officeDocument/2006/customXml" ds:itemID="{0A7987B5-C7B9-3544-9188-0BC030BD7910}">
+<ds:datastoreItem xmlns:ds="http://schemas.openxmlformats.org/officeDocument/2006/customXml" ds:itemID="{D53B3D54-DA97-4CC5-A769-4E68FFD099AF}">
   <ds:schemaRefs>
-    <ds:schemaRef ds:uri="http://schemas.openxmlformats.org/officeDocument/2006/bibliography"/>
+    <ds:schemaRef ds:uri="http://schemas.microsoft.com/office/2006/metadata/properties"/>
+    <ds:schemaRef ds:uri="http://schemas.microsoft.com/office/infopath/2007/PartnerControls"/>
+    <ds:schemaRef ds:uri="af0e00dc-74e7-4d9c-b8fc-1a484b43abbc"/>
   </ds:schemaRefs>
 </ds:datastoreItem>
 </file>
--- a/SAMR_CasosUso_Completos/Especificacion_Casos_de_Uso_SAMR_v3.docx
+++ b/SAMR_CasosUso_Completos/Especificacion_Casos_de_Uso_SAMR_v3.docx
@@ -4313,15 +4313,11 @@
     </w:p>
     <w:p>
       <w:r>
-        <w:rPr>
-          <w:noProof/>
-          <w:lang w:val="es-ES"/>
-        </w:rPr>
         <w:drawing>
-          <wp:inline distT="0" distB="0" distL="0" distR="0" wp14:anchorId="630A9EB2" wp14:editId="65E3D829">
-            <wp:extent cx="5728335" cy="4435475"/>
-            <wp:effectExtent l="0" t="0" r="5715" b="3175"/>
-            <wp:docPr id="2" name="Imagen 2"/>
+          <wp:inline distT="0" distB="0" distL="0" distR="0" wp14:anchorId="52726E0A" wp14:editId="07FE3B44">
+            <wp:extent cx="5728335" cy="3546281"/>
+            <wp:effectExtent l="0" t="0" r="5715" b="0"/>
+            <wp:docPr id="1086078046" name="Imagen 1"/>
             <wp:cNvGraphicFramePr>
               <a:graphicFrameLocks xmlns:a="http://schemas.openxmlformats.org/drawingml/2006/main" noChangeAspect="1"/>
             </wp:cNvGraphicFramePr>
@@ -4329,7 +4325,7 @@
               <a:graphicData uri="http://schemas.openxmlformats.org/drawingml/2006/picture">
                 <pic:pic xmlns:pic="http://schemas.openxmlformats.org/drawingml/2006/picture">
                   <pic:nvPicPr>
-                    <pic:cNvPr id="1" name=""/>
+                    <pic:cNvPr id="1086078046" name=""/>
                     <pic:cNvPicPr/>
                   </pic:nvPicPr>
                   <pic:blipFill>
@@ -4341,7 +4337,7 @@
                   <pic:spPr>
                     <a:xfrm>
                       <a:off x="0" y="0"/>
-                      <a:ext cx="5728335" cy="4435475"/>
+                      <a:ext cx="5735742" cy="3550867"/>
                     </a:xfrm>
                     <a:prstGeom prst="rect">
                       <a:avLst/>
@@ -4377,7 +4373,7 @@
         </w:trPr>
         <w:tc>
           <w:tcPr>
-            <w:tcW w:w="2535" w:type="dxa"/>
+            <w:tcW w:w="2461" w:type="dxa"/>
             <w:tcBorders>
               <w:top w:val="single" w:sz="2" w:space="0" w:color="BFBFBF" w:themeColor="background1" w:themeShade="BF"/>
               <w:left w:val="single" w:sz="2" w:space="0" w:color="BFBFBF" w:themeColor="background1" w:themeShade="BF"/>
@@ -4417,7 +4413,7 @@
         </w:tc>
         <w:tc>
           <w:tcPr>
-            <w:tcW w:w="6825" w:type="dxa"/>
+            <w:tcW w:w="6554" w:type="dxa"/>
             <w:tcBorders>
               <w:top w:val="single" w:sz="2" w:space="0" w:color="BFBFBF" w:themeColor="background1" w:themeShade="BF"/>
               <w:left w:val="single" w:sz="2" w:space="0" w:color="BFBFBF" w:themeColor="background1" w:themeShade="BF"/>
@@ -4466,7 +4462,7 @@
         </w:trPr>
         <w:tc>
           <w:tcPr>
-            <w:tcW w:w="2535" w:type="dxa"/>
+            <w:tcW w:w="2461" w:type="dxa"/>
             <w:tcBorders>
               <w:top w:val="single" w:sz="2" w:space="0" w:color="BFBFBF" w:themeColor="background1" w:themeShade="BF"/>
               <w:left w:val="single" w:sz="1" w:space="0" w:color="AAAAAA"/>
@@ -4501,7 +4497,7 @@
         </w:tc>
         <w:tc>
           <w:tcPr>
-            <w:tcW w:w="6825" w:type="dxa"/>
+            <w:tcW w:w="6554" w:type="dxa"/>
             <w:tcBorders>
               <w:top w:val="single" w:sz="2" w:space="0" w:color="BFBFBF" w:themeColor="background1" w:themeShade="BF"/>
               <w:left w:val="single" w:sz="1" w:space="0" w:color="AAAAAA"/>
@@ -4546,7 +4542,7 @@
         </w:trPr>
         <w:tc>
           <w:tcPr>
-            <w:tcW w:w="2535" w:type="dxa"/>
+            <w:tcW w:w="2461" w:type="dxa"/>
             <w:tcBorders>
               <w:top w:val="single" w:sz="1" w:space="0" w:color="AAAAAA"/>
               <w:left w:val="single" w:sz="1" w:space="0" w:color="AAAAAA"/>
@@ -4581,7 +4577,7 @@
         </w:tc>
         <w:tc>
           <w:tcPr>
-            <w:tcW w:w="6825" w:type="dxa"/>
+            <w:tcW w:w="6554" w:type="dxa"/>
             <w:tcBorders>
               <w:top w:val="single" w:sz="1" w:space="0" w:color="AAAAAA"/>
               <w:left w:val="single" w:sz="1" w:space="0" w:color="AAAAAA"/>
@@ -4601,14 +4597,21 @@
               <w:rPr>
                 <w:sz w:val="18"/>
                 <w:szCs w:val="18"/>
-                <w:lang w:val="en-US"/>
-              </w:rPr>
-            </w:pPr>
-            <w:r>
-              <w:rPr>
-                <w:sz w:val="20"/>
-              </w:rPr>
-              <w:t>UC-02</w:t>
+              </w:rPr>
+            </w:pPr>
+            <w:proofErr w:type="spellStart"/>
+            <w:r>
+              <w:rPr>
+                <w:sz w:val="20"/>
+              </w:rPr>
+              <w:t>Triaje</w:t>
+            </w:r>
+            <w:proofErr w:type="spellEnd"/>
+            <w:r>
+              <w:rPr>
+                <w:sz w:val="20"/>
+              </w:rPr>
+              <w:t xml:space="preserve"> Inteligente y Gestión de Solicitudes</w:t>
             </w:r>
           </w:p>
         </w:tc>
@@ -4619,7 +4622,7 @@
         </w:trPr>
         <w:tc>
           <w:tcPr>
-            <w:tcW w:w="2535" w:type="dxa"/>
+            <w:tcW w:w="2461" w:type="dxa"/>
             <w:tcBorders>
               <w:top w:val="single" w:sz="1" w:space="0" w:color="AAAAAA"/>
               <w:left w:val="single" w:sz="1" w:space="0" w:color="AAAAAA"/>
@@ -4654,7 +4657,7 @@
         </w:tc>
         <w:tc>
           <w:tcPr>
-            <w:tcW w:w="6825" w:type="dxa"/>
+            <w:tcW w:w="6554" w:type="dxa"/>
             <w:tcBorders>
               <w:top w:val="single" w:sz="1" w:space="0" w:color="AAAAAA"/>
               <w:left w:val="single" w:sz="1" w:space="0" w:color="AAAAAA"/>
@@ -4674,22 +4677,14 @@
               <w:rPr>
                 <w:sz w:val="18"/>
                 <w:szCs w:val="18"/>
-                <w:lang w:val="es-EC"/>
-              </w:rPr>
-            </w:pPr>
-            <w:proofErr w:type="spellStart"/>
-            <w:r>
-              <w:rPr>
-                <w:sz w:val="20"/>
-              </w:rPr>
-              <w:t>Triaje</w:t>
-            </w:r>
-            <w:proofErr w:type="spellEnd"/>
-            <w:r>
-              <w:rPr>
-                <w:sz w:val="20"/>
-              </w:rPr>
-              <w:t xml:space="preserve"> Inteligente y Gestión de Solicitudes</w:t>
+                <w:lang w:val="es-ES"/>
+              </w:rPr>
+            </w:pPr>
+            <w:r>
+              <w:rPr>
+                <w:sz w:val="20"/>
+              </w:rPr>
+              <w:t>Paciente (ST01)</w:t>
             </w:r>
           </w:p>
         </w:tc>
@@ -4700,7 +4695,7 @@
         </w:trPr>
         <w:tc>
           <w:tcPr>
-            <w:tcW w:w="2535" w:type="dxa"/>
+            <w:tcW w:w="2461" w:type="dxa"/>
             <w:tcBorders>
               <w:top w:val="single" w:sz="1" w:space="0" w:color="AAAAAA"/>
               <w:left w:val="single" w:sz="1" w:space="0" w:color="AAAAAA"/>
@@ -4749,7 +4744,7 @@
         </w:tc>
         <w:tc>
           <w:tcPr>
-            <w:tcW w:w="6825" w:type="dxa"/>
+            <w:tcW w:w="6554" w:type="dxa"/>
             <w:tcBorders>
               <w:top w:val="single" w:sz="1" w:space="0" w:color="AAAAAA"/>
               <w:left w:val="single" w:sz="1" w:space="0" w:color="AAAAAA"/>
@@ -4765,21 +4760,18 @@
             </w:tcMar>
           </w:tcPr>
           <w:p>
-            <w:pPr>
-              <w:rPr>
-                <w:sz w:val="18"/>
-                <w:szCs w:val="18"/>
-                <w:lang w:val="es-ES"/>
-              </w:rPr>
-            </w:pPr>
-            <w:r>
-              <w:rPr>
-                <w:sz w:val="20"/>
-              </w:rPr>
-              <w:t>Paciente (ST01)</w:t>
-            </w:r>
-          </w:p>
-          <w:p/>
+            <w:r>
+              <w:t xml:space="preserve">Bot Conversacional, Dispositivo </w:t>
+            </w:r>
+            <w:proofErr w:type="spellStart"/>
+            <w:r>
+              <w:t>IoT</w:t>
+            </w:r>
+            <w:proofErr w:type="spellEnd"/>
+            <w:r>
+              <w:t>, Med-Gemini, Personal Médico (ST02), Personal Administrativo (ST03), Centro de Asistencia (ST04)</w:t>
+            </w:r>
+          </w:p>
         </w:tc>
       </w:tr>
       <w:tr>
@@ -4788,7 +4780,7 @@
         </w:trPr>
         <w:tc>
           <w:tcPr>
-            <w:tcW w:w="2535" w:type="dxa"/>
+            <w:tcW w:w="2461" w:type="dxa"/>
             <w:tcBorders>
               <w:top w:val="single" w:sz="1" w:space="0" w:color="AAAAAA"/>
               <w:left w:val="single" w:sz="1" w:space="0" w:color="AAAAAA"/>
@@ -4811,17 +4803,23 @@
                 <w:lang w:val="en-US"/>
               </w:rPr>
             </w:pPr>
-            <w:r>
-              <w:rPr>
-                <w:sz w:val="20"/>
+            <w:proofErr w:type="spellStart"/>
+            <w:r>
+              <w:rPr>
+                <w:b/>
+                <w:bCs/>
+                <w:sz w:val="18"/>
+                <w:szCs w:val="18"/>
+                <w:lang w:val="en-US"/>
               </w:rPr>
               <w:t>Prioridad</w:t>
             </w:r>
-          </w:p>
-        </w:tc>
-        <w:tc>
-          <w:tcPr>
-            <w:tcW w:w="6825" w:type="dxa"/>
+            <w:proofErr w:type="spellEnd"/>
+          </w:p>
+        </w:tc>
+        <w:tc>
+          <w:tcPr>
+            <w:tcW w:w="6554" w:type="dxa"/>
             <w:tcBorders>
               <w:top w:val="single" w:sz="1" w:space="0" w:color="AAAAAA"/>
               <w:left w:val="single" w:sz="1" w:space="0" w:color="AAAAAA"/>
@@ -4847,96 +4845,6 @@
               <w:rPr>
                 <w:sz w:val="20"/>
               </w:rPr>
-              <w:t xml:space="preserve">Bot Conversacional, Dispositivo </w:t>
-            </w:r>
-            <w:proofErr w:type="spellStart"/>
-            <w:r>
-              <w:rPr>
-                <w:sz w:val="20"/>
-              </w:rPr>
-              <w:t>IoT</w:t>
-            </w:r>
-            <w:proofErr w:type="spellEnd"/>
-            <w:r>
-              <w:rPr>
-                <w:sz w:val="20"/>
-              </w:rPr>
-              <w:t>, Med-Gemini, Personal Médico (ST02), Personal Administrativo (ST03), Centro de Asistencia (ST04)</w:t>
-            </w:r>
-          </w:p>
-        </w:tc>
-      </w:tr>
-      <w:tr>
-        <w:trPr>
-          <w:trHeight w:val="300"/>
-        </w:trPr>
-        <w:tc>
-          <w:tcPr>
-            <w:tcW w:w="2535" w:type="dxa"/>
-            <w:tcBorders>
-              <w:top w:val="single" w:sz="1" w:space="0" w:color="AAAAAA"/>
-              <w:left w:val="single" w:sz="1" w:space="0" w:color="AAAAAA"/>
-              <w:bottom w:val="single" w:sz="1" w:space="0" w:color="AAAAAA"/>
-              <w:right w:val="single" w:sz="1" w:space="0" w:color="AAAAAA"/>
-            </w:tcBorders>
-            <w:shd w:val="clear" w:color="auto" w:fill="FFFFFF" w:themeFill="background1"/>
-            <w:tcMar>
-              <w:top w:w="40" w:type="dxa"/>
-              <w:left w:w="60" w:type="dxa"/>
-              <w:bottom w:w="40" w:type="dxa"/>
-              <w:right w:w="60" w:type="dxa"/>
-            </w:tcMar>
-          </w:tcPr>
-          <w:p>
-            <w:pPr>
-              <w:rPr>
-                <w:sz w:val="18"/>
-                <w:szCs w:val="18"/>
-                <w:lang w:val="en-US"/>
-              </w:rPr>
-            </w:pPr>
-            <w:proofErr w:type="spellStart"/>
-            <w:r>
-              <w:rPr>
-                <w:b/>
-                <w:bCs/>
-                <w:sz w:val="18"/>
-                <w:szCs w:val="18"/>
-                <w:lang w:val="en-US"/>
-              </w:rPr>
-              <w:t>Prioridad</w:t>
-            </w:r>
-            <w:proofErr w:type="spellEnd"/>
-          </w:p>
-        </w:tc>
-        <w:tc>
-          <w:tcPr>
-            <w:tcW w:w="6825" w:type="dxa"/>
-            <w:tcBorders>
-              <w:top w:val="single" w:sz="1" w:space="0" w:color="AAAAAA"/>
-              <w:left w:val="single" w:sz="1" w:space="0" w:color="AAAAAA"/>
-              <w:bottom w:val="single" w:sz="1" w:space="0" w:color="AAAAAA"/>
-              <w:right w:val="single" w:sz="1" w:space="0" w:color="AAAAAA"/>
-            </w:tcBorders>
-            <w:shd w:val="clear" w:color="auto" w:fill="FFFFFF" w:themeFill="background1"/>
-            <w:tcMar>
-              <w:top w:w="40" w:type="dxa"/>
-              <w:left w:w="60" w:type="dxa"/>
-              <w:bottom w:w="40" w:type="dxa"/>
-              <w:right w:w="60" w:type="dxa"/>
-            </w:tcMar>
-          </w:tcPr>
-          <w:p>
-            <w:pPr>
-              <w:rPr>
-                <w:sz w:val="18"/>
-                <w:szCs w:val="18"/>
-              </w:rPr>
-            </w:pPr>
-            <w:r>
-              <w:rPr>
-                <w:sz w:val="20"/>
-              </w:rPr>
               <w:t>Alta (Must)</w:t>
             </w:r>
           </w:p>
@@ -4951,68 +4859,38 @@
         <w:rPr>
           <w:sz w:val="22"/>
           <w:szCs w:val="22"/>
-          <w:lang w:val="en-US"/>
-        </w:rPr>
-      </w:pPr>
-      <w:r>
-        <w:rPr>
-          <w:sz w:val="22"/>
-          <w:szCs w:val="22"/>
-          <w:lang w:val="en-US"/>
-        </w:rPr>
-        <w:t xml:space="preserve">3.1 </w:t>
-      </w:r>
-      <w:proofErr w:type="spellStart"/>
-      <w:r>
-        <w:rPr>
-          <w:sz w:val="22"/>
-          <w:szCs w:val="22"/>
-          <w:lang w:val="en-US"/>
-        </w:rPr>
-        <w:t>Descripción</w:t>
-      </w:r>
-      <w:proofErr w:type="spellEnd"/>
+        </w:rPr>
+      </w:pPr>
+      <w:r>
+        <w:rPr>
+          <w:sz w:val="22"/>
+          <w:szCs w:val="22"/>
+        </w:rPr>
+        <w:t>3.1 Descripción</w:t>
+      </w:r>
     </w:p>
     <w:p>
       <w:pPr>
         <w:spacing w:before="240" w:after="100"/>
       </w:pPr>
       <w:r>
-        <w:rPr>
-          <w:szCs w:val="22"/>
-          <w:lang w:val="es-ES"/>
-        </w:rPr>
-        <w:t xml:space="preserve">El paciente inicia una solicitud de atención médica mediante el </w:t>
+        <w:t xml:space="preserve">El Paciente inicia una solicitud de atención médica a través de tres modalidades: el Bot Conversacional (guiado), un formulario autónomo, o el botón de alerta de emergencia con datos del Dispositivo </w:t>
       </w:r>
       <w:proofErr w:type="spellStart"/>
       <w:r>
-        <w:rPr>
-          <w:szCs w:val="22"/>
-          <w:lang w:val="es-ES"/>
-        </w:rPr>
-        <w:t>bot</w:t>
+        <w:t>IoT</w:t>
       </w:r>
       <w:proofErr w:type="spellEnd"/>
       <w:r>
-        <w:rPr>
-          <w:szCs w:val="22"/>
-          <w:lang w:val="es-ES"/>
-        </w:rPr>
-        <w:t xml:space="preserve"> conversacional utilizando texto o voz.</w:t>
-      </w:r>
-      <w:r>
-        <w:rPr>
-          <w:szCs w:val="22"/>
-          <w:lang w:val="es-ES"/>
-        </w:rPr>
-        <w:t xml:space="preserve"> </w:t>
-      </w:r>
-      <w:r>
-        <w:rPr>
-          <w:szCs w:val="22"/>
-          <w:lang w:val="es-ES"/>
-        </w:rPr>
-        <w:t>SAMR envía la información clínica a Med-Gemini para clasificar el nivel de riesgo, generar una explicación comprensible (XAI) y asignar automáticamente el caso al personal médico y al centro de asistencia más adecuado según disponibilidad, especialidad y ubicación.</w:t>
+        <w:t xml:space="preserve">. El Módulo de Solicitudes (M2) envía la información clínica a Med-Gemini, que clasifica el nivel de riesgo y genera una explicación comprensible (XAI). El Motor de </w:t>
+      </w:r>
+      <w:proofErr w:type="spellStart"/>
+      <w:r>
+        <w:t>Matching</w:t>
+      </w:r>
+      <w:proofErr w:type="spellEnd"/>
+      <w:r>
+        <w:t xml:space="preserve"> asigna automáticamente el caso al Personal Médico y al Centro de Asistencia más adecuado según disponibilidad, especialidad y ubicación.</w:t>
       </w:r>
     </w:p>
     <w:p>
@@ -5063,7 +4941,23 @@
           <w:szCs w:val="22"/>
           <w:lang w:val="es-EC"/>
         </w:rPr>
-        <w:t xml:space="preserve">El paciente se encuentra registrado y autenticado en SAMR. </w:t>
+        <w:t xml:space="preserve">El paciente se encuentra registrado y autenticado en </w:t>
+      </w:r>
+      <w:r>
+        <w:rPr>
+          <w:sz w:val="22"/>
+          <w:szCs w:val="22"/>
+          <w:lang w:val="es-EC"/>
+        </w:rPr>
+        <w:t>la aplicación</w:t>
+      </w:r>
+      <w:r>
+        <w:rPr>
+          <w:sz w:val="22"/>
+          <w:szCs w:val="22"/>
+          <w:lang w:val="es-EC"/>
+        </w:rPr>
+        <w:t xml:space="preserve">. </w:t>
       </w:r>
     </w:p>
     <w:p>
@@ -5148,7 +5042,6 @@
           <w:szCs w:val="22"/>
           <w:lang w:val="en-US"/>
         </w:rPr>
-        <w:lastRenderedPageBreak/>
         <w:t>Existe</w:t>
       </w:r>
       <w:proofErr w:type="spellEnd"/>
@@ -5217,6 +5110,46 @@
           <w:lang w:val="es-EC"/>
         </w:rPr>
         <w:t>El centro de asistencia posee disponibilidad para recibir solicitudes.</w:t>
+      </w:r>
+    </w:p>
+    <w:p>
+      <w:pPr>
+        <w:pStyle w:val="Prrafodelista"/>
+        <w:numPr>
+          <w:ilvl w:val="0"/>
+          <w:numId w:val="3"/>
+        </w:numPr>
+        <w:rPr>
+          <w:sz w:val="22"/>
+          <w:szCs w:val="22"/>
+          <w:lang w:val="es-EC"/>
+        </w:rPr>
+      </w:pPr>
+      <w:r>
+        <w:rPr>
+          <w:sz w:val="22"/>
+          <w:szCs w:val="22"/>
+          <w:lang w:val="es-EC"/>
+        </w:rPr>
+        <w:t xml:space="preserve">El dispositivo </w:t>
+      </w:r>
+      <w:proofErr w:type="spellStart"/>
+      <w:r>
+        <w:rPr>
+          <w:sz w:val="22"/>
+          <w:szCs w:val="22"/>
+          <w:lang w:val="es-EC"/>
+        </w:rPr>
+        <w:t>IoT</w:t>
+      </w:r>
+      <w:proofErr w:type="spellEnd"/>
+      <w:r>
+        <w:rPr>
+          <w:sz w:val="22"/>
+          <w:szCs w:val="22"/>
+          <w:lang w:val="es-EC"/>
+        </w:rPr>
+        <w:t xml:space="preserve"> del Paciente se encuentra vinculado y operativo </w:t>
       </w:r>
     </w:p>
     <w:p>
@@ -5295,6 +5228,7 @@
                 <w:sz w:val="18"/>
                 <w:szCs w:val="18"/>
               </w:rPr>
+              <w:lastRenderedPageBreak/>
               <w:t>Paso</w:t>
             </w:r>
           </w:p>
@@ -5822,7 +5756,21 @@
               <w:rPr>
                 <w:sz w:val="20"/>
               </w:rPr>
-              <w:t xml:space="preserve">El Personal Médico recibe la notificación de asignación con el resumen del </w:t>
+              <w:t xml:space="preserve">El Motor de </w:t>
+            </w:r>
+            <w:proofErr w:type="spellStart"/>
+            <w:r>
+              <w:rPr>
+                <w:sz w:val="20"/>
+              </w:rPr>
+              <w:t>Matching</w:t>
+            </w:r>
+            <w:proofErr w:type="spellEnd"/>
+            <w:r>
+              <w:rPr>
+                <w:sz w:val="20"/>
+              </w:rPr>
+              <w:t xml:space="preserve"> notifica al Personal Médico y al Centro de Asistencia asignados, incluyendo el resumen del </w:t>
             </w:r>
             <w:proofErr w:type="spellStart"/>
             <w:r>
@@ -6332,6 +6280,7 @@
         <w:rPr>
           <w:noProof/>
         </w:rPr>
+        <w:lastRenderedPageBreak/>
         <w:drawing>
           <wp:inline distT="0" distB="0" distL="0" distR="0" wp14:anchorId="694E1DC0" wp14:editId="49A23980">
             <wp:extent cx="5728335" cy="4264025"/>
@@ -7007,7 +6956,6 @@
           <w:szCs w:val="22"/>
           <w:lang w:val="es-EC"/>
         </w:rPr>
-        <w:lastRenderedPageBreak/>
         <w:t>4</w:t>
       </w:r>
       <w:r>
@@ -7158,6 +7106,7 @@
               <w:rPr>
                 <w:sz w:val="20"/>
               </w:rPr>
+              <w:lastRenderedPageBreak/>
               <w:t>1</w:t>
             </w:r>
           </w:p>
@@ -8017,6 +7966,7 @@
         <w:rPr>
           <w:noProof/>
         </w:rPr>
+        <w:lastRenderedPageBreak/>
         <w:drawing>
           <wp:inline distT="0" distB="0" distL="0" distR="0" wp14:anchorId="2C744967" wp14:editId="46462CD3">
             <wp:extent cx="5728335" cy="4656455"/>
@@ -8856,7 +8806,6 @@
           <w:szCs w:val="22"/>
           <w:lang w:val="es-EC"/>
         </w:rPr>
-        <w:lastRenderedPageBreak/>
         <w:t xml:space="preserve">El historial clínico del paciente se encuentra disponible. </w:t>
       </w:r>
     </w:p>
@@ -8932,6 +8881,7 @@
           <w:szCs w:val="22"/>
           <w:lang w:val="es-EC"/>
         </w:rPr>
+        <w:lastRenderedPageBreak/>
         <w:t>5</w:t>
       </w:r>
       <w:r>
@@ -10031,7 +9981,6 @@
           <w:szCs w:val="22"/>
           <w:lang w:val="es-EC"/>
         </w:rPr>
-        <w:lastRenderedPageBreak/>
         <w:t xml:space="preserve">La atención médica queda registrada en el historial clínico del paciente. </w:t>
       </w:r>
     </w:p>
@@ -10101,6 +10050,7 @@
           <w:szCs w:val="22"/>
           <w:lang w:val="es-EC"/>
         </w:rPr>
+        <w:lastRenderedPageBreak/>
         <w:t xml:space="preserve">Los eventos de la </w:t>
       </w:r>
       <w:proofErr w:type="spellStart"/>
@@ -10813,7 +10763,6 @@
           <w:szCs w:val="22"/>
           <w:lang w:val="es-EC"/>
         </w:rPr>
-        <w:lastRenderedPageBreak/>
         <w:t xml:space="preserve">El Auditor del MSP ha iniciado sesión correctamente en la plataforma con el rol respectivo asignado. </w:t>
       </w:r>
     </w:p>
@@ -10860,6 +10809,7 @@
           <w:szCs w:val="22"/>
           <w:lang w:val="es-EC"/>
         </w:rPr>
+        <w:lastRenderedPageBreak/>
         <w:t xml:space="preserve">Existen logs de auditoría generados y almacenados de forma inmutable en el repositorio persistente. </w:t>
       </w:r>
     </w:p>
@@ -11932,7 +11882,6 @@
               <w:rPr>
                 <w:sz w:val="20"/>
               </w:rPr>
-              <w:lastRenderedPageBreak/>
               <w:t>Usuario / Paciente</w:t>
             </w:r>
           </w:p>
@@ -12104,6 +12053,7 @@
               <w:rPr>
                 <w:sz w:val="20"/>
               </w:rPr>
+              <w:lastRenderedPageBreak/>
               <w:t>FormularioRegistro</w:t>
             </w:r>
             <w:proofErr w:type="spellEnd"/>
@@ -13377,21 +13327,7 @@
         <w:rPr>
           <w:lang w:val="es-EC"/>
         </w:rPr>
-        <w:t xml:space="preserve"> por </w:t>
-      </w:r>
-      <w:proofErr w:type="gramStart"/>
-      <w:r>
-        <w:rPr>
-          <w:lang w:val="es-EC"/>
-        </w:rPr>
-        <w:t>línea</w:t>
-      </w:r>
-      <w:proofErr w:type="gramEnd"/>
-      <w:r>
-        <w:rPr>
-          <w:lang w:val="es-EC"/>
-        </w:rPr>
-        <w:t xml:space="preserve"> del flujo proporcionado:</w:t>
+        <w:t xml:space="preserve"> por línea del flujo proporcionado:</w:t>
       </w:r>
     </w:p>
     <w:tbl>
@@ -16554,7 +16490,6 @@
           <w:szCs w:val="22"/>
           <w:lang w:val="es-EC"/>
         </w:rPr>
-        <w:lastRenderedPageBreak/>
         <w:t xml:space="preserve">4.3 Análisis de </w:t>
       </w:r>
       <w:r>
@@ -16599,6 +16534,7 @@
         <w:rPr>
           <w:lang w:val="es-EC"/>
         </w:rPr>
+        <w:lastRenderedPageBreak/>
         <w:t xml:space="preserve">Las relaciones se identifican analizando los sustantivos (entidades) que </w:t>
       </w:r>
       <w:proofErr w:type="spellStart"/>
@@ -16641,21 +16577,7 @@
         <w:rPr>
           <w:lang w:val="es-EC"/>
         </w:rPr>
-        <w:t xml:space="preserve"> por </w:t>
-      </w:r>
-      <w:proofErr w:type="gramStart"/>
-      <w:r>
-        <w:rPr>
-          <w:lang w:val="es-EC"/>
-        </w:rPr>
-        <w:t>línea</w:t>
-      </w:r>
-      <w:proofErr w:type="gramEnd"/>
-      <w:r>
-        <w:rPr>
-          <w:lang w:val="es-EC"/>
-        </w:rPr>
-        <w:t xml:space="preserve"> del flujo proporcionado:</w:t>
+        <w:t xml:space="preserve"> por línea del flujo proporcionado:</w:t>
       </w:r>
     </w:p>
     <w:tbl>
@@ -19298,7 +19220,6 @@
           <w:szCs w:val="22"/>
           <w:lang w:val="es-EC"/>
         </w:rPr>
-        <w:lastRenderedPageBreak/>
         <w:t xml:space="preserve">5. Tabla </w:t>
       </w:r>
       <w:r>
@@ -19327,6 +19248,7 @@
         <w:rPr>
           <w:lang w:val="es-EC"/>
         </w:rPr>
+        <w:lastRenderedPageBreak/>
         <w:t>Esta tabla consolida la información del Modelo de Dominio a partir de dos análisis complementarios realizados sobre la especificación de casos de uso:</w:t>
       </w:r>
     </w:p>
@@ -23579,7 +23501,6 @@
   <w:style w:type="character" w:default="1" w:styleId="Fuentedeprrafopredeter">
     <w:name w:val="Default Paragraph Font"/>
     <w:uiPriority w:val="1"/>
-    <w:semiHidden/>
     <w:unhideWhenUsed/>
   </w:style>
   <w:style w:type="table" w:default="1" w:styleId="Tablanormal">
@@ -24267,10 +24188,6 @@
 </file>
 
 <file path=customXml/item1.xml><?xml version="1.0" encoding="utf-8"?>
-<b:Sources xmlns:b="http://schemas.openxmlformats.org/officeDocument/2006/bibliography" xmlns="http://schemas.openxmlformats.org/officeDocument/2006/bibliography" SelectedStyle="/APASixthEditionOfficeOnline.xsl" StyleName="APA" Version="6"/>
-</file>
-
-<file path=customXml/item2.xml><?xml version="1.0" encoding="utf-8"?>
 <ct:contentTypeSchema xmlns:ct="http://schemas.microsoft.com/office/2006/metadata/contentType" xmlns:ma="http://schemas.microsoft.com/office/2006/metadata/properties/metaAttributes" ct:_="" ma:_="" ma:contentTypeName="Documento" ma:contentTypeID="0x010100968E219E75EA3146B37DED11ACDBE296" ma:contentTypeVersion="10" ma:contentTypeDescription="Crear nuevo documento." ma:contentTypeScope="" ma:versionID="868fc731d2ff13058fb99fe8e8a46831">
   <xsd:schema xmlns:xsd="http://www.w3.org/2001/XMLSchema" xmlns:xs="http://www.w3.org/2001/XMLSchema" xmlns:p="http://schemas.microsoft.com/office/2006/metadata/properties" xmlns:ns3="af0e00dc-74e7-4d9c-b8fc-1a484b43abbc" targetNamespace="http://schemas.microsoft.com/office/2006/metadata/properties" ma:root="true" ma:fieldsID="bd08679f8959137633af3dab59ccfadc" ns3:_="">
     <xsd:import namespace="af0e00dc-74e7-4d9c-b8fc-1a484b43abbc"/>
@@ -24450,7 +24367,19 @@
 </ct:contentTypeSchema>
 </file>
 
+<file path=customXml/item2.xml><?xml version="1.0" encoding="utf-8"?>
+<b:Sources xmlns:b="http://schemas.openxmlformats.org/officeDocument/2006/bibliography" xmlns="http://schemas.openxmlformats.org/officeDocument/2006/bibliography" SelectedStyle="/APASixthEditionOfficeOnline.xsl" StyleName="APA" Version="6"/>
+</file>
+
 <file path=customXml/item3.xml><?xml version="1.0" encoding="utf-8"?>
+<p:properties xmlns:p="http://schemas.microsoft.com/office/2006/metadata/properties" xmlns:xsi="http://www.w3.org/2001/XMLSchema-instance" xmlns:pc="http://schemas.microsoft.com/office/infopath/2007/PartnerControls">
+  <documentManagement>
+    <_activity xmlns="af0e00dc-74e7-4d9c-b8fc-1a484b43abbc" xsi:nil="true"/>
+  </documentManagement>
+</p:properties>
+</file>
+
+<file path=customXml/item4.xml><?xml version="1.0" encoding="utf-8"?>
 <?mso-contentType ?>
 <FormTemplates xmlns="http://schemas.microsoft.com/sharepoint/v3/contenttype/forms">
   <Display>DocumentLibraryForm</Display>
@@ -24459,23 +24388,7 @@
 </FormTemplates>
 </file>
 
-<file path=customXml/item4.xml><?xml version="1.0" encoding="utf-8"?>
-<p:properties xmlns:p="http://schemas.microsoft.com/office/2006/metadata/properties" xmlns:xsi="http://www.w3.org/2001/XMLSchema-instance" xmlns:pc="http://schemas.microsoft.com/office/infopath/2007/PartnerControls">
-  <documentManagement>
-    <_activity xmlns="af0e00dc-74e7-4d9c-b8fc-1a484b43abbc" xsi:nil="true"/>
-  </documentManagement>
-</p:properties>
-</file>
-
 <file path=customXml/itemProps1.xml><?xml version="1.0" encoding="utf-8"?>
-<ds:datastoreItem xmlns:ds="http://schemas.openxmlformats.org/officeDocument/2006/customXml" ds:itemID="{0A7987B5-C7B9-3544-9188-0BC030BD7910}">
-  <ds:schemaRefs>
-    <ds:schemaRef ds:uri="http://schemas.openxmlformats.org/officeDocument/2006/bibliography"/>
-  </ds:schemaRefs>
-</ds:datastoreItem>
-</file>
-
-<file path=customXml/itemProps2.xml><?xml version="1.0" encoding="utf-8"?>
 <ds:datastoreItem xmlns:ds="http://schemas.openxmlformats.org/officeDocument/2006/customXml" ds:itemID="{33EA3027-EF75-4F58-ACFA-EC26A573AE24}">
   <ds:schemaRefs>
     <ds:schemaRef ds:uri="http://schemas.microsoft.com/office/2006/metadata/contentType"/>
@@ -24493,15 +24406,15 @@
 </ds:datastoreItem>
 </file>
 
-<file path=customXml/itemProps3.xml><?xml version="1.0" encoding="utf-8"?>
-<ds:datastoreItem xmlns:ds="http://schemas.openxmlformats.org/officeDocument/2006/customXml" ds:itemID="{5DC957EE-869C-4D86-9EA5-9E0DC594731A}">
+<file path=customXml/itemProps2.xml><?xml version="1.0" encoding="utf-8"?>
+<ds:datastoreItem xmlns:ds="http://schemas.openxmlformats.org/officeDocument/2006/customXml" ds:itemID="{0A7987B5-C7B9-3544-9188-0BC030BD7910}">
   <ds:schemaRefs>
-    <ds:schemaRef ds:uri="http://schemas.microsoft.com/sharepoint/v3/contenttype/forms"/>
+    <ds:schemaRef ds:uri="http://schemas.openxmlformats.org/officeDocument/2006/bibliography"/>
   </ds:schemaRefs>
 </ds:datastoreItem>
 </file>
 
-<file path=customXml/itemProps4.xml><?xml version="1.0" encoding="utf-8"?>
+<file path=customXml/itemProps3.xml><?xml version="1.0" encoding="utf-8"?>
 <ds:datastoreItem xmlns:ds="http://schemas.openxmlformats.org/officeDocument/2006/customXml" ds:itemID="{D53B3D54-DA97-4CC5-A769-4E68FFD099AF}">
   <ds:schemaRefs>
     <ds:schemaRef ds:uri="http://schemas.microsoft.com/office/2006/metadata/properties"/>
@@ -24509,4 +24422,12 @@
     <ds:schemaRef ds:uri="af0e00dc-74e7-4d9c-b8fc-1a484b43abbc"/>
   </ds:schemaRefs>
 </ds:datastoreItem>
+</file>
+
+<file path=customXml/itemProps4.xml><?xml version="1.0" encoding="utf-8"?>
+<ds:datastoreItem xmlns:ds="http://schemas.openxmlformats.org/officeDocument/2006/customXml" ds:itemID="{5DC957EE-869C-4D86-9EA5-9E0DC594731A}">
+  <ds:schemaRefs>
+    <ds:schemaRef ds:uri="http://schemas.microsoft.com/sharepoint/v3/contenttype/forms"/>
+  </ds:schemaRefs>
+</ds:datastoreItem>
 </file>